--- a/story-making-manual.docx
+++ b/story-making-manual.docx
@@ -5688,7 +5688,7 @@
       </w:r>
     </w:p>
     <w:bookmarkEnd w:id="178"/>
-    <w:bookmarkStart w:id="183" w:name="사건-사슬-만들기-1"/>
+    <w:bookmarkStart w:id="186" w:name="사건-사슬-만들기-1"/>
     <w:p>
       <w:pPr>
         <w:pStyle w:val="Heading1"/>
@@ -5705,7 +5705,7 @@
         <w:t xml:space="preserve">좋은 이야기는 사건이 인과관계로 연결된다.</w:t>
       </w:r>
     </w:p>
-    <w:bookmarkStart w:id="179" w:name="기본-구조"/>
+    <w:bookmarkStart w:id="182" w:name="기본-구조"/>
     <w:p>
       <w:pPr>
         <w:pStyle w:val="Heading2"/>
@@ -5716,44 +5716,63 @@
     </w:p>
     <w:p>
       <w:pPr>
-        <w:pStyle w:val="SourceCode"/>
-      </w:pPr>
-      <w:r>
-        <w:rPr>
-          <w:rStyle w:val="VerbatimChar"/>
-        </w:rPr>
-        <w:t xml:space="preserve">flowchart LR</w:t>
-      </w:r>
-      <w:r>
-        <w:br/>
-      </w:r>
-      <w:r>
-        <w:rPr>
-          <w:rStyle w:val="VerbatimChar"/>
-        </w:rPr>
-        <w:t xml:space="preserve">발단 --&gt; 전환점</w:t>
-      </w:r>
-      <w:r>
-        <w:br/>
-      </w:r>
-      <w:r>
-        <w:rPr>
-          <w:rStyle w:val="VerbatimChar"/>
-        </w:rPr>
-        <w:t xml:space="preserve">전환점 --&gt; 위기</w:t>
-      </w:r>
-      <w:r>
-        <w:br/>
-      </w:r>
-      <w:r>
-        <w:rPr>
-          <w:rStyle w:val="VerbatimChar"/>
-        </w:rPr>
-        <w:t xml:space="preserve">위기 --&gt; 클라이맥스</w:t>
-      </w:r>
-    </w:p>
-    <w:bookmarkEnd w:id="179"/>
-    <w:bookmarkStart w:id="182" w:name="체크리스트-2"/>
+        <w:pStyle w:val="FirstParagraph"/>
+      </w:pPr>
+    </w:p>
+    <w:p>
+      <w:pPr>
+        <w:pStyle w:val="BodyText"/>
+      </w:pPr>
+      <w:r>
+        <w:drawing>
+          <wp:inline>
+            <wp:extent cx="5334000" cy="641485"/>
+            <wp:effectExtent b="0" l="0" r="0" t="0"/>
+            <wp:docPr descr="" title="" id="180" name="Picture"/>
+            <a:graphic>
+              <a:graphicData uri="http://schemas.openxmlformats.org/drawingml/2006/picture">
+                <pic:pic>
+                  <pic:nvPicPr>
+                    <pic:cNvPr descr="part7/사건%20사슬%20만들기_files/figure-docx/mermaid-figure-2.png" id="181" name="Picture"/>
+                    <pic:cNvPicPr>
+                      <a:picLocks noChangeArrowheads="1" noChangeAspect="1"/>
+                    </pic:cNvPicPr>
+                  </pic:nvPicPr>
+                  <pic:blipFill>
+                    <a:blip r:embed="rId179"/>
+                    <a:stretch>
+                      <a:fillRect/>
+                    </a:stretch>
+                  </pic:blipFill>
+                  <pic:spPr bwMode="auto">
+                    <a:xfrm>
+                      <a:off x="0" y="0"/>
+                      <a:ext cx="5334000" cy="641485"/>
+                    </a:xfrm>
+                    <a:prstGeom prst="rect">
+                      <a:avLst/>
+                    </a:prstGeom>
+                    <a:noFill/>
+                    <a:ln w="9525">
+                      <a:noFill/>
+                      <a:headEnd/>
+                      <a:tailEnd/>
+                    </a:ln>
+                  </pic:spPr>
+                </pic:pic>
+              </a:graphicData>
+            </a:graphic>
+          </wp:inline>
+        </w:drawing>
+      </w:r>
+    </w:p>
+    <w:p>
+      <w:pPr>
+        <w:pStyle w:val="BodyText"/>
+      </w:pPr>
+    </w:p>
+    <w:bookmarkEnd w:id="182"/>
+    <w:bookmarkStart w:id="185" w:name="체크리스트-2"/>
     <w:p>
       <w:pPr>
         <w:pStyle w:val="Heading2"/>
@@ -5839,12 +5858,12 @@
                 <wp:inline>
                   <wp:extent cx="152400" cy="152400"/>
                   <wp:effectExtent b="0" l="0" r="0" t="0"/>
-                  <wp:docPr descr="" title="" id="180" name="Picture"/>
+                  <wp:docPr descr="" title="" id="183" name="Picture"/>
                   <a:graphic>
                     <a:graphicData uri="http://schemas.openxmlformats.org/drawingml/2006/picture">
                       <pic:pic>
                         <pic:nvPicPr>
-                          <pic:cNvPr descr="C:\Users\HEC\AppData\Local\Programs\Quarto\share\formats\docx\tip.png" id="181" name="Picture"/>
+                          <pic:cNvPr descr="C:\Users\HEC\AppData\Local\Programs\Quarto\share\formats\docx\tip.png" id="184" name="Picture"/>
                           <pic:cNvPicPr>
                             <a:picLocks noChangeArrowheads="1" noChangeAspect="1"/>
                           </pic:cNvPicPr>
@@ -5914,8 +5933,8 @@
         </w:tc>
       </w:tr>
     </w:tbl>
-    <w:bookmarkEnd w:id="182"/>
-    <w:bookmarkEnd w:id="183"/>
+    <w:bookmarkEnd w:id="185"/>
+    <w:bookmarkEnd w:id="186"/>
     <w:sectPr>
       <w:footnotePr>
         <w:numRestart w:val="eachSect"/>

--- a/story-making-manual.docx
+++ b/story-making-manual.docx
@@ -15,7 +15,7 @@
         <w:pStyle w:val="Author"/>
       </w:pPr>
       <w:r>
-        <w:t xml:space="preserve">Norah Jones</w:t>
+        <w:t xml:space="preserve">hnanmal</w:t>
       </w:r>
     </w:p>
     <w:p>
@@ -5935,6 +5935,7012 @@
     </w:tbl>
     <w:bookmarkEnd w:id="185"/>
     <w:bookmarkEnd w:id="186"/>
+    <w:bookmarkStart w:id="187" w:name="플롯의-정의"/>
+    <w:p>
+      <w:pPr>
+        <w:pStyle w:val="Heading1"/>
+      </w:pPr>
+      <w:r>
+        <w:t xml:space="preserve">79. 플롯의 정의</w:t>
+      </w:r>
+    </w:p>
+    <w:bookmarkEnd w:id="187"/>
+    <w:bookmarkStart w:id="189" w:name="플롯의-정의-1"/>
+    <w:p>
+      <w:pPr>
+        <w:pStyle w:val="Heading1"/>
+      </w:pPr>
+      <w:r>
+        <w:t xml:space="preserve">80. 플롯의 정의</w:t>
+      </w:r>
+    </w:p>
+    <w:p>
+      <w:pPr>
+        <w:pStyle w:val="FirstParagraph"/>
+      </w:pPr>
+      <w:r>
+        <w:t xml:space="preserve">플롯은 사건들을 의미 있는 순서로 배열한 구조이다.</w:t>
+      </w:r>
+    </w:p>
+    <w:bookmarkStart w:id="188" w:name="공식-1"/>
+    <w:p>
+      <w:pPr>
+        <w:pStyle w:val="Heading2"/>
+      </w:pPr>
+      <w:r>
+        <w:t xml:space="preserve">80.1 공식</w:t>
+      </w:r>
+    </w:p>
+    <w:p>
+      <w:pPr>
+        <w:pStyle w:val="FirstParagraph"/>
+      </w:pPr>
+      <w:r>
+        <w:t xml:space="preserve">사건 + 인과관계 = 플롯</w:t>
+      </w:r>
+    </w:p>
+    <w:p>
+      <w:pPr>
+        <w:pStyle w:val="BodyText"/>
+      </w:pPr>
+      <w:r>
+        <w:t xml:space="preserve">스토리가 재료라면 플롯은 설계도이다.</w:t>
+      </w:r>
+    </w:p>
+    <w:bookmarkEnd w:id="188"/>
+    <w:bookmarkEnd w:id="189"/>
+    <w:bookmarkStart w:id="190" w:name="원인과-결과"/>
+    <w:p>
+      <w:pPr>
+        <w:pStyle w:val="Heading1"/>
+      </w:pPr>
+      <w:r>
+        <w:t xml:space="preserve">81. 원인과 결과</w:t>
+      </w:r>
+    </w:p>
+    <w:bookmarkEnd w:id="190"/>
+    <w:bookmarkStart w:id="191" w:name="원인과-결과-1"/>
+    <w:p>
+      <w:pPr>
+        <w:pStyle w:val="Heading1"/>
+      </w:pPr>
+      <w:r>
+        <w:t xml:space="preserve">82. 원인과 결과</w:t>
+      </w:r>
+    </w:p>
+    <w:p>
+      <w:pPr>
+        <w:pStyle w:val="FirstParagraph"/>
+      </w:pPr>
+      <w:r>
+        <w:t xml:space="preserve">좋은 플롯은 사건들이 인과관계로 연결된다.</w:t>
+      </w:r>
+    </w:p>
+    <w:p>
+      <w:pPr>
+        <w:pStyle w:val="BodyText"/>
+      </w:pPr>
+      <w:r>
+        <w:t xml:space="preserve">A 사건 → B 사건 → C 사건</w:t>
+      </w:r>
+    </w:p>
+    <w:p>
+      <w:pPr>
+        <w:pStyle w:val="BodyText"/>
+      </w:pPr>
+      <w:r>
+        <w:t xml:space="preserve">우연보다 선택이 중요해야 한다.</w:t>
+      </w:r>
+    </w:p>
+    <w:bookmarkEnd w:id="191"/>
+    <w:bookmarkStart w:id="192" w:name="막-구조"/>
+    <w:p>
+      <w:pPr>
+        <w:pStyle w:val="Heading1"/>
+      </w:pPr>
+      <w:r>
+        <w:t xml:space="preserve">83. 3막 구조</w:t>
+      </w:r>
+    </w:p>
+    <w:bookmarkEnd w:id="192"/>
+    <w:bookmarkStart w:id="196" w:name="막-구조-1"/>
+    <w:p>
+      <w:pPr>
+        <w:pStyle w:val="Heading1"/>
+      </w:pPr>
+      <w:r>
+        <w:t xml:space="preserve">84. 3막 구조</w:t>
+      </w:r>
+    </w:p>
+    <w:p>
+      <w:pPr>
+        <w:pStyle w:val="FirstParagraph"/>
+      </w:pPr>
+      <w:r>
+        <w:t xml:space="preserve">1막: 설정</w:t>
+      </w:r>
+    </w:p>
+    <w:p>
+      <w:pPr>
+        <w:pStyle w:val="BodyText"/>
+      </w:pPr>
+      <w:r>
+        <w:t xml:space="preserve">2막: 갈등</w:t>
+      </w:r>
+    </w:p>
+    <w:p>
+      <w:pPr>
+        <w:pStyle w:val="BodyText"/>
+      </w:pPr>
+      <w:r>
+        <w:t xml:space="preserve">3막: 해결</w:t>
+      </w:r>
+    </w:p>
+    <w:p>
+      <w:pPr>
+        <w:pStyle w:val="BodyText"/>
+      </w:pPr>
+    </w:p>
+    <w:p>
+      <w:pPr>
+        <w:pStyle w:val="BodyText"/>
+      </w:pPr>
+      <w:r>
+        <w:drawing>
+          <wp:inline>
+            <wp:extent cx="3657600" cy="667512"/>
+            <wp:effectExtent b="0" l="0" r="0" t="0"/>
+            <wp:docPr descr="" title="" id="194" name="Picture"/>
+            <a:graphic>
+              <a:graphicData uri="http://schemas.openxmlformats.org/drawingml/2006/picture">
+                <pic:pic>
+                  <pic:nvPicPr>
+                    <pic:cNvPr descr="part8/3막%20구조_files/figure-docx/mermaid-figure-2.png" id="195" name="Picture"/>
+                    <pic:cNvPicPr>
+                      <a:picLocks noChangeArrowheads="1" noChangeAspect="1"/>
+                    </pic:cNvPicPr>
+                  </pic:nvPicPr>
+                  <pic:blipFill>
+                    <a:blip r:embed="rId193"/>
+                    <a:stretch>
+                      <a:fillRect/>
+                    </a:stretch>
+                  </pic:blipFill>
+                  <pic:spPr bwMode="auto">
+                    <a:xfrm>
+                      <a:off x="0" y="0"/>
+                      <a:ext cx="3657600" cy="667512"/>
+                    </a:xfrm>
+                    <a:prstGeom prst="rect">
+                      <a:avLst/>
+                    </a:prstGeom>
+                    <a:noFill/>
+                    <a:ln w="9525">
+                      <a:noFill/>
+                      <a:headEnd/>
+                      <a:tailEnd/>
+                    </a:ln>
+                  </pic:spPr>
+                </pic:pic>
+              </a:graphicData>
+            </a:graphic>
+          </wp:inline>
+        </w:drawing>
+      </w:r>
+    </w:p>
+    <w:p>
+      <w:pPr>
+        <w:pStyle w:val="BodyText"/>
+      </w:pPr>
+    </w:p>
+    <w:bookmarkEnd w:id="196"/>
+    <w:bookmarkStart w:id="197" w:name="막-구조-2"/>
+    <w:p>
+      <w:pPr>
+        <w:pStyle w:val="Heading1"/>
+      </w:pPr>
+      <w:r>
+        <w:t xml:space="preserve">85. 5막 구조</w:t>
+      </w:r>
+    </w:p>
+    <w:bookmarkEnd w:id="197"/>
+    <w:bookmarkStart w:id="198" w:name="막-구조-3"/>
+    <w:p>
+      <w:pPr>
+        <w:pStyle w:val="Heading1"/>
+      </w:pPr>
+      <w:r>
+        <w:t xml:space="preserve">86. 5막 구조</w:t>
+      </w:r>
+    </w:p>
+    <w:p>
+      <w:pPr>
+        <w:pStyle w:val="Compact"/>
+        <w:numPr>
+          <w:ilvl w:val="0"/>
+          <w:numId w:val="1044"/>
+        </w:numPr>
+      </w:pPr>
+      <w:r>
+        <w:t xml:space="preserve">발단</w:t>
+      </w:r>
+    </w:p>
+    <w:p>
+      <w:pPr>
+        <w:pStyle w:val="Compact"/>
+        <w:numPr>
+          <w:ilvl w:val="0"/>
+          <w:numId w:val="1044"/>
+        </w:numPr>
+      </w:pPr>
+      <w:r>
+        <w:t xml:space="preserve">상승</w:t>
+      </w:r>
+    </w:p>
+    <w:p>
+      <w:pPr>
+        <w:pStyle w:val="Compact"/>
+        <w:numPr>
+          <w:ilvl w:val="0"/>
+          <w:numId w:val="1044"/>
+        </w:numPr>
+      </w:pPr>
+      <w:r>
+        <w:t xml:space="preserve">전환</w:t>
+      </w:r>
+    </w:p>
+    <w:p>
+      <w:pPr>
+        <w:pStyle w:val="Compact"/>
+        <w:numPr>
+          <w:ilvl w:val="0"/>
+          <w:numId w:val="1044"/>
+        </w:numPr>
+      </w:pPr>
+      <w:r>
+        <w:t xml:space="preserve">하강</w:t>
+      </w:r>
+    </w:p>
+    <w:p>
+      <w:pPr>
+        <w:pStyle w:val="Compact"/>
+        <w:numPr>
+          <w:ilvl w:val="0"/>
+          <w:numId w:val="1044"/>
+        </w:numPr>
+      </w:pPr>
+      <w:r>
+        <w:t xml:space="preserve">결말</w:t>
+      </w:r>
+    </w:p>
+    <w:p>
+      <w:pPr>
+        <w:pStyle w:val="FirstParagraph"/>
+      </w:pPr>
+      <w:r>
+        <w:t xml:space="preserve">긴 서사에 적합한 구조다.</w:t>
+      </w:r>
+    </w:p>
+    <w:bookmarkEnd w:id="198"/>
+    <w:bookmarkStart w:id="199" w:name="영웅의-여정"/>
+    <w:p>
+      <w:pPr>
+        <w:pStyle w:val="Heading1"/>
+      </w:pPr>
+      <w:r>
+        <w:t xml:space="preserve">87. 영웅의 여정</w:t>
+      </w:r>
+    </w:p>
+    <w:bookmarkEnd w:id="199"/>
+    <w:bookmarkStart w:id="200" w:name="영웅의-여정-1"/>
+    <w:p>
+      <w:pPr>
+        <w:pStyle w:val="Heading1"/>
+      </w:pPr>
+      <w:r>
+        <w:t xml:space="preserve">88. 영웅의 여정</w:t>
+      </w:r>
+    </w:p>
+    <w:p>
+      <w:pPr>
+        <w:pStyle w:val="FirstParagraph"/>
+      </w:pPr>
+      <w:r>
+        <w:t xml:space="preserve">주인공이 변화를 통해 성장하는 구조이다.</w:t>
+      </w:r>
+    </w:p>
+    <w:p>
+      <w:pPr>
+        <w:pStyle w:val="BodyText"/>
+      </w:pPr>
+      <w:r>
+        <w:t xml:space="preserve">일상</w:t>
+      </w:r>
+      <w:r>
+        <w:t xml:space="preserve"> </w:t>
+      </w:r>
+      <w:r>
+        <w:t xml:space="preserve">→ 모험의 부름</w:t>
+      </w:r>
+      <w:r>
+        <w:t xml:space="preserve"> </w:t>
+      </w:r>
+      <w:r>
+        <w:t xml:space="preserve">→ 시련</w:t>
+      </w:r>
+      <w:r>
+        <w:t xml:space="preserve"> </w:t>
+      </w:r>
+      <w:r>
+        <w:t xml:space="preserve">→ 귀환</w:t>
+      </w:r>
+    </w:p>
+    <w:p>
+      <w:pPr>
+        <w:pStyle w:val="BodyText"/>
+      </w:pPr>
+      <w:r>
+        <w:t xml:space="preserve">성장 서사의 대표 모델이다.</w:t>
+      </w:r>
+    </w:p>
+    <w:bookmarkEnd w:id="200"/>
+    <w:bookmarkStart w:id="201" w:name="웹소설형-아크"/>
+    <w:p>
+      <w:pPr>
+        <w:pStyle w:val="Heading1"/>
+      </w:pPr>
+      <w:r>
+        <w:t xml:space="preserve">89. 웹소설형 아크</w:t>
+      </w:r>
+    </w:p>
+    <w:bookmarkEnd w:id="201"/>
+    <w:bookmarkStart w:id="203" w:name="웹소설형-아크-1"/>
+    <w:p>
+      <w:pPr>
+        <w:pStyle w:val="Heading1"/>
+      </w:pPr>
+      <w:r>
+        <w:t xml:space="preserve">90. 웹소설형 아크</w:t>
+      </w:r>
+    </w:p>
+    <w:p>
+      <w:pPr>
+        <w:pStyle w:val="FirstParagraph"/>
+      </w:pPr>
+      <w:r>
+        <w:t xml:space="preserve">웹소설은 반복적인 보상 구조를 사용한다.</w:t>
+      </w:r>
+    </w:p>
+    <w:bookmarkStart w:id="202" w:name="기본-패턴"/>
+    <w:p>
+      <w:pPr>
+        <w:pStyle w:val="Heading2"/>
+      </w:pPr>
+      <w:r>
+        <w:t xml:space="preserve">90.1 기본 패턴</w:t>
+      </w:r>
+    </w:p>
+    <w:p>
+      <w:pPr>
+        <w:pStyle w:val="FirstParagraph"/>
+      </w:pPr>
+      <w:r>
+        <w:t xml:space="preserve">목표</w:t>
+      </w:r>
+      <w:r>
+        <w:t xml:space="preserve"> </w:t>
+      </w:r>
+      <w:r>
+        <w:t xml:space="preserve">→ 도전</w:t>
+      </w:r>
+      <w:r>
+        <w:t xml:space="preserve"> </w:t>
+      </w:r>
+      <w:r>
+        <w:t xml:space="preserve">→ 승리</w:t>
+      </w:r>
+      <w:r>
+        <w:t xml:space="preserve"> </w:t>
+      </w:r>
+      <w:r>
+        <w:t xml:space="preserve">→ 더 큰 목표</w:t>
+      </w:r>
+    </w:p>
+    <w:p>
+      <w:pPr>
+        <w:pStyle w:val="BodyText"/>
+      </w:pPr>
+      <w:r>
+        <w:t xml:space="preserve">독자의 기대를 지속적으로 유지한다.</w:t>
+      </w:r>
+    </w:p>
+    <w:bookmarkEnd w:id="202"/>
+    <w:bookmarkEnd w:id="203"/>
+    <w:bookmarkStart w:id="204" w:name="메인-플롯"/>
+    <w:p>
+      <w:pPr>
+        <w:pStyle w:val="Heading1"/>
+      </w:pPr>
+      <w:r>
+        <w:t xml:space="preserve">91. 메인 플롯</w:t>
+      </w:r>
+    </w:p>
+    <w:bookmarkEnd w:id="204"/>
+    <w:bookmarkStart w:id="206" w:name="메인-플롯-1"/>
+    <w:p>
+      <w:pPr>
+        <w:pStyle w:val="Heading1"/>
+      </w:pPr>
+      <w:r>
+        <w:t xml:space="preserve">92. 메인 플롯</w:t>
+      </w:r>
+    </w:p>
+    <w:p>
+      <w:pPr>
+        <w:pStyle w:val="FirstParagraph"/>
+      </w:pPr>
+      <w:r>
+        <w:t xml:space="preserve">작품 전체를 이끄는 핵심 이야기다.</w:t>
+      </w:r>
+    </w:p>
+    <w:bookmarkStart w:id="205" w:name="체크리스트-3"/>
+    <w:p>
+      <w:pPr>
+        <w:pStyle w:val="Heading2"/>
+      </w:pPr>
+      <w:r>
+        <w:t xml:space="preserve">92.1 체크리스트</w:t>
+      </w:r>
+    </w:p>
+    <w:p>
+      <w:pPr>
+        <w:pStyle w:val="Compact"/>
+        <w:numPr>
+          <w:ilvl w:val="0"/>
+          <w:numId w:val="1045"/>
+        </w:numPr>
+      </w:pPr>
+      <w:r>
+        <w:t xml:space="preserve">최종 목표가 있는가?</w:t>
+      </w:r>
+    </w:p>
+    <w:p>
+      <w:pPr>
+        <w:pStyle w:val="Compact"/>
+        <w:numPr>
+          <w:ilvl w:val="0"/>
+          <w:numId w:val="1045"/>
+        </w:numPr>
+      </w:pPr>
+      <w:r>
+        <w:t xml:space="preserve">최종 적대자가 있는가?</w:t>
+      </w:r>
+    </w:p>
+    <w:p>
+      <w:pPr>
+        <w:pStyle w:val="Compact"/>
+        <w:numPr>
+          <w:ilvl w:val="0"/>
+          <w:numId w:val="1045"/>
+        </w:numPr>
+      </w:pPr>
+      <w:r>
+        <w:t xml:space="preserve">결말 방향이 정해졌는가?</w:t>
+      </w:r>
+    </w:p>
+    <w:bookmarkEnd w:id="205"/>
+    <w:bookmarkEnd w:id="206"/>
+    <w:bookmarkStart w:id="207" w:name="서브-플롯"/>
+    <w:p>
+      <w:pPr>
+        <w:pStyle w:val="Heading1"/>
+      </w:pPr>
+      <w:r>
+        <w:t xml:space="preserve">93. 서브 플롯</w:t>
+      </w:r>
+    </w:p>
+    <w:bookmarkEnd w:id="207"/>
+    <w:bookmarkStart w:id="209" w:name="서브-플롯-1"/>
+    <w:p>
+      <w:pPr>
+        <w:pStyle w:val="Heading1"/>
+      </w:pPr>
+      <w:r>
+        <w:t xml:space="preserve">94. 서브 플롯</w:t>
+      </w:r>
+    </w:p>
+    <w:p>
+      <w:pPr>
+        <w:pStyle w:val="FirstParagraph"/>
+      </w:pPr>
+      <w:r>
+        <w:t xml:space="preserve">메인 플롯을 보완하는 보조 이야기다.</w:t>
+      </w:r>
+    </w:p>
+    <w:bookmarkStart w:id="208" w:name="예시-13"/>
+    <w:p>
+      <w:pPr>
+        <w:pStyle w:val="Heading2"/>
+      </w:pPr>
+      <w:r>
+        <w:t xml:space="preserve">94.1 예시</w:t>
+      </w:r>
+    </w:p>
+    <w:p>
+      <w:pPr>
+        <w:pStyle w:val="Compact"/>
+        <w:numPr>
+          <w:ilvl w:val="0"/>
+          <w:numId w:val="1046"/>
+        </w:numPr>
+      </w:pPr>
+      <w:r>
+        <w:t xml:space="preserve">로맨스</w:t>
+      </w:r>
+    </w:p>
+    <w:p>
+      <w:pPr>
+        <w:pStyle w:val="Compact"/>
+        <w:numPr>
+          <w:ilvl w:val="0"/>
+          <w:numId w:val="1046"/>
+        </w:numPr>
+      </w:pPr>
+      <w:r>
+        <w:t xml:space="preserve">우정</w:t>
+      </w:r>
+    </w:p>
+    <w:p>
+      <w:pPr>
+        <w:pStyle w:val="Compact"/>
+        <w:numPr>
+          <w:ilvl w:val="0"/>
+          <w:numId w:val="1046"/>
+        </w:numPr>
+      </w:pPr>
+      <w:r>
+        <w:t xml:space="preserve">가족 관계</w:t>
+      </w:r>
+    </w:p>
+    <w:p>
+      <w:pPr>
+        <w:pStyle w:val="Compact"/>
+        <w:numPr>
+          <w:ilvl w:val="0"/>
+          <w:numId w:val="1046"/>
+        </w:numPr>
+      </w:pPr>
+      <w:r>
+        <w:t xml:space="preserve">라이벌 경쟁</w:t>
+      </w:r>
+    </w:p>
+    <w:p>
+      <w:pPr>
+        <w:pStyle w:val="FirstParagraph"/>
+      </w:pPr>
+      <w:r>
+        <w:t xml:space="preserve">서브 플롯은 캐릭터를 입체적으로 만든다.</w:t>
+      </w:r>
+    </w:p>
+    <w:bookmarkEnd w:id="208"/>
+    <w:bookmarkEnd w:id="209"/>
+    <w:bookmarkStart w:id="210" w:name="플롯-지도-작성"/>
+    <w:p>
+      <w:pPr>
+        <w:pStyle w:val="Heading1"/>
+      </w:pPr>
+      <w:r>
+        <w:t xml:space="preserve">95. 플롯 지도 작성</w:t>
+      </w:r>
+    </w:p>
+    <w:bookmarkEnd w:id="210"/>
+    <w:bookmarkStart w:id="216" w:name="플롯-지도-작성-1"/>
+    <w:p>
+      <w:pPr>
+        <w:pStyle w:val="Heading1"/>
+      </w:pPr>
+      <w:r>
+        <w:t xml:space="preserve">96. 플롯 지도 작성</w:t>
+      </w:r>
+    </w:p>
+    <w:p>
+      <w:pPr>
+        <w:pStyle w:val="FirstParagraph"/>
+      </w:pPr>
+      <w:r>
+        <w:t xml:space="preserve">주요 사건을 한눈에 정리한다.</w:t>
+      </w:r>
+    </w:p>
+    <w:p>
+      <w:pPr>
+        <w:pStyle w:val="BodyText"/>
+      </w:pPr>
+    </w:p>
+    <w:p>
+      <w:pPr>
+        <w:pStyle w:val="BodyText"/>
+      </w:pPr>
+      <w:r>
+        <w:drawing>
+          <wp:inline>
+            <wp:extent cx="5334000" cy="429781"/>
+            <wp:effectExtent b="0" l="0" r="0" t="0"/>
+            <wp:docPr descr="" title="" id="212" name="Picture"/>
+            <a:graphic>
+              <a:graphicData uri="http://schemas.openxmlformats.org/drawingml/2006/picture">
+                <pic:pic>
+                  <pic:nvPicPr>
+                    <pic:cNvPr descr="part8/플롯%20지도%20작성_files/figure-docx/mermaid-figure-2.png" id="213" name="Picture"/>
+                    <pic:cNvPicPr>
+                      <a:picLocks noChangeArrowheads="1" noChangeAspect="1"/>
+                    </pic:cNvPicPr>
+                  </pic:nvPicPr>
+                  <pic:blipFill>
+                    <a:blip r:embed="rId211"/>
+                    <a:stretch>
+                      <a:fillRect/>
+                    </a:stretch>
+                  </pic:blipFill>
+                  <pic:spPr bwMode="auto">
+                    <a:xfrm>
+                      <a:off x="0" y="0"/>
+                      <a:ext cx="5334000" cy="429781"/>
+                    </a:xfrm>
+                    <a:prstGeom prst="rect">
+                      <a:avLst/>
+                    </a:prstGeom>
+                    <a:noFill/>
+                    <a:ln w="9525">
+                      <a:noFill/>
+                      <a:headEnd/>
+                      <a:tailEnd/>
+                    </a:ln>
+                  </pic:spPr>
+                </pic:pic>
+              </a:graphicData>
+            </a:graphic>
+          </wp:inline>
+        </w:drawing>
+      </w:r>
+    </w:p>
+    <w:p>
+      <w:pPr>
+        <w:pStyle w:val="BodyText"/>
+      </w:pPr>
+    </w:p>
+    <w:tbl>
+      <w:tblPr>
+        <w:tblStyle w:val="Table"/>
+        <w:tblLook w:firstRow="0" w:lastRow="0" w:firstColumn="0" w:lastColumn="0" w:noHBand="0" w:noVBand="0" w:val="0000"/>
+        <w:tblBorders>
+          <w:top w:val="single" w:sz="4" w:space="0" w:color="00A047"/>
+          <w:left w:val="single" w:sz="24" w:space="0" w:color="00A047"/>
+          <w:bottom w:val="single" w:sz="4" w:space="0" w:color="00A047"/>
+          <w:right w:val="single" w:sz="4" w:space="0" w:color="00A047"/>
+        </w:tblBorders>
+        <w:tblCellMar>
+          <w:left w:w="144" w:type="dxa"/>
+          <w:right w:w="144" w:type="dxa"/>
+        </w:tblCellMar>
+        <w:tblLook w:firstRow="0" w:lastRow="0" w:firstColumn="0" w:lastColumn="0" w:noHBand="0" w:noVBand="0" w:val="0000"/>
+      </w:tblPr>
+      <w:tr>
+        <w:trPr>
+          <w:cantSplit/>
+        </w:trPr>
+        <w:tc>
+          <w:tcPr>
+            <w:shd w:color="auto" w:fill="ccf1e3" w:val="clear"/>
+            <w:tcMar>
+              <w:top w:w="92" w:type="dxa"/>
+              <w:bottom w:w="92" w:type="dxa"/>
+            </w:tcMar>
+          </w:tcPr>
+          <w:p>
+            <w:pPr>
+              <w:pStyle w:val="BodyText"/>
+            </w:pPr>
+            <w:pPr>
+              <w:spacing w:before="0" w:after="0"/>
+              <w:textAlignment w:val="center"/>
+            </w:pPr>
+            <w:r>
+              <w:drawing>
+                <wp:inline>
+                  <wp:extent cx="152400" cy="152400"/>
+                  <wp:effectExtent b="0" l="0" r="0" t="0"/>
+                  <wp:docPr descr="" title="" id="214" name="Picture"/>
+                  <a:graphic>
+                    <a:graphicData uri="http://schemas.openxmlformats.org/drawingml/2006/picture">
+                      <pic:pic>
+                        <pic:nvPicPr>
+                          <pic:cNvPr descr="C:\Users\HEC\AppData\Local\Programs\Quarto\share\formats\docx\tip.png" id="215" name="Picture"/>
+                          <pic:cNvPicPr>
+                            <a:picLocks noChangeArrowheads="1" noChangeAspect="1"/>
+                          </pic:cNvPicPr>
+                        </pic:nvPicPr>
+                        <pic:blipFill>
+                          <a:blip r:embed="rId121"/>
+                          <a:stretch>
+                            <a:fillRect/>
+                          </a:stretch>
+                        </pic:blipFill>
+                        <pic:spPr bwMode="auto">
+                          <a:xfrm>
+                            <a:off x="0" y="0"/>
+                            <a:ext cx="152400" cy="152400"/>
+                          </a:xfrm>
+                          <a:prstGeom prst="rect">
+                            <a:avLst/>
+                          </a:prstGeom>
+                          <a:noFill/>
+                          <a:ln w="9525">
+                            <a:noFill/>
+                            <a:headEnd/>
+                            <a:tailEnd/>
+                          </a:ln>
+                        </pic:spPr>
+                      </pic:pic>
+                    </a:graphicData>
+                  </a:graphic>
+                </wp:inline>
+              </w:drawing>
+            </w:r>
+            <w:r>
+              <w:t xml:space="preserve"> </w:t>
+            </w:r>
+            <w:r>
+              <w:t xml:space="preserve"> </w:t>
+            </w:r>
+            <w:r>
+              <w:t xml:space="preserve">힌트</w:t>
+            </w:r>
+          </w:p>
+        </w:tc>
+      </w:tr>
+      <w:tr>
+        <w:trPr>
+          <w:cantSplit/>
+        </w:trPr>
+        <w:tc>
+          <w:tcPr>
+            <w:tcMar>
+              <w:top w:w="108" w:type="dxa"/>
+              <w:bottom w:w="108" w:type="dxa"/>
+            </w:tcMar>
+          </w:tcPr>
+          <w:p>
+            <w:pPr>
+              <w:pStyle w:val="BodyText"/>
+            </w:pPr>
+            <w:pPr>
+              <w:spacing w:before="16" w:after="16"/>
+            </w:pPr>
+            <w:r>
+              <w:t xml:space="preserve">플롯 지도는 전체 구조를 검증하는 도구다.</w:t>
+            </w:r>
+          </w:p>
+          <w:p/>
+        </w:tc>
+      </w:tr>
+    </w:tbl>
+    <w:bookmarkEnd w:id="216"/>
+    <w:bookmarkStart w:id="217" w:name="아크의-개념"/>
+    <w:p>
+      <w:pPr>
+        <w:pStyle w:val="Heading1"/>
+      </w:pPr>
+      <w:r>
+        <w:t xml:space="preserve">97. 아크의 개념</w:t>
+      </w:r>
+    </w:p>
+    <w:bookmarkEnd w:id="217"/>
+    <w:bookmarkStart w:id="222" w:name="아크의-개념-1"/>
+    <w:p>
+      <w:pPr>
+        <w:pStyle w:val="Heading1"/>
+      </w:pPr>
+      <w:r>
+        <w:t xml:space="preserve">98. 아크의 개념</w:t>
+      </w:r>
+    </w:p>
+    <w:p>
+      <w:pPr>
+        <w:pStyle w:val="FirstParagraph"/>
+      </w:pPr>
+      <w:r>
+        <w:t xml:space="preserve">스토리 아크는 이야기의 시작부터 끝까지 이어지는 변화의 곡선이다.</w:t>
+      </w:r>
+    </w:p>
+    <w:bookmarkStart w:id="221" w:name="아크의-목적"/>
+    <w:p>
+      <w:pPr>
+        <w:pStyle w:val="Heading2"/>
+      </w:pPr>
+      <w:r>
+        <w:t xml:space="preserve">98.1 아크의 목적</w:t>
+      </w:r>
+    </w:p>
+    <w:p>
+      <w:pPr>
+        <w:pStyle w:val="Compact"/>
+        <w:numPr>
+          <w:ilvl w:val="0"/>
+          <w:numId w:val="1047"/>
+        </w:numPr>
+      </w:pPr>
+      <w:r>
+        <w:t xml:space="preserve">이야기 방향 제시</w:t>
+      </w:r>
+    </w:p>
+    <w:p>
+      <w:pPr>
+        <w:pStyle w:val="Compact"/>
+        <w:numPr>
+          <w:ilvl w:val="0"/>
+          <w:numId w:val="1047"/>
+        </w:numPr>
+      </w:pPr>
+      <w:r>
+        <w:t xml:space="preserve">캐릭터 성장 표현</w:t>
+      </w:r>
+    </w:p>
+    <w:p>
+      <w:pPr>
+        <w:pStyle w:val="Compact"/>
+        <w:numPr>
+          <w:ilvl w:val="0"/>
+          <w:numId w:val="1047"/>
+        </w:numPr>
+      </w:pPr>
+      <w:r>
+        <w:t xml:space="preserve">갈등의 흐름 관리</w:t>
+      </w:r>
+    </w:p>
+    <w:p>
+      <w:pPr>
+        <w:pStyle w:val="FirstParagraph"/>
+      </w:pPr>
+    </w:p>
+    <w:p>
+      <w:pPr>
+        <w:pStyle w:val="BodyText"/>
+      </w:pPr>
+      <w:r>
+        <w:drawing>
+          <wp:inline>
+            <wp:extent cx="5334000" cy="563505"/>
+            <wp:effectExtent b="0" l="0" r="0" t="0"/>
+            <wp:docPr descr="" title="" id="219" name="Picture"/>
+            <a:graphic>
+              <a:graphicData uri="http://schemas.openxmlformats.org/drawingml/2006/picture">
+                <pic:pic>
+                  <pic:nvPicPr>
+                    <pic:cNvPr descr="part9/아크의%20개념_files/figure-docx/mermaid-figure-2.png" id="220" name="Picture"/>
+                    <pic:cNvPicPr>
+                      <a:picLocks noChangeArrowheads="1" noChangeAspect="1"/>
+                    </pic:cNvPicPr>
+                  </pic:nvPicPr>
+                  <pic:blipFill>
+                    <a:blip r:embed="rId218"/>
+                    <a:stretch>
+                      <a:fillRect/>
+                    </a:stretch>
+                  </pic:blipFill>
+                  <pic:spPr bwMode="auto">
+                    <a:xfrm>
+                      <a:off x="0" y="0"/>
+                      <a:ext cx="5334000" cy="563505"/>
+                    </a:xfrm>
+                    <a:prstGeom prst="rect">
+                      <a:avLst/>
+                    </a:prstGeom>
+                    <a:noFill/>
+                    <a:ln w="9525">
+                      <a:noFill/>
+                      <a:headEnd/>
+                      <a:tailEnd/>
+                    </a:ln>
+                  </pic:spPr>
+                </pic:pic>
+              </a:graphicData>
+            </a:graphic>
+          </wp:inline>
+        </w:drawing>
+      </w:r>
+    </w:p>
+    <w:p>
+      <w:pPr>
+        <w:pStyle w:val="BodyText"/>
+      </w:pPr>
+    </w:p>
+    <w:bookmarkEnd w:id="221"/>
+    <w:bookmarkEnd w:id="222"/>
+    <w:bookmarkStart w:id="223" w:name="목표-설정"/>
+    <w:p>
+      <w:pPr>
+        <w:pStyle w:val="Heading1"/>
+      </w:pPr>
+      <w:r>
+        <w:t xml:space="preserve">99. 목표 설정</w:t>
+      </w:r>
+    </w:p>
+    <w:bookmarkEnd w:id="223"/>
+    <w:bookmarkStart w:id="227" w:name="목표-설정-1"/>
+    <w:p>
+      <w:pPr>
+        <w:pStyle w:val="Heading1"/>
+      </w:pPr>
+      <w:r>
+        <w:t xml:space="preserve">100. 목표 설정</w:t>
+      </w:r>
+    </w:p>
+    <w:p>
+      <w:pPr>
+        <w:pStyle w:val="FirstParagraph"/>
+      </w:pPr>
+      <w:r>
+        <w:t xml:space="preserve">아크는 명확한 목표에서 시작된다.</w:t>
+      </w:r>
+    </w:p>
+    <w:bookmarkStart w:id="226" w:name="좋은-목표의-조건"/>
+    <w:p>
+      <w:pPr>
+        <w:pStyle w:val="Heading2"/>
+      </w:pPr>
+      <w:r>
+        <w:t xml:space="preserve">100.1 좋은 목표의 조건</w:t>
+      </w:r>
+    </w:p>
+    <w:p>
+      <w:pPr>
+        <w:pStyle w:val="Compact"/>
+        <w:numPr>
+          <w:ilvl w:val="0"/>
+          <w:numId w:val="1048"/>
+        </w:numPr>
+      </w:pPr>
+      <w:r>
+        <w:t xml:space="preserve">구체적이다</w:t>
+      </w:r>
+    </w:p>
+    <w:p>
+      <w:pPr>
+        <w:pStyle w:val="Compact"/>
+        <w:numPr>
+          <w:ilvl w:val="0"/>
+          <w:numId w:val="1048"/>
+        </w:numPr>
+      </w:pPr>
+      <w:r>
+        <w:t xml:space="preserve">측정 가능하다</w:t>
+      </w:r>
+    </w:p>
+    <w:p>
+      <w:pPr>
+        <w:pStyle w:val="Compact"/>
+        <w:numPr>
+          <w:ilvl w:val="0"/>
+          <w:numId w:val="1048"/>
+        </w:numPr>
+      </w:pPr>
+      <w:r>
+        <w:t xml:space="preserve">실패 가능성이 있다</w:t>
+      </w:r>
+    </w:p>
+    <w:tbl>
+      <w:tblPr>
+        <w:tblStyle w:val="Table"/>
+        <w:tblLook w:firstRow="0" w:lastRow="0" w:firstColumn="0" w:lastColumn="0" w:noHBand="0" w:noVBand="0" w:val="0000"/>
+        <w:tblBorders>
+          <w:top w:val="single" w:sz="4" w:space="0" w:color="0758E5"/>
+          <w:left w:val="single" w:sz="24" w:space="0" w:color="0758E5"/>
+          <w:bottom w:val="single" w:sz="4" w:space="0" w:color="0758E5"/>
+          <w:right w:val="single" w:sz="4" w:space="0" w:color="0758E5"/>
+        </w:tblBorders>
+        <w:tblCellMar>
+          <w:left w:w="144" w:type="dxa"/>
+          <w:right w:w="144" w:type="dxa"/>
+        </w:tblCellMar>
+        <w:tblLook w:firstRow="0" w:lastRow="0" w:firstColumn="0" w:lastColumn="0" w:noHBand="0" w:noVBand="0" w:val="0000"/>
+      </w:tblPr>
+      <w:tr>
+        <w:trPr>
+          <w:cantSplit/>
+        </w:trPr>
+        <w:tc>
+          <w:tcPr>
+            <w:shd w:color="auto" w:fill="dae6fb" w:val="clear"/>
+            <w:tcMar>
+              <w:top w:w="92" w:type="dxa"/>
+              <w:bottom w:w="92" w:type="dxa"/>
+            </w:tcMar>
+          </w:tcPr>
+          <w:p>
+            <w:pPr>
+              <w:pStyle w:val="FirstParagraph"/>
+            </w:pPr>
+            <w:pPr>
+              <w:spacing w:before="0" w:after="0"/>
+              <w:textAlignment w:val="center"/>
+            </w:pPr>
+            <w:r>
+              <w:drawing>
+                <wp:inline>
+                  <wp:extent cx="152400" cy="152400"/>
+                  <wp:effectExtent b="0" l="0" r="0" t="0"/>
+                  <wp:docPr descr="" title="" id="224" name="Picture"/>
+                  <a:graphic>
+                    <a:graphicData uri="http://schemas.openxmlformats.org/drawingml/2006/picture">
+                      <pic:pic>
+                        <pic:nvPicPr>
+                          <pic:cNvPr descr="C:\Users\HEC\AppData\Local\Programs\Quarto\share\formats\docx\note.png" id="225" name="Picture"/>
+                          <pic:cNvPicPr>
+                            <a:picLocks noChangeArrowheads="1" noChangeAspect="1"/>
+                          </pic:cNvPicPr>
+                        </pic:nvPicPr>
+                        <pic:blipFill>
+                          <a:blip r:embed="rId68"/>
+                          <a:stretch>
+                            <a:fillRect/>
+                          </a:stretch>
+                        </pic:blipFill>
+                        <pic:spPr bwMode="auto">
+                          <a:xfrm>
+                            <a:off x="0" y="0"/>
+                            <a:ext cx="152400" cy="152400"/>
+                          </a:xfrm>
+                          <a:prstGeom prst="rect">
+                            <a:avLst/>
+                          </a:prstGeom>
+                          <a:noFill/>
+                          <a:ln w="9525">
+                            <a:noFill/>
+                            <a:headEnd/>
+                            <a:tailEnd/>
+                          </a:ln>
+                        </pic:spPr>
+                      </pic:pic>
+                    </a:graphicData>
+                  </a:graphic>
+                </wp:inline>
+              </w:drawing>
+            </w:r>
+            <w:r>
+              <w:t xml:space="preserve"> </w:t>
+            </w:r>
+            <w:r>
+              <w:t xml:space="preserve"> </w:t>
+            </w:r>
+            <w:r>
+              <w:t xml:space="preserve">노트</w:t>
+            </w:r>
+          </w:p>
+        </w:tc>
+      </w:tr>
+      <w:tr>
+        <w:trPr>
+          <w:cantSplit/>
+        </w:trPr>
+        <w:tc>
+          <w:tcPr>
+            <w:tcMar>
+              <w:top w:w="108" w:type="dxa"/>
+              <w:bottom w:w="108" w:type="dxa"/>
+            </w:tcMar>
+          </w:tcPr>
+          <w:p>
+            <w:pPr>
+              <w:pStyle w:val="BodyText"/>
+            </w:pPr>
+            <w:pPr>
+              <w:spacing w:before="16" w:after="16"/>
+            </w:pPr>
+            <w:r>
+              <w:t xml:space="preserve">목표가 명확할수록 독자는 이야기를 따라가기 쉽다.</w:t>
+            </w:r>
+          </w:p>
+          <w:p/>
+        </w:tc>
+      </w:tr>
+    </w:tbl>
+    <w:bookmarkEnd w:id="226"/>
+    <w:bookmarkEnd w:id="227"/>
+    <w:bookmarkStart w:id="228" w:name="도전-설계"/>
+    <w:p>
+      <w:pPr>
+        <w:pStyle w:val="Heading1"/>
+      </w:pPr>
+      <w:r>
+        <w:t xml:space="preserve">101. 도전 설계</w:t>
+      </w:r>
+    </w:p>
+    <w:bookmarkEnd w:id="228"/>
+    <w:bookmarkStart w:id="230" w:name="도전-설계-1"/>
+    <w:p>
+      <w:pPr>
+        <w:pStyle w:val="Heading1"/>
+      </w:pPr>
+      <w:r>
+        <w:t xml:space="preserve">102. 도전 설계</w:t>
+      </w:r>
+    </w:p>
+    <w:p>
+      <w:pPr>
+        <w:pStyle w:val="FirstParagraph"/>
+      </w:pPr>
+      <w:r>
+        <w:t xml:space="preserve">도전은 목표 달성을 어렵게 만드는 과정이다.</w:t>
+      </w:r>
+    </w:p>
+    <w:bookmarkStart w:id="229" w:name="설계-원칙"/>
+    <w:p>
+      <w:pPr>
+        <w:pStyle w:val="Heading2"/>
+      </w:pPr>
+      <w:r>
+        <w:t xml:space="preserve">102.1 설계 원칙</w:t>
+      </w:r>
+    </w:p>
+    <w:p>
+      <w:pPr>
+        <w:pStyle w:val="Compact"/>
+        <w:numPr>
+          <w:ilvl w:val="0"/>
+          <w:numId w:val="1049"/>
+        </w:numPr>
+      </w:pPr>
+      <w:r>
+        <w:t xml:space="preserve">점진적으로 어려워진다</w:t>
+      </w:r>
+    </w:p>
+    <w:p>
+      <w:pPr>
+        <w:pStyle w:val="Compact"/>
+        <w:numPr>
+          <w:ilvl w:val="0"/>
+          <w:numId w:val="1049"/>
+        </w:numPr>
+      </w:pPr>
+      <w:r>
+        <w:t xml:space="preserve">새로운 문제를 제시한다</w:t>
+      </w:r>
+    </w:p>
+    <w:p>
+      <w:pPr>
+        <w:pStyle w:val="Compact"/>
+        <w:numPr>
+          <w:ilvl w:val="0"/>
+          <w:numId w:val="1049"/>
+        </w:numPr>
+      </w:pPr>
+      <w:r>
+        <w:t xml:space="preserve">선택을 강요한다</w:t>
+      </w:r>
+    </w:p>
+    <w:p>
+      <w:pPr>
+        <w:pStyle w:val="FirstParagraph"/>
+      </w:pPr>
+      <w:r>
+        <w:t xml:space="preserve">도전이 없으면 성장도 없다.</w:t>
+      </w:r>
+    </w:p>
+    <w:bookmarkEnd w:id="229"/>
+    <w:bookmarkEnd w:id="230"/>
+    <w:bookmarkStart w:id="231" w:name="실패-설계"/>
+    <w:p>
+      <w:pPr>
+        <w:pStyle w:val="Heading1"/>
+      </w:pPr>
+      <w:r>
+        <w:t xml:space="preserve">103. 실패 설계</w:t>
+      </w:r>
+    </w:p>
+    <w:bookmarkEnd w:id="231"/>
+    <w:bookmarkStart w:id="233" w:name="실패-설계-1"/>
+    <w:p>
+      <w:pPr>
+        <w:pStyle w:val="Heading1"/>
+      </w:pPr>
+      <w:r>
+        <w:t xml:space="preserve">104. 실패 설계</w:t>
+      </w:r>
+    </w:p>
+    <w:p>
+      <w:pPr>
+        <w:pStyle w:val="FirstParagraph"/>
+      </w:pPr>
+      <w:r>
+        <w:t xml:space="preserve">실패는 이야기의 긴장감을 높인다.</w:t>
+      </w:r>
+    </w:p>
+    <w:bookmarkStart w:id="232" w:name="실패의-역할"/>
+    <w:p>
+      <w:pPr>
+        <w:pStyle w:val="Heading2"/>
+      </w:pPr>
+      <w:r>
+        <w:t xml:space="preserve">104.1 실패의 역할</w:t>
+      </w:r>
+    </w:p>
+    <w:p>
+      <w:pPr>
+        <w:pStyle w:val="Compact"/>
+        <w:numPr>
+          <w:ilvl w:val="0"/>
+          <w:numId w:val="1050"/>
+        </w:numPr>
+      </w:pPr>
+      <w:r>
+        <w:t xml:space="preserve">약점 노출</w:t>
+      </w:r>
+    </w:p>
+    <w:p>
+      <w:pPr>
+        <w:pStyle w:val="Compact"/>
+        <w:numPr>
+          <w:ilvl w:val="0"/>
+          <w:numId w:val="1050"/>
+        </w:numPr>
+      </w:pPr>
+      <w:r>
+        <w:t xml:space="preserve">계획 붕괴</w:t>
+      </w:r>
+    </w:p>
+    <w:p>
+      <w:pPr>
+        <w:pStyle w:val="Compact"/>
+        <w:numPr>
+          <w:ilvl w:val="0"/>
+          <w:numId w:val="1050"/>
+        </w:numPr>
+      </w:pPr>
+      <w:r>
+        <w:t xml:space="preserve">새로운 방향 제시</w:t>
+      </w:r>
+    </w:p>
+    <w:p>
+      <w:pPr>
+        <w:pStyle w:val="FirstParagraph"/>
+      </w:pPr>
+      <w:r>
+        <w:t xml:space="preserve">실패는 결말이 아니라 성장의 재료다.</w:t>
+      </w:r>
+    </w:p>
+    <w:bookmarkEnd w:id="232"/>
+    <w:bookmarkEnd w:id="233"/>
+    <w:bookmarkStart w:id="234" w:name="각성-설계"/>
+    <w:p>
+      <w:pPr>
+        <w:pStyle w:val="Heading1"/>
+      </w:pPr>
+      <w:r>
+        <w:t xml:space="preserve">105. 각성 설계</w:t>
+      </w:r>
+    </w:p>
+    <w:bookmarkEnd w:id="234"/>
+    <w:bookmarkStart w:id="236" w:name="각성-설계-1"/>
+    <w:p>
+      <w:pPr>
+        <w:pStyle w:val="Heading1"/>
+      </w:pPr>
+      <w:r>
+        <w:t xml:space="preserve">106. 각성 설계</w:t>
+      </w:r>
+    </w:p>
+    <w:p>
+      <w:pPr>
+        <w:pStyle w:val="FirstParagraph"/>
+      </w:pPr>
+      <w:r>
+        <w:t xml:space="preserve">각성은 주인공이 새로운 깨달음을 얻는 순간이다.</w:t>
+      </w:r>
+    </w:p>
+    <w:bookmarkStart w:id="235" w:name="유형-1"/>
+    <w:p>
+      <w:pPr>
+        <w:pStyle w:val="Heading2"/>
+      </w:pPr>
+      <w:r>
+        <w:t xml:space="preserve">106.1 유형</w:t>
+      </w:r>
+    </w:p>
+    <w:p>
+      <w:pPr>
+        <w:pStyle w:val="Compact"/>
+        <w:numPr>
+          <w:ilvl w:val="0"/>
+          <w:numId w:val="1051"/>
+        </w:numPr>
+      </w:pPr>
+      <w:r>
+        <w:t xml:space="preserve">진실 발견</w:t>
+      </w:r>
+    </w:p>
+    <w:p>
+      <w:pPr>
+        <w:pStyle w:val="Compact"/>
+        <w:numPr>
+          <w:ilvl w:val="0"/>
+          <w:numId w:val="1051"/>
+        </w:numPr>
+      </w:pPr>
+      <w:r>
+        <w:t xml:space="preserve">능력 성장</w:t>
+      </w:r>
+    </w:p>
+    <w:p>
+      <w:pPr>
+        <w:pStyle w:val="Compact"/>
+        <w:numPr>
+          <w:ilvl w:val="0"/>
+          <w:numId w:val="1051"/>
+        </w:numPr>
+      </w:pPr>
+      <w:r>
+        <w:t xml:space="preserve">가치관 변화</w:t>
+      </w:r>
+    </w:p>
+    <w:p>
+      <w:pPr>
+        <w:pStyle w:val="Compact"/>
+        <w:numPr>
+          <w:ilvl w:val="0"/>
+          <w:numId w:val="1051"/>
+        </w:numPr>
+      </w:pPr>
+      <w:r>
+        <w:t xml:space="preserve">결심 강화</w:t>
+      </w:r>
+    </w:p>
+    <w:p>
+      <w:pPr>
+        <w:pStyle w:val="FirstParagraph"/>
+      </w:pPr>
+      <w:r>
+        <w:t xml:space="preserve">각성은 이전의 실패를 기반으로 해야 한다.</w:t>
+      </w:r>
+    </w:p>
+    <w:bookmarkEnd w:id="235"/>
+    <w:bookmarkEnd w:id="236"/>
+    <w:bookmarkStart w:id="237" w:name="승리-설계"/>
+    <w:p>
+      <w:pPr>
+        <w:pStyle w:val="Heading1"/>
+      </w:pPr>
+      <w:r>
+        <w:t xml:space="preserve">107. 승리 설계</w:t>
+      </w:r>
+    </w:p>
+    <w:bookmarkEnd w:id="237"/>
+    <w:bookmarkStart w:id="239" w:name="승리-설계-1"/>
+    <w:p>
+      <w:pPr>
+        <w:pStyle w:val="Heading1"/>
+      </w:pPr>
+      <w:r>
+        <w:t xml:space="preserve">108. 승리 설계</w:t>
+      </w:r>
+    </w:p>
+    <w:p>
+      <w:pPr>
+        <w:pStyle w:val="FirstParagraph"/>
+      </w:pPr>
+      <w:r>
+        <w:t xml:space="preserve">승리는 아크의 보상이다.</w:t>
+      </w:r>
+    </w:p>
+    <w:bookmarkStart w:id="238" w:name="조건"/>
+    <w:p>
+      <w:pPr>
+        <w:pStyle w:val="Heading2"/>
+      </w:pPr>
+      <w:r>
+        <w:t xml:space="preserve">108.1 조건</w:t>
+      </w:r>
+    </w:p>
+    <w:p>
+      <w:pPr>
+        <w:pStyle w:val="Compact"/>
+        <w:numPr>
+          <w:ilvl w:val="0"/>
+          <w:numId w:val="1052"/>
+        </w:numPr>
+      </w:pPr>
+      <w:r>
+        <w:t xml:space="preserve">갈등을 해결한다</w:t>
+      </w:r>
+    </w:p>
+    <w:p>
+      <w:pPr>
+        <w:pStyle w:val="Compact"/>
+        <w:numPr>
+          <w:ilvl w:val="0"/>
+          <w:numId w:val="1052"/>
+        </w:numPr>
+      </w:pPr>
+      <w:r>
+        <w:t xml:space="preserve">변화가 증명된다</w:t>
+      </w:r>
+    </w:p>
+    <w:p>
+      <w:pPr>
+        <w:pStyle w:val="Compact"/>
+        <w:numPr>
+          <w:ilvl w:val="0"/>
+          <w:numId w:val="1052"/>
+        </w:numPr>
+      </w:pPr>
+      <w:r>
+        <w:t xml:space="preserve">목표 달성 여부가 드러난다</w:t>
+      </w:r>
+    </w:p>
+    <w:p>
+      <w:pPr>
+        <w:pStyle w:val="FirstParagraph"/>
+      </w:pPr>
+      <w:r>
+        <w:t xml:space="preserve">독자는 승리를 통해 여정의 의미를 확인한다.</w:t>
+      </w:r>
+    </w:p>
+    <w:bookmarkEnd w:id="238"/>
+    <w:bookmarkEnd w:id="239"/>
+    <w:bookmarkStart w:id="240" w:name="장기-스토리-설계"/>
+    <w:p>
+      <w:pPr>
+        <w:pStyle w:val="Heading1"/>
+      </w:pPr>
+      <w:r>
+        <w:t xml:space="preserve">109. 장기 스토리 설계</w:t>
+      </w:r>
+    </w:p>
+    <w:bookmarkEnd w:id="240"/>
+    <w:bookmarkStart w:id="248" w:name="장기-스토리-설계-1"/>
+    <w:p>
+      <w:pPr>
+        <w:pStyle w:val="Heading1"/>
+      </w:pPr>
+      <w:r>
+        <w:t xml:space="preserve">110. 장기 스토리 설계</w:t>
+      </w:r>
+    </w:p>
+    <w:p>
+      <w:pPr>
+        <w:pStyle w:val="FirstParagraph"/>
+      </w:pPr>
+      <w:r>
+        <w:t xml:space="preserve">장기 서사는 여러 개의 아크를 연결하여 만든다.</w:t>
+      </w:r>
+    </w:p>
+    <w:bookmarkStart w:id="244" w:name="구조"/>
+    <w:p>
+      <w:pPr>
+        <w:pStyle w:val="Heading2"/>
+      </w:pPr>
+      <w:r>
+        <w:t xml:space="preserve">110.1 구조</w:t>
+      </w:r>
+    </w:p>
+    <w:p>
+      <w:pPr>
+        <w:pStyle w:val="FirstParagraph"/>
+      </w:pPr>
+    </w:p>
+    <w:p>
+      <w:pPr>
+        <w:pStyle w:val="BodyText"/>
+      </w:pPr>
+      <w:r>
+        <w:drawing>
+          <wp:inline>
+            <wp:extent cx="5334000" cy="645741"/>
+            <wp:effectExtent b="0" l="0" r="0" t="0"/>
+            <wp:docPr descr="" title="" id="242" name="Picture"/>
+            <a:graphic>
+              <a:graphicData uri="http://schemas.openxmlformats.org/drawingml/2006/picture">
+                <pic:pic>
+                  <pic:nvPicPr>
+                    <pic:cNvPr descr="part9/장기%20스토리%20설계_files/figure-docx/mermaid-figure-2.png" id="243" name="Picture"/>
+                    <pic:cNvPicPr>
+                      <a:picLocks noChangeArrowheads="1" noChangeAspect="1"/>
+                    </pic:cNvPicPr>
+                  </pic:nvPicPr>
+                  <pic:blipFill>
+                    <a:blip r:embed="rId241"/>
+                    <a:stretch>
+                      <a:fillRect/>
+                    </a:stretch>
+                  </pic:blipFill>
+                  <pic:spPr bwMode="auto">
+                    <a:xfrm>
+                      <a:off x="0" y="0"/>
+                      <a:ext cx="5334000" cy="645741"/>
+                    </a:xfrm>
+                    <a:prstGeom prst="rect">
+                      <a:avLst/>
+                    </a:prstGeom>
+                    <a:noFill/>
+                    <a:ln w="9525">
+                      <a:noFill/>
+                      <a:headEnd/>
+                      <a:tailEnd/>
+                    </a:ln>
+                  </pic:spPr>
+                </pic:pic>
+              </a:graphicData>
+            </a:graphic>
+          </wp:inline>
+        </w:drawing>
+      </w:r>
+    </w:p>
+    <w:p>
+      <w:pPr>
+        <w:pStyle w:val="BodyText"/>
+      </w:pPr>
+    </w:p>
+    <w:bookmarkEnd w:id="244"/>
+    <w:bookmarkStart w:id="247" w:name="체크리스트-4"/>
+    <w:p>
+      <w:pPr>
+        <w:pStyle w:val="Heading2"/>
+      </w:pPr>
+      <w:r>
+        <w:t xml:space="preserve">110.2 체크리스트</w:t>
+      </w:r>
+    </w:p>
+    <w:p>
+      <w:pPr>
+        <w:pStyle w:val="Compact"/>
+        <w:numPr>
+          <w:ilvl w:val="0"/>
+          <w:numId w:val="1053"/>
+        </w:numPr>
+      </w:pPr>
+      <w:r>
+        <w:t xml:space="preserve">각 아크마다 목표가 있는가?</w:t>
+      </w:r>
+    </w:p>
+    <w:p>
+      <w:pPr>
+        <w:pStyle w:val="Compact"/>
+        <w:numPr>
+          <w:ilvl w:val="0"/>
+          <w:numId w:val="1053"/>
+        </w:numPr>
+      </w:pPr>
+      <w:r>
+        <w:t xml:space="preserve">난이도가 상승하는가?</w:t>
+      </w:r>
+    </w:p>
+    <w:p>
+      <w:pPr>
+        <w:pStyle w:val="Compact"/>
+        <w:numPr>
+          <w:ilvl w:val="0"/>
+          <w:numId w:val="1053"/>
+        </w:numPr>
+      </w:pPr>
+      <w:r>
+        <w:t xml:space="preserve">최종 결말과 연결되는가?</w:t>
+      </w:r>
+    </w:p>
+    <w:tbl>
+      <w:tblPr>
+        <w:tblStyle w:val="Table"/>
+        <w:tblLook w:firstRow="0" w:lastRow="0" w:firstColumn="0" w:lastColumn="0" w:noHBand="0" w:noVBand="0" w:val="0000"/>
+        <w:tblBorders>
+          <w:top w:val="single" w:sz="4" w:space="0" w:color="00A047"/>
+          <w:left w:val="single" w:sz="24" w:space="0" w:color="00A047"/>
+          <w:bottom w:val="single" w:sz="4" w:space="0" w:color="00A047"/>
+          <w:right w:val="single" w:sz="4" w:space="0" w:color="00A047"/>
+        </w:tblBorders>
+        <w:tblCellMar>
+          <w:left w:w="144" w:type="dxa"/>
+          <w:right w:w="144" w:type="dxa"/>
+        </w:tblCellMar>
+        <w:tblLook w:firstRow="0" w:lastRow="0" w:firstColumn="0" w:lastColumn="0" w:noHBand="0" w:noVBand="0" w:val="0000"/>
+      </w:tblPr>
+      <w:tr>
+        <w:trPr>
+          <w:cantSplit/>
+        </w:trPr>
+        <w:tc>
+          <w:tcPr>
+            <w:shd w:color="auto" w:fill="ccf1e3" w:val="clear"/>
+            <w:tcMar>
+              <w:top w:w="92" w:type="dxa"/>
+              <w:bottom w:w="92" w:type="dxa"/>
+            </w:tcMar>
+          </w:tcPr>
+          <w:p>
+            <w:pPr>
+              <w:pStyle w:val="FirstParagraph"/>
+            </w:pPr>
+            <w:pPr>
+              <w:spacing w:before="0" w:after="0"/>
+              <w:textAlignment w:val="center"/>
+            </w:pPr>
+            <w:r>
+              <w:drawing>
+                <wp:inline>
+                  <wp:extent cx="152400" cy="152400"/>
+                  <wp:effectExtent b="0" l="0" r="0" t="0"/>
+                  <wp:docPr descr="" title="" id="245" name="Picture"/>
+                  <a:graphic>
+                    <a:graphicData uri="http://schemas.openxmlformats.org/drawingml/2006/picture">
+                      <pic:pic>
+                        <pic:nvPicPr>
+                          <pic:cNvPr descr="C:\Users\HEC\AppData\Local\Programs\Quarto\share\formats\docx\tip.png" id="246" name="Picture"/>
+                          <pic:cNvPicPr>
+                            <a:picLocks noChangeArrowheads="1" noChangeAspect="1"/>
+                          </pic:cNvPicPr>
+                        </pic:nvPicPr>
+                        <pic:blipFill>
+                          <a:blip r:embed="rId121"/>
+                          <a:stretch>
+                            <a:fillRect/>
+                          </a:stretch>
+                        </pic:blipFill>
+                        <pic:spPr bwMode="auto">
+                          <a:xfrm>
+                            <a:off x="0" y="0"/>
+                            <a:ext cx="152400" cy="152400"/>
+                          </a:xfrm>
+                          <a:prstGeom prst="rect">
+                            <a:avLst/>
+                          </a:prstGeom>
+                          <a:noFill/>
+                          <a:ln w="9525">
+                            <a:noFill/>
+                            <a:headEnd/>
+                            <a:tailEnd/>
+                          </a:ln>
+                        </pic:spPr>
+                      </pic:pic>
+                    </a:graphicData>
+                  </a:graphic>
+                </wp:inline>
+              </w:drawing>
+            </w:r>
+            <w:r>
+              <w:t xml:space="preserve"> </w:t>
+            </w:r>
+            <w:r>
+              <w:t xml:space="preserve"> </w:t>
+            </w:r>
+            <w:r>
+              <w:t xml:space="preserve">힌트</w:t>
+            </w:r>
+          </w:p>
+        </w:tc>
+      </w:tr>
+      <w:tr>
+        <w:trPr>
+          <w:cantSplit/>
+        </w:trPr>
+        <w:tc>
+          <w:tcPr>
+            <w:tcMar>
+              <w:top w:w="108" w:type="dxa"/>
+              <w:bottom w:w="108" w:type="dxa"/>
+            </w:tcMar>
+          </w:tcPr>
+          <w:p>
+            <w:pPr>
+              <w:pStyle w:val="BodyText"/>
+            </w:pPr>
+            <w:pPr>
+              <w:spacing w:before="16" w:after="16"/>
+            </w:pPr>
+            <w:r>
+              <w:t xml:space="preserve">하나의 큰 이야기 안에 여러 개의 작은 이야기를 배치하라.</w:t>
+            </w:r>
+          </w:p>
+          <w:p/>
+        </w:tc>
+      </w:tr>
+    </w:tbl>
+    <w:bookmarkEnd w:id="247"/>
+    <w:bookmarkEnd w:id="248"/>
+    <w:bookmarkStart w:id="249" w:name="에피소드의-역할"/>
+    <w:p>
+      <w:pPr>
+        <w:pStyle w:val="Heading1"/>
+      </w:pPr>
+      <w:r>
+        <w:t xml:space="preserve">111. 에피소드의 역할</w:t>
+      </w:r>
+    </w:p>
+    <w:bookmarkEnd w:id="249"/>
+    <w:bookmarkStart w:id="253" w:name="에피소드의-역할-1"/>
+    <w:p>
+      <w:pPr>
+        <w:pStyle w:val="Heading1"/>
+      </w:pPr>
+      <w:r>
+        <w:t xml:space="preserve">112. 에피소드의 역할</w:t>
+      </w:r>
+    </w:p>
+    <w:p>
+      <w:pPr>
+        <w:pStyle w:val="FirstParagraph"/>
+      </w:pPr>
+      <w:r>
+        <w:t xml:space="preserve">에피소드는 이야기 전체를 구성하는 중간 단위다.</w:t>
+      </w:r>
+    </w:p>
+    <w:bookmarkStart w:id="252" w:name="역할-3"/>
+    <w:p>
+      <w:pPr>
+        <w:pStyle w:val="Heading2"/>
+      </w:pPr>
+      <w:r>
+        <w:t xml:space="preserve">112.1 역할</w:t>
+      </w:r>
+    </w:p>
+    <w:p>
+      <w:pPr>
+        <w:pStyle w:val="Compact"/>
+        <w:numPr>
+          <w:ilvl w:val="0"/>
+          <w:numId w:val="1054"/>
+        </w:numPr>
+      </w:pPr>
+      <w:r>
+        <w:t xml:space="preserve">사건 전달</w:t>
+      </w:r>
+    </w:p>
+    <w:p>
+      <w:pPr>
+        <w:pStyle w:val="Compact"/>
+        <w:numPr>
+          <w:ilvl w:val="0"/>
+          <w:numId w:val="1054"/>
+        </w:numPr>
+      </w:pPr>
+      <w:r>
+        <w:t xml:space="preserve">캐릭터 성장</w:t>
+      </w:r>
+    </w:p>
+    <w:p>
+      <w:pPr>
+        <w:pStyle w:val="Compact"/>
+        <w:numPr>
+          <w:ilvl w:val="0"/>
+          <w:numId w:val="1054"/>
+        </w:numPr>
+      </w:pPr>
+      <w:r>
+        <w:t xml:space="preserve">갈등 심화</w:t>
+      </w:r>
+    </w:p>
+    <w:p>
+      <w:pPr>
+        <w:pStyle w:val="Compact"/>
+        <w:numPr>
+          <w:ilvl w:val="0"/>
+          <w:numId w:val="1054"/>
+        </w:numPr>
+      </w:pPr>
+      <w:r>
+        <w:t xml:space="preserve">다음 전개 준비</w:t>
+      </w:r>
+    </w:p>
+    <w:tbl>
+      <w:tblPr>
+        <w:tblStyle w:val="Table"/>
+        <w:tblLook w:firstRow="0" w:lastRow="0" w:firstColumn="0" w:lastColumn="0" w:noHBand="0" w:noVBand="0" w:val="0000"/>
+        <w:tblBorders>
+          <w:top w:val="single" w:sz="4" w:space="0" w:color="0758E5"/>
+          <w:left w:val="single" w:sz="24" w:space="0" w:color="0758E5"/>
+          <w:bottom w:val="single" w:sz="4" w:space="0" w:color="0758E5"/>
+          <w:right w:val="single" w:sz="4" w:space="0" w:color="0758E5"/>
+        </w:tblBorders>
+        <w:tblCellMar>
+          <w:left w:w="144" w:type="dxa"/>
+          <w:right w:w="144" w:type="dxa"/>
+        </w:tblCellMar>
+        <w:tblLook w:firstRow="0" w:lastRow="0" w:firstColumn="0" w:lastColumn="0" w:noHBand="0" w:noVBand="0" w:val="0000"/>
+      </w:tblPr>
+      <w:tr>
+        <w:trPr>
+          <w:cantSplit/>
+        </w:trPr>
+        <w:tc>
+          <w:tcPr>
+            <w:shd w:color="auto" w:fill="dae6fb" w:val="clear"/>
+            <w:tcMar>
+              <w:top w:w="92" w:type="dxa"/>
+              <w:bottom w:w="92" w:type="dxa"/>
+            </w:tcMar>
+          </w:tcPr>
+          <w:p>
+            <w:pPr>
+              <w:pStyle w:val="FirstParagraph"/>
+            </w:pPr>
+            <w:pPr>
+              <w:spacing w:before="0" w:after="0"/>
+              <w:textAlignment w:val="center"/>
+            </w:pPr>
+            <w:r>
+              <w:drawing>
+                <wp:inline>
+                  <wp:extent cx="152400" cy="152400"/>
+                  <wp:effectExtent b="0" l="0" r="0" t="0"/>
+                  <wp:docPr descr="" title="" id="250" name="Picture"/>
+                  <a:graphic>
+                    <a:graphicData uri="http://schemas.openxmlformats.org/drawingml/2006/picture">
+                      <pic:pic>
+                        <pic:nvPicPr>
+                          <pic:cNvPr descr="C:\Users\HEC\AppData\Local\Programs\Quarto\share\formats\docx\note.png" id="251" name="Picture"/>
+                          <pic:cNvPicPr>
+                            <a:picLocks noChangeArrowheads="1" noChangeAspect="1"/>
+                          </pic:cNvPicPr>
+                        </pic:nvPicPr>
+                        <pic:blipFill>
+                          <a:blip r:embed="rId68"/>
+                          <a:stretch>
+                            <a:fillRect/>
+                          </a:stretch>
+                        </pic:blipFill>
+                        <pic:spPr bwMode="auto">
+                          <a:xfrm>
+                            <a:off x="0" y="0"/>
+                            <a:ext cx="152400" cy="152400"/>
+                          </a:xfrm>
+                          <a:prstGeom prst="rect">
+                            <a:avLst/>
+                          </a:prstGeom>
+                          <a:noFill/>
+                          <a:ln w="9525">
+                            <a:noFill/>
+                            <a:headEnd/>
+                            <a:tailEnd/>
+                          </a:ln>
+                        </pic:spPr>
+                      </pic:pic>
+                    </a:graphicData>
+                  </a:graphic>
+                </wp:inline>
+              </w:drawing>
+            </w:r>
+            <w:r>
+              <w:t xml:space="preserve"> </w:t>
+            </w:r>
+            <w:r>
+              <w:t xml:space="preserve"> </w:t>
+            </w:r>
+            <w:r>
+              <w:t xml:space="preserve">노트</w:t>
+            </w:r>
+          </w:p>
+        </w:tc>
+      </w:tr>
+      <w:tr>
+        <w:trPr>
+          <w:cantSplit/>
+        </w:trPr>
+        <w:tc>
+          <w:tcPr>
+            <w:tcMar>
+              <w:top w:w="108" w:type="dxa"/>
+              <w:bottom w:w="108" w:type="dxa"/>
+            </w:tcMar>
+          </w:tcPr>
+          <w:p>
+            <w:pPr>
+              <w:pStyle w:val="BodyText"/>
+            </w:pPr>
+            <w:pPr>
+              <w:spacing w:before="16" w:after="16"/>
+            </w:pPr>
+            <w:r>
+              <w:t xml:space="preserve">좋은 에피소드는 시작과 끝의 상태가 달라진다.</w:t>
+            </w:r>
+          </w:p>
+          <w:p/>
+        </w:tc>
+      </w:tr>
+    </w:tbl>
+    <w:bookmarkEnd w:id="252"/>
+    <w:bookmarkEnd w:id="253"/>
+    <w:bookmarkStart w:id="254" w:name="에피소드-구조"/>
+    <w:p>
+      <w:pPr>
+        <w:pStyle w:val="Heading1"/>
+      </w:pPr>
+      <w:r>
+        <w:t xml:space="preserve">113. 에피소드 구조</w:t>
+      </w:r>
+    </w:p>
+    <w:bookmarkEnd w:id="254"/>
+    <w:bookmarkStart w:id="258" w:name="에피소드-구조-1"/>
+    <w:p>
+      <w:pPr>
+        <w:pStyle w:val="Heading1"/>
+      </w:pPr>
+      <w:r>
+        <w:t xml:space="preserve">114. 에피소드 구조</w:t>
+      </w:r>
+    </w:p>
+    <w:p>
+      <w:pPr>
+        <w:pStyle w:val="FirstParagraph"/>
+      </w:pPr>
+      <w:r>
+        <w:t xml:space="preserve">목표 → 방해 → 선택 → 결과</w:t>
+      </w:r>
+    </w:p>
+    <w:p>
+      <w:pPr>
+        <w:pStyle w:val="BodyText"/>
+      </w:pPr>
+    </w:p>
+    <w:p>
+      <w:pPr>
+        <w:pStyle w:val="BodyText"/>
+      </w:pPr>
+      <w:r>
+        <w:drawing>
+          <wp:inline>
+            <wp:extent cx="4992624" cy="667512"/>
+            <wp:effectExtent b="0" l="0" r="0" t="0"/>
+            <wp:docPr descr="" title="" id="256" name="Picture"/>
+            <a:graphic>
+              <a:graphicData uri="http://schemas.openxmlformats.org/drawingml/2006/picture">
+                <pic:pic>
+                  <pic:nvPicPr>
+                    <pic:cNvPr descr="part10/에피소드%20구조_files/figure-docx/mermaid-figure-2.png" id="257" name="Picture"/>
+                    <pic:cNvPicPr>
+                      <a:picLocks noChangeArrowheads="1" noChangeAspect="1"/>
+                    </pic:cNvPicPr>
+                  </pic:nvPicPr>
+                  <pic:blipFill>
+                    <a:blip r:embed="rId255"/>
+                    <a:stretch>
+                      <a:fillRect/>
+                    </a:stretch>
+                  </pic:blipFill>
+                  <pic:spPr bwMode="auto">
+                    <a:xfrm>
+                      <a:off x="0" y="0"/>
+                      <a:ext cx="4992624" cy="667512"/>
+                    </a:xfrm>
+                    <a:prstGeom prst="rect">
+                      <a:avLst/>
+                    </a:prstGeom>
+                    <a:noFill/>
+                    <a:ln w="9525">
+                      <a:noFill/>
+                      <a:headEnd/>
+                      <a:tailEnd/>
+                    </a:ln>
+                  </pic:spPr>
+                </pic:pic>
+              </a:graphicData>
+            </a:graphic>
+          </wp:inline>
+        </w:drawing>
+      </w:r>
+    </w:p>
+    <w:p>
+      <w:pPr>
+        <w:pStyle w:val="BodyText"/>
+      </w:pPr>
+    </w:p>
+    <w:bookmarkEnd w:id="258"/>
+    <w:bookmarkStart w:id="259" w:name="메인-에피소드"/>
+    <w:p>
+      <w:pPr>
+        <w:pStyle w:val="Heading1"/>
+      </w:pPr>
+      <w:r>
+        <w:t xml:space="preserve">115. 메인 에피소드</w:t>
+      </w:r>
+    </w:p>
+    <w:bookmarkEnd w:id="259"/>
+    <w:bookmarkStart w:id="260" w:name="메인-에피소드-1"/>
+    <w:p>
+      <w:pPr>
+        <w:pStyle w:val="Heading1"/>
+      </w:pPr>
+      <w:r>
+        <w:t xml:space="preserve">116. 메인 에피소드</w:t>
+      </w:r>
+    </w:p>
+    <w:p>
+      <w:pPr>
+        <w:pStyle w:val="FirstParagraph"/>
+      </w:pPr>
+      <w:r>
+        <w:t xml:space="preserve">메인 플롯을 직접 진행시키는 핵심 에피소드다.</w:t>
+      </w:r>
+    </w:p>
+    <w:p>
+      <w:pPr>
+        <w:pStyle w:val="Compact"/>
+        <w:numPr>
+          <w:ilvl w:val="0"/>
+          <w:numId w:val="1055"/>
+        </w:numPr>
+      </w:pPr>
+      <w:r>
+        <w:t xml:space="preserve">핵심 목표</w:t>
+      </w:r>
+    </w:p>
+    <w:p>
+      <w:pPr>
+        <w:pStyle w:val="Compact"/>
+        <w:numPr>
+          <w:ilvl w:val="0"/>
+          <w:numId w:val="1055"/>
+        </w:numPr>
+      </w:pPr>
+      <w:r>
+        <w:t xml:space="preserve">주요 갈등</w:t>
+      </w:r>
+    </w:p>
+    <w:p>
+      <w:pPr>
+        <w:pStyle w:val="Compact"/>
+        <w:numPr>
+          <w:ilvl w:val="0"/>
+          <w:numId w:val="1055"/>
+        </w:numPr>
+      </w:pPr>
+      <w:r>
+        <w:t xml:space="preserve">큰 변화</w:t>
+      </w:r>
+    </w:p>
+    <w:bookmarkEnd w:id="260"/>
+    <w:bookmarkStart w:id="261" w:name="서브-에피소드"/>
+    <w:p>
+      <w:pPr>
+        <w:pStyle w:val="Heading1"/>
+      </w:pPr>
+      <w:r>
+        <w:t xml:space="preserve">117. 서브 에피소드</w:t>
+      </w:r>
+    </w:p>
+    <w:bookmarkEnd w:id="261"/>
+    <w:bookmarkStart w:id="262" w:name="서브-에피소드-1"/>
+    <w:p>
+      <w:pPr>
+        <w:pStyle w:val="Heading1"/>
+      </w:pPr>
+      <w:r>
+        <w:t xml:space="preserve">118. 서브 에피소드</w:t>
+      </w:r>
+    </w:p>
+    <w:p>
+      <w:pPr>
+        <w:pStyle w:val="FirstParagraph"/>
+      </w:pPr>
+      <w:r>
+        <w:t xml:space="preserve">메인 플롯을 보완하는 보조 에피소드다.</w:t>
+      </w:r>
+    </w:p>
+    <w:p>
+      <w:pPr>
+        <w:pStyle w:val="Compact"/>
+        <w:numPr>
+          <w:ilvl w:val="0"/>
+          <w:numId w:val="1056"/>
+        </w:numPr>
+      </w:pPr>
+      <w:r>
+        <w:t xml:space="preserve">관계 형성</w:t>
+      </w:r>
+    </w:p>
+    <w:p>
+      <w:pPr>
+        <w:pStyle w:val="Compact"/>
+        <w:numPr>
+          <w:ilvl w:val="0"/>
+          <w:numId w:val="1056"/>
+        </w:numPr>
+      </w:pPr>
+      <w:r>
+        <w:t xml:space="preserve">감정선 강화</w:t>
+      </w:r>
+    </w:p>
+    <w:p>
+      <w:pPr>
+        <w:pStyle w:val="Compact"/>
+        <w:numPr>
+          <w:ilvl w:val="0"/>
+          <w:numId w:val="1056"/>
+        </w:numPr>
+      </w:pPr>
+      <w:r>
+        <w:t xml:space="preserve">세계관 확장</w:t>
+      </w:r>
+    </w:p>
+    <w:bookmarkEnd w:id="262"/>
+    <w:bookmarkStart w:id="263" w:name="반복과-변주"/>
+    <w:p>
+      <w:pPr>
+        <w:pStyle w:val="Heading1"/>
+      </w:pPr>
+      <w:r>
+        <w:t xml:space="preserve">119. 반복과 변주</w:t>
+      </w:r>
+    </w:p>
+    <w:bookmarkEnd w:id="263"/>
+    <w:bookmarkStart w:id="264" w:name="반복과-변주-1"/>
+    <w:p>
+      <w:pPr>
+        <w:pStyle w:val="Heading1"/>
+      </w:pPr>
+      <w:r>
+        <w:t xml:space="preserve">120. 반복과 변주</w:t>
+      </w:r>
+    </w:p>
+    <w:p>
+      <w:pPr>
+        <w:pStyle w:val="FirstParagraph"/>
+      </w:pPr>
+      <w:r>
+        <w:t xml:space="preserve">익숙한 구조를 반복하고 새로운 요소를 더해 변주한다.</w:t>
+      </w:r>
+    </w:p>
+    <w:bookmarkEnd w:id="264"/>
+    <w:bookmarkStart w:id="265" w:name="에피소드-연결"/>
+    <w:p>
+      <w:pPr>
+        <w:pStyle w:val="Heading1"/>
+      </w:pPr>
+      <w:r>
+        <w:t xml:space="preserve">121. 에피소드 연결</w:t>
+      </w:r>
+    </w:p>
+    <w:bookmarkEnd w:id="265"/>
+    <w:bookmarkStart w:id="269" w:name="에피소드-연결-1"/>
+    <w:p>
+      <w:pPr>
+        <w:pStyle w:val="Heading1"/>
+      </w:pPr>
+      <w:r>
+        <w:t xml:space="preserve">122. 에피소드 연결</w:t>
+      </w:r>
+    </w:p>
+    <w:p>
+      <w:pPr>
+        <w:pStyle w:val="FirstParagraph"/>
+      </w:pPr>
+      <w:r>
+        <w:t xml:space="preserve">결과 → 새로운 문제 → 다음 목표</w:t>
+      </w:r>
+    </w:p>
+    <w:p>
+      <w:pPr>
+        <w:pStyle w:val="BodyText"/>
+      </w:pPr>
+    </w:p>
+    <w:p>
+      <w:pPr>
+        <w:pStyle w:val="BodyText"/>
+      </w:pPr>
+      <w:r>
+        <w:drawing>
+          <wp:inline>
+            <wp:extent cx="4745736" cy="667512"/>
+            <wp:effectExtent b="0" l="0" r="0" t="0"/>
+            <wp:docPr descr="" title="" id="267" name="Picture"/>
+            <a:graphic>
+              <a:graphicData uri="http://schemas.openxmlformats.org/drawingml/2006/picture">
+                <pic:pic>
+                  <pic:nvPicPr>
+                    <pic:cNvPr descr="part10/에피소드%20연결_files/figure-docx/mermaid-figure-2.png" id="268" name="Picture"/>
+                    <pic:cNvPicPr>
+                      <a:picLocks noChangeArrowheads="1" noChangeAspect="1"/>
+                    </pic:cNvPicPr>
+                  </pic:nvPicPr>
+                  <pic:blipFill>
+                    <a:blip r:embed="rId266"/>
+                    <a:stretch>
+                      <a:fillRect/>
+                    </a:stretch>
+                  </pic:blipFill>
+                  <pic:spPr bwMode="auto">
+                    <a:xfrm>
+                      <a:off x="0" y="0"/>
+                      <a:ext cx="4745736" cy="667512"/>
+                    </a:xfrm>
+                    <a:prstGeom prst="rect">
+                      <a:avLst/>
+                    </a:prstGeom>
+                    <a:noFill/>
+                    <a:ln w="9525">
+                      <a:noFill/>
+                      <a:headEnd/>
+                      <a:tailEnd/>
+                    </a:ln>
+                  </pic:spPr>
+                </pic:pic>
+              </a:graphicData>
+            </a:graphic>
+          </wp:inline>
+        </w:drawing>
+      </w:r>
+    </w:p>
+    <w:p>
+      <w:pPr>
+        <w:pStyle w:val="BodyText"/>
+      </w:pPr>
+    </w:p>
+    <w:bookmarkEnd w:id="269"/>
+    <w:bookmarkStart w:id="270" w:name="에피소드-체크리스트"/>
+    <w:p>
+      <w:pPr>
+        <w:pStyle w:val="Heading1"/>
+      </w:pPr>
+      <w:r>
+        <w:t xml:space="preserve">123. 에피소드 체크리스트</w:t>
+      </w:r>
+    </w:p>
+    <w:bookmarkEnd w:id="270"/>
+    <w:bookmarkStart w:id="271" w:name="에피소드-체크리스트-1"/>
+    <w:p>
+      <w:pPr>
+        <w:pStyle w:val="Heading1"/>
+      </w:pPr>
+      <w:r>
+        <w:t xml:space="preserve">124. 에피소드 체크리스트</w:t>
+      </w:r>
+    </w:p>
+    <w:p>
+      <w:pPr>
+        <w:pStyle w:val="Compact"/>
+        <w:numPr>
+          <w:ilvl w:val="0"/>
+          <w:numId w:val="1057"/>
+        </w:numPr>
+      </w:pPr>
+      <w:r>
+        <w:t xml:space="preserve">목표가 있는가</w:t>
+      </w:r>
+    </w:p>
+    <w:p>
+      <w:pPr>
+        <w:pStyle w:val="Compact"/>
+        <w:numPr>
+          <w:ilvl w:val="0"/>
+          <w:numId w:val="1058"/>
+        </w:numPr>
+      </w:pPr>
+      <w:r>
+        <w:t xml:space="preserve">갈등이 있는가</w:t>
+      </w:r>
+    </w:p>
+    <w:p>
+      <w:pPr>
+        <w:pStyle w:val="Compact"/>
+        <w:numPr>
+          <w:ilvl w:val="0"/>
+          <w:numId w:val="1059"/>
+        </w:numPr>
+      </w:pPr>
+      <w:r>
+        <w:t xml:space="preserve">선택이 있는가</w:t>
+      </w:r>
+    </w:p>
+    <w:p>
+      <w:pPr>
+        <w:pStyle w:val="Compact"/>
+        <w:numPr>
+          <w:ilvl w:val="0"/>
+          <w:numId w:val="1060"/>
+        </w:numPr>
+      </w:pPr>
+      <w:r>
+        <w:t xml:space="preserve">변화가 있는가</w:t>
+      </w:r>
+    </w:p>
+    <w:p>
+      <w:pPr>
+        <w:pStyle w:val="Compact"/>
+        <w:numPr>
+          <w:ilvl w:val="0"/>
+          <w:numId w:val="1061"/>
+        </w:numPr>
+      </w:pPr>
+      <w:r>
+        <w:t xml:space="preserve">다음 화로 연결되는가</w:t>
+      </w:r>
+    </w:p>
+    <w:bookmarkEnd w:id="271"/>
+    <w:bookmarkStart w:id="272" w:name="장면의-정의"/>
+    <w:p>
+      <w:pPr>
+        <w:pStyle w:val="Heading1"/>
+      </w:pPr>
+      <w:r>
+        <w:t xml:space="preserve">125. 장면의 정의</w:t>
+      </w:r>
+    </w:p>
+    <w:bookmarkEnd w:id="272"/>
+    <w:bookmarkStart w:id="274" w:name="장면의-정의-1"/>
+    <w:p>
+      <w:pPr>
+        <w:pStyle w:val="Heading1"/>
+      </w:pPr>
+      <w:r>
+        <w:t xml:space="preserve">126. 장면의 정의</w:t>
+      </w:r>
+    </w:p>
+    <w:p>
+      <w:pPr>
+        <w:pStyle w:val="FirstParagraph"/>
+      </w:pPr>
+      <w:r>
+        <w:t xml:space="preserve">장면은 이야기의 가장 작은 드라마 단위다.</w:t>
+      </w:r>
+    </w:p>
+    <w:bookmarkStart w:id="273" w:name="조건-1"/>
+    <w:p>
+      <w:pPr>
+        <w:pStyle w:val="Heading2"/>
+      </w:pPr>
+      <w:r>
+        <w:t xml:space="preserve">126.1 조건</w:t>
+      </w:r>
+    </w:p>
+    <w:p>
+      <w:pPr>
+        <w:pStyle w:val="Compact"/>
+        <w:numPr>
+          <w:ilvl w:val="0"/>
+          <w:numId w:val="1062"/>
+        </w:numPr>
+      </w:pPr>
+      <w:r>
+        <w:t xml:space="preserve">목표 존재</w:t>
+      </w:r>
+    </w:p>
+    <w:p>
+      <w:pPr>
+        <w:pStyle w:val="Compact"/>
+        <w:numPr>
+          <w:ilvl w:val="0"/>
+          <w:numId w:val="1062"/>
+        </w:numPr>
+      </w:pPr>
+      <w:r>
+        <w:t xml:space="preserve">갈등 존재</w:t>
+      </w:r>
+    </w:p>
+    <w:p>
+      <w:pPr>
+        <w:pStyle w:val="Compact"/>
+        <w:numPr>
+          <w:ilvl w:val="0"/>
+          <w:numId w:val="1062"/>
+        </w:numPr>
+      </w:pPr>
+      <w:r>
+        <w:t xml:space="preserve">변화 발생</w:t>
+      </w:r>
+    </w:p>
+    <w:bookmarkEnd w:id="273"/>
+    <w:bookmarkEnd w:id="274"/>
+    <w:bookmarkStart w:id="275" w:name="장면-목표"/>
+    <w:p>
+      <w:pPr>
+        <w:pStyle w:val="Heading1"/>
+      </w:pPr>
+      <w:r>
+        <w:t xml:space="preserve">127. 장면 목표</w:t>
+      </w:r>
+    </w:p>
+    <w:bookmarkEnd w:id="275"/>
+    <w:bookmarkStart w:id="276" w:name="장면-목표-1"/>
+    <w:p>
+      <w:pPr>
+        <w:pStyle w:val="Heading1"/>
+      </w:pPr>
+      <w:r>
+        <w:t xml:space="preserve">128. 장면 목표</w:t>
+      </w:r>
+    </w:p>
+    <w:p>
+      <w:pPr>
+        <w:pStyle w:val="FirstParagraph"/>
+      </w:pPr>
+      <w:r>
+        <w:t xml:space="preserve">모든 장면에는 인물이 달성하려는 목표가 있어야 한다.</w:t>
+      </w:r>
+    </w:p>
+    <w:p>
+      <w:pPr>
+        <w:pStyle w:val="Compact"/>
+        <w:numPr>
+          <w:ilvl w:val="0"/>
+          <w:numId w:val="1063"/>
+        </w:numPr>
+      </w:pPr>
+      <w:r>
+        <w:t xml:space="preserve">정보 획득</w:t>
+      </w:r>
+    </w:p>
+    <w:p>
+      <w:pPr>
+        <w:pStyle w:val="Compact"/>
+        <w:numPr>
+          <w:ilvl w:val="0"/>
+          <w:numId w:val="1063"/>
+        </w:numPr>
+      </w:pPr>
+      <w:r>
+        <w:t xml:space="preserve">탈출</w:t>
+      </w:r>
+    </w:p>
+    <w:p>
+      <w:pPr>
+        <w:pStyle w:val="Compact"/>
+        <w:numPr>
+          <w:ilvl w:val="0"/>
+          <w:numId w:val="1063"/>
+        </w:numPr>
+      </w:pPr>
+      <w:r>
+        <w:t xml:space="preserve">설득</w:t>
+      </w:r>
+    </w:p>
+    <w:p>
+      <w:pPr>
+        <w:pStyle w:val="Compact"/>
+        <w:numPr>
+          <w:ilvl w:val="0"/>
+          <w:numId w:val="1063"/>
+        </w:numPr>
+      </w:pPr>
+      <w:r>
+        <w:t xml:space="preserve">승리</w:t>
+      </w:r>
+    </w:p>
+    <w:bookmarkEnd w:id="276"/>
+    <w:bookmarkStart w:id="277" w:name="장면-갈등"/>
+    <w:p>
+      <w:pPr>
+        <w:pStyle w:val="Heading1"/>
+      </w:pPr>
+      <w:r>
+        <w:t xml:space="preserve">129. 장면 갈등</w:t>
+      </w:r>
+    </w:p>
+    <w:bookmarkEnd w:id="277"/>
+    <w:bookmarkStart w:id="281" w:name="장면-갈등-1"/>
+    <w:p>
+      <w:pPr>
+        <w:pStyle w:val="Heading1"/>
+      </w:pPr>
+      <w:r>
+        <w:t xml:space="preserve">130. 장면 갈등</w:t>
+      </w:r>
+    </w:p>
+    <w:p>
+      <w:pPr>
+        <w:pStyle w:val="FirstParagraph"/>
+      </w:pPr>
+      <w:r>
+        <w:t xml:space="preserve">목표를 방해하는 요소가 장면의 긴장을 만든다.</w:t>
+      </w:r>
+    </w:p>
+    <w:p>
+      <w:pPr>
+        <w:pStyle w:val="BodyText"/>
+      </w:pPr>
+    </w:p>
+    <w:p>
+      <w:pPr>
+        <w:pStyle w:val="BodyText"/>
+      </w:pPr>
+      <w:r>
+        <w:drawing>
+          <wp:inline>
+            <wp:extent cx="3803904" cy="667512"/>
+            <wp:effectExtent b="0" l="0" r="0" t="0"/>
+            <wp:docPr descr="" title="" id="279" name="Picture"/>
+            <a:graphic>
+              <a:graphicData uri="http://schemas.openxmlformats.org/drawingml/2006/picture">
+                <pic:pic>
+                  <pic:nvPicPr>
+                    <pic:cNvPr descr="part11/장면%20갈등_files/figure-docx/mermaid-figure-2.png" id="280" name="Picture"/>
+                    <pic:cNvPicPr>
+                      <a:picLocks noChangeArrowheads="1" noChangeAspect="1"/>
+                    </pic:cNvPicPr>
+                  </pic:nvPicPr>
+                  <pic:blipFill>
+                    <a:blip r:embed="rId278"/>
+                    <a:stretch>
+                      <a:fillRect/>
+                    </a:stretch>
+                  </pic:blipFill>
+                  <pic:spPr bwMode="auto">
+                    <a:xfrm>
+                      <a:off x="0" y="0"/>
+                      <a:ext cx="3803904" cy="667512"/>
+                    </a:xfrm>
+                    <a:prstGeom prst="rect">
+                      <a:avLst/>
+                    </a:prstGeom>
+                    <a:noFill/>
+                    <a:ln w="9525">
+                      <a:noFill/>
+                      <a:headEnd/>
+                      <a:tailEnd/>
+                    </a:ln>
+                  </pic:spPr>
+                </pic:pic>
+              </a:graphicData>
+            </a:graphic>
+          </wp:inline>
+        </w:drawing>
+      </w:r>
+    </w:p>
+    <w:p>
+      <w:pPr>
+        <w:pStyle w:val="BodyText"/>
+      </w:pPr>
+    </w:p>
+    <w:bookmarkEnd w:id="281"/>
+    <w:bookmarkStart w:id="282" w:name="장면-변화"/>
+    <w:p>
+      <w:pPr>
+        <w:pStyle w:val="Heading1"/>
+      </w:pPr>
+      <w:r>
+        <w:t xml:space="preserve">131. 장면 변화</w:t>
+      </w:r>
+    </w:p>
+    <w:bookmarkEnd w:id="282"/>
+    <w:bookmarkStart w:id="284" w:name="장면-변화-1"/>
+    <w:p>
+      <w:pPr>
+        <w:pStyle w:val="Heading1"/>
+      </w:pPr>
+      <w:r>
+        <w:t xml:space="preserve">132. 장면 변화</w:t>
+      </w:r>
+    </w:p>
+    <w:p>
+      <w:pPr>
+        <w:pStyle w:val="FirstParagraph"/>
+      </w:pPr>
+      <w:r>
+        <w:t xml:space="preserve">장면 전후 상태는 반드시 달라져야 한다.</w:t>
+      </w:r>
+    </w:p>
+    <w:bookmarkStart w:id="283" w:name="변화-예시"/>
+    <w:p>
+      <w:pPr>
+        <w:pStyle w:val="Heading2"/>
+      </w:pPr>
+      <w:r>
+        <w:t xml:space="preserve">132.1 변화 예시</w:t>
+      </w:r>
+    </w:p>
+    <w:p>
+      <w:pPr>
+        <w:pStyle w:val="Compact"/>
+        <w:numPr>
+          <w:ilvl w:val="0"/>
+          <w:numId w:val="1064"/>
+        </w:numPr>
+      </w:pPr>
+      <w:r>
+        <w:t xml:space="preserve">승리 → 패배</w:t>
+      </w:r>
+    </w:p>
+    <w:p>
+      <w:pPr>
+        <w:pStyle w:val="Compact"/>
+        <w:numPr>
+          <w:ilvl w:val="0"/>
+          <w:numId w:val="1064"/>
+        </w:numPr>
+      </w:pPr>
+      <w:r>
+        <w:t xml:space="preserve">무지 → 정보 획득</w:t>
+      </w:r>
+    </w:p>
+    <w:p>
+      <w:pPr>
+        <w:pStyle w:val="Compact"/>
+        <w:numPr>
+          <w:ilvl w:val="0"/>
+          <w:numId w:val="1064"/>
+        </w:numPr>
+      </w:pPr>
+      <w:r>
+        <w:t xml:space="preserve">적대 → 협력</w:t>
+      </w:r>
+    </w:p>
+    <w:bookmarkEnd w:id="283"/>
+    <w:bookmarkEnd w:id="284"/>
+    <w:bookmarkStart w:id="285" w:name="진입과-종료"/>
+    <w:p>
+      <w:pPr>
+        <w:pStyle w:val="Heading1"/>
+      </w:pPr>
+      <w:r>
+        <w:t xml:space="preserve">133. 진입과 종료</w:t>
+      </w:r>
+    </w:p>
+    <w:bookmarkEnd w:id="285"/>
+    <w:bookmarkStart w:id="286" w:name="진입과-종료-1"/>
+    <w:p>
+      <w:pPr>
+        <w:pStyle w:val="Heading1"/>
+      </w:pPr>
+      <w:r>
+        <w:t xml:space="preserve">134. 진입과 종료</w:t>
+      </w:r>
+    </w:p>
+    <w:p>
+      <w:pPr>
+        <w:pStyle w:val="FirstParagraph"/>
+      </w:pPr>
+      <w:r>
+        <w:t xml:space="preserve">가능한 늦게 시작하고 가능한 일찍 끝낸다.</w:t>
+      </w:r>
+    </w:p>
+    <w:p>
+      <w:pPr>
+        <w:pStyle w:val="BodyText"/>
+      </w:pPr>
+      <w:r>
+        <w:t xml:space="preserve">불필요한 이동과 설명은 제거한다.</w:t>
+      </w:r>
+    </w:p>
+    <w:bookmarkEnd w:id="286"/>
+    <w:bookmarkStart w:id="287" w:name="정보-공개"/>
+    <w:p>
+      <w:pPr>
+        <w:pStyle w:val="Heading1"/>
+      </w:pPr>
+      <w:r>
+        <w:t xml:space="preserve">135. 정보 공개</w:t>
+      </w:r>
+    </w:p>
+    <w:bookmarkEnd w:id="287"/>
+    <w:bookmarkStart w:id="289" w:name="정보-공개-1"/>
+    <w:p>
+      <w:pPr>
+        <w:pStyle w:val="Heading1"/>
+      </w:pPr>
+      <w:r>
+        <w:t xml:space="preserve">136. 정보 공개</w:t>
+      </w:r>
+    </w:p>
+    <w:p>
+      <w:pPr>
+        <w:pStyle w:val="FirstParagraph"/>
+      </w:pPr>
+      <w:r>
+        <w:t xml:space="preserve">정보는 필요한 순간에 공개한다.</w:t>
+      </w:r>
+    </w:p>
+    <w:bookmarkStart w:id="288" w:name="원칙"/>
+    <w:p>
+      <w:pPr>
+        <w:pStyle w:val="Heading2"/>
+      </w:pPr>
+      <w:r>
+        <w:t xml:space="preserve">136.1 원칙</w:t>
+      </w:r>
+    </w:p>
+    <w:p>
+      <w:pPr>
+        <w:pStyle w:val="Compact"/>
+        <w:numPr>
+          <w:ilvl w:val="0"/>
+          <w:numId w:val="1065"/>
+        </w:numPr>
+      </w:pPr>
+      <w:r>
+        <w:t xml:space="preserve">궁금증 생성</w:t>
+      </w:r>
+    </w:p>
+    <w:p>
+      <w:pPr>
+        <w:pStyle w:val="Compact"/>
+        <w:numPr>
+          <w:ilvl w:val="0"/>
+          <w:numId w:val="1065"/>
+        </w:numPr>
+      </w:pPr>
+      <w:r>
+        <w:t xml:space="preserve">정보 제공</w:t>
+      </w:r>
+    </w:p>
+    <w:p>
+      <w:pPr>
+        <w:pStyle w:val="Compact"/>
+        <w:numPr>
+          <w:ilvl w:val="0"/>
+          <w:numId w:val="1065"/>
+        </w:numPr>
+      </w:pPr>
+      <w:r>
+        <w:t xml:space="preserve">새로운 질문 생성</w:t>
+      </w:r>
+    </w:p>
+    <w:bookmarkEnd w:id="288"/>
+    <w:bookmarkEnd w:id="289"/>
+    <w:bookmarkStart w:id="290" w:name="대화-장면"/>
+    <w:p>
+      <w:pPr>
+        <w:pStyle w:val="Heading1"/>
+      </w:pPr>
+      <w:r>
+        <w:t xml:space="preserve">137. 대화 장면</w:t>
+      </w:r>
+    </w:p>
+    <w:bookmarkEnd w:id="290"/>
+    <w:bookmarkStart w:id="293" w:name="대화-장면-1"/>
+    <w:p>
+      <w:pPr>
+        <w:pStyle w:val="Heading1"/>
+      </w:pPr>
+      <w:r>
+        <w:t xml:space="preserve">138. 대화 장면</w:t>
+      </w:r>
+    </w:p>
+    <w:p>
+      <w:pPr>
+        <w:pStyle w:val="FirstParagraph"/>
+      </w:pPr>
+      <w:r>
+        <w:t xml:space="preserve">대화는 정보 전달보다 갈등과 관계 변화에 집중한다.</w:t>
+      </w:r>
+    </w:p>
+    <w:tbl>
+      <w:tblPr>
+        <w:tblStyle w:val="Table"/>
+        <w:tblLook w:firstRow="0" w:lastRow="0" w:firstColumn="0" w:lastColumn="0" w:noHBand="0" w:noVBand="0" w:val="0000"/>
+        <w:tblBorders>
+          <w:top w:val="single" w:sz="4" w:space="0" w:color="00A047"/>
+          <w:left w:val="single" w:sz="24" w:space="0" w:color="00A047"/>
+          <w:bottom w:val="single" w:sz="4" w:space="0" w:color="00A047"/>
+          <w:right w:val="single" w:sz="4" w:space="0" w:color="00A047"/>
+        </w:tblBorders>
+        <w:tblCellMar>
+          <w:left w:w="144" w:type="dxa"/>
+          <w:right w:w="144" w:type="dxa"/>
+        </w:tblCellMar>
+        <w:tblLook w:firstRow="0" w:lastRow="0" w:firstColumn="0" w:lastColumn="0" w:noHBand="0" w:noVBand="0" w:val="0000"/>
+      </w:tblPr>
+      <w:tr>
+        <w:trPr>
+          <w:cantSplit/>
+        </w:trPr>
+        <w:tc>
+          <w:tcPr>
+            <w:shd w:color="auto" w:fill="ccf1e3" w:val="clear"/>
+            <w:tcMar>
+              <w:top w:w="92" w:type="dxa"/>
+              <w:bottom w:w="92" w:type="dxa"/>
+            </w:tcMar>
+          </w:tcPr>
+          <w:p>
+            <w:pPr>
+              <w:pStyle w:val="BodyText"/>
+            </w:pPr>
+            <w:pPr>
+              <w:spacing w:before="0" w:after="0"/>
+              <w:textAlignment w:val="center"/>
+            </w:pPr>
+            <w:r>
+              <w:drawing>
+                <wp:inline>
+                  <wp:extent cx="152400" cy="152400"/>
+                  <wp:effectExtent b="0" l="0" r="0" t="0"/>
+                  <wp:docPr descr="" title="" id="291" name="Picture"/>
+                  <a:graphic>
+                    <a:graphicData uri="http://schemas.openxmlformats.org/drawingml/2006/picture">
+                      <pic:pic>
+                        <pic:nvPicPr>
+                          <pic:cNvPr descr="C:\Users\HEC\AppData\Local\Programs\Quarto\share\formats\docx\tip.png" id="292" name="Picture"/>
+                          <pic:cNvPicPr>
+                            <a:picLocks noChangeArrowheads="1" noChangeAspect="1"/>
+                          </pic:cNvPicPr>
+                        </pic:nvPicPr>
+                        <pic:blipFill>
+                          <a:blip r:embed="rId121"/>
+                          <a:stretch>
+                            <a:fillRect/>
+                          </a:stretch>
+                        </pic:blipFill>
+                        <pic:spPr bwMode="auto">
+                          <a:xfrm>
+                            <a:off x="0" y="0"/>
+                            <a:ext cx="152400" cy="152400"/>
+                          </a:xfrm>
+                          <a:prstGeom prst="rect">
+                            <a:avLst/>
+                          </a:prstGeom>
+                          <a:noFill/>
+                          <a:ln w="9525">
+                            <a:noFill/>
+                            <a:headEnd/>
+                            <a:tailEnd/>
+                          </a:ln>
+                        </pic:spPr>
+                      </pic:pic>
+                    </a:graphicData>
+                  </a:graphic>
+                </wp:inline>
+              </w:drawing>
+            </w:r>
+            <w:r>
+              <w:t xml:space="preserve"> </w:t>
+            </w:r>
+            <w:r>
+              <w:t xml:space="preserve"> </w:t>
+            </w:r>
+            <w:r>
+              <w:t xml:space="preserve">힌트</w:t>
+            </w:r>
+          </w:p>
+        </w:tc>
+      </w:tr>
+      <w:tr>
+        <w:trPr>
+          <w:cantSplit/>
+        </w:trPr>
+        <w:tc>
+          <w:tcPr>
+            <w:tcMar>
+              <w:top w:w="108" w:type="dxa"/>
+              <w:bottom w:w="108" w:type="dxa"/>
+            </w:tcMar>
+          </w:tcPr>
+          <w:p>
+            <w:pPr>
+              <w:pStyle w:val="BodyText"/>
+            </w:pPr>
+            <w:pPr>
+              <w:spacing w:before="16" w:after="16"/>
+            </w:pPr>
+            <w:r>
+              <w:t xml:space="preserve">좋은 대화는 숨겨진 의도를 가진다.</w:t>
+            </w:r>
+          </w:p>
+          <w:p/>
+        </w:tc>
+      </w:tr>
+    </w:tbl>
+    <w:bookmarkEnd w:id="293"/>
+    <w:bookmarkStart w:id="294" w:name="액션-장면"/>
+    <w:p>
+      <w:pPr>
+        <w:pStyle w:val="Heading1"/>
+      </w:pPr>
+      <w:r>
+        <w:t xml:space="preserve">139. 액션 장면</w:t>
+      </w:r>
+    </w:p>
+    <w:bookmarkEnd w:id="294"/>
+    <w:bookmarkStart w:id="295" w:name="액션-장면-1"/>
+    <w:p>
+      <w:pPr>
+        <w:pStyle w:val="Heading1"/>
+      </w:pPr>
+      <w:r>
+        <w:t xml:space="preserve">140. 액션 장면</w:t>
+      </w:r>
+    </w:p>
+    <w:p>
+      <w:pPr>
+        <w:pStyle w:val="FirstParagraph"/>
+      </w:pPr>
+      <w:r>
+        <w:t xml:space="preserve">행동 중심의 장면이다.</w:t>
+      </w:r>
+    </w:p>
+    <w:p>
+      <w:pPr>
+        <w:pStyle w:val="Compact"/>
+        <w:numPr>
+          <w:ilvl w:val="0"/>
+          <w:numId w:val="1066"/>
+        </w:numPr>
+      </w:pPr>
+      <w:r>
+        <w:t xml:space="preserve">목표</w:t>
+      </w:r>
+    </w:p>
+    <w:p>
+      <w:pPr>
+        <w:pStyle w:val="Compact"/>
+        <w:numPr>
+          <w:ilvl w:val="0"/>
+          <w:numId w:val="1066"/>
+        </w:numPr>
+      </w:pPr>
+      <w:r>
+        <w:t xml:space="preserve">위험</w:t>
+      </w:r>
+    </w:p>
+    <w:p>
+      <w:pPr>
+        <w:pStyle w:val="Compact"/>
+        <w:numPr>
+          <w:ilvl w:val="0"/>
+          <w:numId w:val="1066"/>
+        </w:numPr>
+      </w:pPr>
+      <w:r>
+        <w:t xml:space="preserve">결과</w:t>
+      </w:r>
+    </w:p>
+    <w:p>
+      <w:pPr>
+        <w:pStyle w:val="FirstParagraph"/>
+      </w:pPr>
+      <w:r>
+        <w:t xml:space="preserve">세 요소를 명확히 제시한다.</w:t>
+      </w:r>
+    </w:p>
+    <w:bookmarkEnd w:id="295"/>
+    <w:bookmarkStart w:id="296" w:name="감정-장면"/>
+    <w:p>
+      <w:pPr>
+        <w:pStyle w:val="Heading1"/>
+      </w:pPr>
+      <w:r>
+        <w:t xml:space="preserve">141. 감정 장면</w:t>
+      </w:r>
+    </w:p>
+    <w:bookmarkEnd w:id="296"/>
+    <w:bookmarkStart w:id="297" w:name="감정-장면-1"/>
+    <w:p>
+      <w:pPr>
+        <w:pStyle w:val="Heading1"/>
+      </w:pPr>
+      <w:r>
+        <w:t xml:space="preserve">142. 감정 장면</w:t>
+      </w:r>
+    </w:p>
+    <w:p>
+      <w:pPr>
+        <w:pStyle w:val="FirstParagraph"/>
+      </w:pPr>
+      <w:r>
+        <w:t xml:space="preserve">인물의 내면 변화를 보여준다.</w:t>
+      </w:r>
+    </w:p>
+    <w:p>
+      <w:pPr>
+        <w:pStyle w:val="Compact"/>
+        <w:numPr>
+          <w:ilvl w:val="0"/>
+          <w:numId w:val="1067"/>
+        </w:numPr>
+      </w:pPr>
+      <w:r>
+        <w:t xml:space="preserve">상실</w:t>
+      </w:r>
+    </w:p>
+    <w:p>
+      <w:pPr>
+        <w:pStyle w:val="Compact"/>
+        <w:numPr>
+          <w:ilvl w:val="0"/>
+          <w:numId w:val="1067"/>
+        </w:numPr>
+      </w:pPr>
+      <w:r>
+        <w:t xml:space="preserve">후회</w:t>
+      </w:r>
+    </w:p>
+    <w:p>
+      <w:pPr>
+        <w:pStyle w:val="Compact"/>
+        <w:numPr>
+          <w:ilvl w:val="0"/>
+          <w:numId w:val="1067"/>
+        </w:numPr>
+      </w:pPr>
+      <w:r>
+        <w:t xml:space="preserve">기쁨</w:t>
+      </w:r>
+    </w:p>
+    <w:p>
+      <w:pPr>
+        <w:pStyle w:val="Compact"/>
+        <w:numPr>
+          <w:ilvl w:val="0"/>
+          <w:numId w:val="1067"/>
+        </w:numPr>
+      </w:pPr>
+      <w:r>
+        <w:t xml:space="preserve">결심</w:t>
+      </w:r>
+    </w:p>
+    <w:bookmarkEnd w:id="297"/>
+    <w:bookmarkStart w:id="298" w:name="장면-분해-실습"/>
+    <w:p>
+      <w:pPr>
+        <w:pStyle w:val="Heading1"/>
+      </w:pPr>
+      <w:r>
+        <w:t xml:space="preserve">143. 장면 분해 실습</w:t>
+      </w:r>
+    </w:p>
+    <w:bookmarkEnd w:id="298"/>
+    <w:bookmarkStart w:id="302" w:name="장면-분해-실습-1"/>
+    <w:p>
+      <w:pPr>
+        <w:pStyle w:val="Heading1"/>
+      </w:pPr>
+      <w:r>
+        <w:t xml:space="preserve">144. 장면 분해 실습</w:t>
+      </w:r>
+    </w:p>
+    <w:bookmarkStart w:id="301" w:name="분석-템플릿"/>
+    <w:p>
+      <w:pPr>
+        <w:pStyle w:val="Heading2"/>
+      </w:pPr>
+      <w:r>
+        <w:t xml:space="preserve">144.1 분석 템플릿</w:t>
+      </w:r>
+    </w:p>
+    <w:p>
+      <w:pPr>
+        <w:pStyle w:val="Compact"/>
+        <w:numPr>
+          <w:ilvl w:val="0"/>
+          <w:numId w:val="1068"/>
+        </w:numPr>
+      </w:pPr>
+      <w:r>
+        <w:t xml:space="preserve">목표는 무엇인가?</w:t>
+      </w:r>
+    </w:p>
+    <w:p>
+      <w:pPr>
+        <w:pStyle w:val="Compact"/>
+        <w:numPr>
+          <w:ilvl w:val="0"/>
+          <w:numId w:val="1068"/>
+        </w:numPr>
+      </w:pPr>
+      <w:r>
+        <w:t xml:space="preserve">갈등은 무엇인가?</w:t>
+      </w:r>
+    </w:p>
+    <w:p>
+      <w:pPr>
+        <w:pStyle w:val="Compact"/>
+        <w:numPr>
+          <w:ilvl w:val="0"/>
+          <w:numId w:val="1068"/>
+        </w:numPr>
+      </w:pPr>
+      <w:r>
+        <w:t xml:space="preserve">결과는 무엇인가?</w:t>
+      </w:r>
+    </w:p>
+    <w:p>
+      <w:pPr>
+        <w:pStyle w:val="Compact"/>
+        <w:numPr>
+          <w:ilvl w:val="0"/>
+          <w:numId w:val="1068"/>
+        </w:numPr>
+      </w:pPr>
+      <w:r>
+        <w:t xml:space="preserve">어떤 변화가 발생했는가?</w:t>
+      </w:r>
+    </w:p>
+    <w:tbl>
+      <w:tblPr>
+        <w:tblStyle w:val="Table"/>
+        <w:tblLook w:firstRow="0" w:lastRow="0" w:firstColumn="0" w:lastColumn="0" w:noHBand="0" w:noVBand="0" w:val="0000"/>
+        <w:tblBorders>
+          <w:top w:val="single" w:sz="4" w:space="0" w:color="0758E5"/>
+          <w:left w:val="single" w:sz="24" w:space="0" w:color="0758E5"/>
+          <w:bottom w:val="single" w:sz="4" w:space="0" w:color="0758E5"/>
+          <w:right w:val="single" w:sz="4" w:space="0" w:color="0758E5"/>
+        </w:tblBorders>
+        <w:tblCellMar>
+          <w:left w:w="144" w:type="dxa"/>
+          <w:right w:w="144" w:type="dxa"/>
+        </w:tblCellMar>
+        <w:tblLook w:firstRow="0" w:lastRow="0" w:firstColumn="0" w:lastColumn="0" w:noHBand="0" w:noVBand="0" w:val="0000"/>
+      </w:tblPr>
+      <w:tr>
+        <w:trPr>
+          <w:cantSplit/>
+        </w:trPr>
+        <w:tc>
+          <w:tcPr>
+            <w:shd w:color="auto" w:fill="dae6fb" w:val="clear"/>
+            <w:tcMar>
+              <w:top w:w="92" w:type="dxa"/>
+              <w:bottom w:w="92" w:type="dxa"/>
+            </w:tcMar>
+          </w:tcPr>
+          <w:p>
+            <w:pPr>
+              <w:pStyle w:val="FirstParagraph"/>
+            </w:pPr>
+            <w:pPr>
+              <w:spacing w:before="0" w:after="0"/>
+              <w:textAlignment w:val="center"/>
+            </w:pPr>
+            <w:r>
+              <w:drawing>
+                <wp:inline>
+                  <wp:extent cx="152400" cy="152400"/>
+                  <wp:effectExtent b="0" l="0" r="0" t="0"/>
+                  <wp:docPr descr="" title="" id="299" name="Picture"/>
+                  <a:graphic>
+                    <a:graphicData uri="http://schemas.openxmlformats.org/drawingml/2006/picture">
+                      <pic:pic>
+                        <pic:nvPicPr>
+                          <pic:cNvPr descr="C:\Users\HEC\AppData\Local\Programs\Quarto\share\formats\docx\note.png" id="300" name="Picture"/>
+                          <pic:cNvPicPr>
+                            <a:picLocks noChangeArrowheads="1" noChangeAspect="1"/>
+                          </pic:cNvPicPr>
+                        </pic:nvPicPr>
+                        <pic:blipFill>
+                          <a:blip r:embed="rId68"/>
+                          <a:stretch>
+                            <a:fillRect/>
+                          </a:stretch>
+                        </pic:blipFill>
+                        <pic:spPr bwMode="auto">
+                          <a:xfrm>
+                            <a:off x="0" y="0"/>
+                            <a:ext cx="152400" cy="152400"/>
+                          </a:xfrm>
+                          <a:prstGeom prst="rect">
+                            <a:avLst/>
+                          </a:prstGeom>
+                          <a:noFill/>
+                          <a:ln w="9525">
+                            <a:noFill/>
+                            <a:headEnd/>
+                            <a:tailEnd/>
+                          </a:ln>
+                        </pic:spPr>
+                      </pic:pic>
+                    </a:graphicData>
+                  </a:graphic>
+                </wp:inline>
+              </w:drawing>
+            </w:r>
+            <w:r>
+              <w:t xml:space="preserve"> </w:t>
+            </w:r>
+            <w:r>
+              <w:t xml:space="preserve"> </w:t>
+            </w:r>
+            <w:r>
+              <w:t xml:space="preserve">노트</w:t>
+            </w:r>
+          </w:p>
+        </w:tc>
+      </w:tr>
+      <w:tr>
+        <w:trPr>
+          <w:cantSplit/>
+        </w:trPr>
+        <w:tc>
+          <w:tcPr>
+            <w:tcMar>
+              <w:top w:w="108" w:type="dxa"/>
+              <w:bottom w:w="108" w:type="dxa"/>
+            </w:tcMar>
+          </w:tcPr>
+          <w:p>
+            <w:pPr>
+              <w:pStyle w:val="BodyText"/>
+            </w:pPr>
+            <w:pPr>
+              <w:spacing w:before="16" w:after="16"/>
+            </w:pPr>
+            <w:r>
+              <w:t xml:space="preserve">모든 장면을 목표·갈등·변화로 분석하라.</w:t>
+            </w:r>
+          </w:p>
+          <w:p/>
+        </w:tc>
+      </w:tr>
+    </w:tbl>
+    <w:bookmarkEnd w:id="301"/>
+    <w:bookmarkEnd w:id="302"/>
+    <w:bookmarkStart w:id="303" w:name="챕터의-역할"/>
+    <w:p>
+      <w:pPr>
+        <w:pStyle w:val="Heading1"/>
+      </w:pPr>
+      <w:r>
+        <w:t xml:space="preserve">145. 챕터의 역할</w:t>
+      </w:r>
+    </w:p>
+    <w:bookmarkEnd w:id="303"/>
+    <w:bookmarkStart w:id="305" w:name="챕터의-역할-1"/>
+    <w:p>
+      <w:pPr>
+        <w:pStyle w:val="Heading1"/>
+      </w:pPr>
+      <w:r>
+        <w:t xml:space="preserve">146. 챕터의 역할</w:t>
+      </w:r>
+    </w:p>
+    <w:p>
+      <w:pPr>
+        <w:pStyle w:val="FirstParagraph"/>
+      </w:pPr>
+      <w:r>
+        <w:t xml:space="preserve">챕터는 여러 장면을 묶어 하나의 작은 이야기를 완성하는 단위다.</w:t>
+      </w:r>
+    </w:p>
+    <w:bookmarkStart w:id="304" w:name="역할-4"/>
+    <w:p>
+      <w:pPr>
+        <w:pStyle w:val="Heading2"/>
+      </w:pPr>
+      <w:r>
+        <w:t xml:space="preserve">146.1 역할</w:t>
+      </w:r>
+    </w:p>
+    <w:p>
+      <w:pPr>
+        <w:pStyle w:val="Compact"/>
+        <w:numPr>
+          <w:ilvl w:val="0"/>
+          <w:numId w:val="1069"/>
+        </w:numPr>
+      </w:pPr>
+      <w:r>
+        <w:t xml:space="preserve">에피소드 진행</w:t>
+      </w:r>
+    </w:p>
+    <w:p>
+      <w:pPr>
+        <w:pStyle w:val="Compact"/>
+        <w:numPr>
+          <w:ilvl w:val="0"/>
+          <w:numId w:val="1069"/>
+        </w:numPr>
+      </w:pPr>
+      <w:r>
+        <w:t xml:space="preserve">갈등 심화</w:t>
+      </w:r>
+    </w:p>
+    <w:p>
+      <w:pPr>
+        <w:pStyle w:val="Compact"/>
+        <w:numPr>
+          <w:ilvl w:val="0"/>
+          <w:numId w:val="1069"/>
+        </w:numPr>
+      </w:pPr>
+      <w:r>
+        <w:t xml:space="preserve">독자 몰입 유지</w:t>
+      </w:r>
+    </w:p>
+    <w:bookmarkEnd w:id="304"/>
+    <w:bookmarkEnd w:id="305"/>
+    <w:bookmarkStart w:id="306" w:name="오프닝-훅"/>
+    <w:p>
+      <w:pPr>
+        <w:pStyle w:val="Heading1"/>
+      </w:pPr>
+      <w:r>
+        <w:t xml:space="preserve">147. 오프닝 훅</w:t>
+      </w:r>
+    </w:p>
+    <w:bookmarkEnd w:id="306"/>
+    <w:bookmarkStart w:id="308" w:name="오프닝-훅-1"/>
+    <w:p>
+      <w:pPr>
+        <w:pStyle w:val="Heading1"/>
+      </w:pPr>
+      <w:r>
+        <w:t xml:space="preserve">148. 오프닝 훅</w:t>
+      </w:r>
+    </w:p>
+    <w:p>
+      <w:pPr>
+        <w:pStyle w:val="FirstParagraph"/>
+      </w:pPr>
+      <w:r>
+        <w:t xml:space="preserve">챕터 시작부에서 독자의 관심을 붙잡는다.</w:t>
+      </w:r>
+    </w:p>
+    <w:bookmarkStart w:id="307" w:name="방법-1"/>
+    <w:p>
+      <w:pPr>
+        <w:pStyle w:val="Heading2"/>
+      </w:pPr>
+      <w:r>
+        <w:t xml:space="preserve">148.1 방법</w:t>
+      </w:r>
+    </w:p>
+    <w:p>
+      <w:pPr>
+        <w:pStyle w:val="Compact"/>
+        <w:numPr>
+          <w:ilvl w:val="0"/>
+          <w:numId w:val="1070"/>
+        </w:numPr>
+      </w:pPr>
+      <w:r>
+        <w:t xml:space="preserve">질문 제시</w:t>
+      </w:r>
+    </w:p>
+    <w:p>
+      <w:pPr>
+        <w:pStyle w:val="Compact"/>
+        <w:numPr>
+          <w:ilvl w:val="0"/>
+          <w:numId w:val="1070"/>
+        </w:numPr>
+      </w:pPr>
+      <w:r>
+        <w:t xml:space="preserve">위기 상황</w:t>
+      </w:r>
+    </w:p>
+    <w:p>
+      <w:pPr>
+        <w:pStyle w:val="Compact"/>
+        <w:numPr>
+          <w:ilvl w:val="0"/>
+          <w:numId w:val="1070"/>
+        </w:numPr>
+      </w:pPr>
+      <w:r>
+        <w:t xml:space="preserve">충격적 정보 공개</w:t>
+      </w:r>
+    </w:p>
+    <w:bookmarkEnd w:id="307"/>
+    <w:bookmarkEnd w:id="308"/>
+    <w:bookmarkStart w:id="309" w:name="긴장-유지"/>
+    <w:p>
+      <w:pPr>
+        <w:pStyle w:val="Heading1"/>
+      </w:pPr>
+      <w:r>
+        <w:t xml:space="preserve">149. 긴장 유지</w:t>
+      </w:r>
+    </w:p>
+    <w:bookmarkEnd w:id="309"/>
+    <w:bookmarkStart w:id="313" w:name="긴장-유지-1"/>
+    <w:p>
+      <w:pPr>
+        <w:pStyle w:val="Heading1"/>
+      </w:pPr>
+      <w:r>
+        <w:t xml:space="preserve">150. 긴장 유지</w:t>
+      </w:r>
+    </w:p>
+    <w:p>
+      <w:pPr>
+        <w:pStyle w:val="FirstParagraph"/>
+      </w:pPr>
+      <w:r>
+        <w:t xml:space="preserve">챕터 전체에 걸쳐 궁금증과 위험을 유지한다.</w:t>
+      </w:r>
+    </w:p>
+    <w:p>
+      <w:pPr>
+        <w:pStyle w:val="BodyText"/>
+      </w:pPr>
+    </w:p>
+    <w:p>
+      <w:pPr>
+        <w:pStyle w:val="BodyText"/>
+      </w:pPr>
+      <w:r>
+        <w:drawing>
+          <wp:inline>
+            <wp:extent cx="3657600" cy="667512"/>
+            <wp:effectExtent b="0" l="0" r="0" t="0"/>
+            <wp:docPr descr="" title="" id="311" name="Picture"/>
+            <a:graphic>
+              <a:graphicData uri="http://schemas.openxmlformats.org/drawingml/2006/picture">
+                <pic:pic>
+                  <pic:nvPicPr>
+                    <pic:cNvPr descr="part12/긴장%20유지_files/figure-docx/mermaid-figure-2.png" id="312" name="Picture"/>
+                    <pic:cNvPicPr>
+                      <a:picLocks noChangeArrowheads="1" noChangeAspect="1"/>
+                    </pic:cNvPicPr>
+                  </pic:nvPicPr>
+                  <pic:blipFill>
+                    <a:blip r:embed="rId310"/>
+                    <a:stretch>
+                      <a:fillRect/>
+                    </a:stretch>
+                  </pic:blipFill>
+                  <pic:spPr bwMode="auto">
+                    <a:xfrm>
+                      <a:off x="0" y="0"/>
+                      <a:ext cx="3657600" cy="667512"/>
+                    </a:xfrm>
+                    <a:prstGeom prst="rect">
+                      <a:avLst/>
+                    </a:prstGeom>
+                    <a:noFill/>
+                    <a:ln w="9525">
+                      <a:noFill/>
+                      <a:headEnd/>
+                      <a:tailEnd/>
+                    </a:ln>
+                  </pic:spPr>
+                </pic:pic>
+              </a:graphicData>
+            </a:graphic>
+          </wp:inline>
+        </w:drawing>
+      </w:r>
+    </w:p>
+    <w:p>
+      <w:pPr>
+        <w:pStyle w:val="BodyText"/>
+      </w:pPr>
+    </w:p>
+    <w:bookmarkEnd w:id="313"/>
+    <w:bookmarkStart w:id="314" w:name="미니-클라이맥스"/>
+    <w:p>
+      <w:pPr>
+        <w:pStyle w:val="Heading1"/>
+      </w:pPr>
+      <w:r>
+        <w:t xml:space="preserve">151. 미니 클라이맥스</w:t>
+      </w:r>
+    </w:p>
+    <w:bookmarkEnd w:id="314"/>
+    <w:bookmarkStart w:id="315" w:name="미니-클라이맥스-1"/>
+    <w:p>
+      <w:pPr>
+        <w:pStyle w:val="Heading1"/>
+      </w:pPr>
+      <w:r>
+        <w:t xml:space="preserve">152. 미니 클라이맥스</w:t>
+      </w:r>
+    </w:p>
+    <w:p>
+      <w:pPr>
+        <w:pStyle w:val="FirstParagraph"/>
+      </w:pPr>
+      <w:r>
+        <w:t xml:space="preserve">각 챕터는 자체적인 절정 구간을 가져야 한다.</w:t>
+      </w:r>
+    </w:p>
+    <w:p>
+      <w:pPr>
+        <w:pStyle w:val="Compact"/>
+        <w:numPr>
+          <w:ilvl w:val="0"/>
+          <w:numId w:val="1071"/>
+        </w:numPr>
+      </w:pPr>
+      <w:r>
+        <w:t xml:space="preserve">대결</w:t>
+      </w:r>
+    </w:p>
+    <w:p>
+      <w:pPr>
+        <w:pStyle w:val="Compact"/>
+        <w:numPr>
+          <w:ilvl w:val="0"/>
+          <w:numId w:val="1071"/>
+        </w:numPr>
+      </w:pPr>
+      <w:r>
+        <w:t xml:space="preserve">선택</w:t>
+      </w:r>
+    </w:p>
+    <w:p>
+      <w:pPr>
+        <w:pStyle w:val="Compact"/>
+        <w:numPr>
+          <w:ilvl w:val="0"/>
+          <w:numId w:val="1071"/>
+        </w:numPr>
+      </w:pPr>
+      <w:r>
+        <w:t xml:space="preserve">발견</w:t>
+      </w:r>
+    </w:p>
+    <w:bookmarkEnd w:id="315"/>
+    <w:bookmarkStart w:id="316" w:name="클리프행어"/>
+    <w:p>
+      <w:pPr>
+        <w:pStyle w:val="Heading1"/>
+      </w:pPr>
+      <w:r>
+        <w:t xml:space="preserve">153. 클리프행어</w:t>
+      </w:r>
+    </w:p>
+    <w:bookmarkEnd w:id="316"/>
+    <w:bookmarkStart w:id="319" w:name="클리프행어-1"/>
+    <w:p>
+      <w:pPr>
+        <w:pStyle w:val="Heading1"/>
+      </w:pPr>
+      <w:r>
+        <w:t xml:space="preserve">154. 클리프행어</w:t>
+      </w:r>
+    </w:p>
+    <w:p>
+      <w:pPr>
+        <w:pStyle w:val="FirstParagraph"/>
+      </w:pPr>
+      <w:r>
+        <w:t xml:space="preserve">다음 화를 읽게 만드는 미해결 상태다.</w:t>
+      </w:r>
+    </w:p>
+    <w:tbl>
+      <w:tblPr>
+        <w:tblStyle w:val="Table"/>
+        <w:tblLook w:firstRow="0" w:lastRow="0" w:firstColumn="0" w:lastColumn="0" w:noHBand="0" w:noVBand="0" w:val="0000"/>
+        <w:tblBorders>
+          <w:top w:val="single" w:sz="4" w:space="0" w:color="00A047"/>
+          <w:left w:val="single" w:sz="24" w:space="0" w:color="00A047"/>
+          <w:bottom w:val="single" w:sz="4" w:space="0" w:color="00A047"/>
+          <w:right w:val="single" w:sz="4" w:space="0" w:color="00A047"/>
+        </w:tblBorders>
+        <w:tblCellMar>
+          <w:left w:w="144" w:type="dxa"/>
+          <w:right w:w="144" w:type="dxa"/>
+        </w:tblCellMar>
+        <w:tblLook w:firstRow="0" w:lastRow="0" w:firstColumn="0" w:lastColumn="0" w:noHBand="0" w:noVBand="0" w:val="0000"/>
+      </w:tblPr>
+      <w:tr>
+        <w:trPr>
+          <w:cantSplit/>
+        </w:trPr>
+        <w:tc>
+          <w:tcPr>
+            <w:shd w:color="auto" w:fill="ccf1e3" w:val="clear"/>
+            <w:tcMar>
+              <w:top w:w="92" w:type="dxa"/>
+              <w:bottom w:w="92" w:type="dxa"/>
+            </w:tcMar>
+          </w:tcPr>
+          <w:p>
+            <w:pPr>
+              <w:pStyle w:val="BodyText"/>
+            </w:pPr>
+            <w:pPr>
+              <w:spacing w:before="0" w:after="0"/>
+              <w:textAlignment w:val="center"/>
+            </w:pPr>
+            <w:r>
+              <w:drawing>
+                <wp:inline>
+                  <wp:extent cx="152400" cy="152400"/>
+                  <wp:effectExtent b="0" l="0" r="0" t="0"/>
+                  <wp:docPr descr="" title="" id="317" name="Picture"/>
+                  <a:graphic>
+                    <a:graphicData uri="http://schemas.openxmlformats.org/drawingml/2006/picture">
+                      <pic:pic>
+                        <pic:nvPicPr>
+                          <pic:cNvPr descr="C:\Users\HEC\AppData\Local\Programs\Quarto\share\formats\docx\tip.png" id="318" name="Picture"/>
+                          <pic:cNvPicPr>
+                            <a:picLocks noChangeArrowheads="1" noChangeAspect="1"/>
+                          </pic:cNvPicPr>
+                        </pic:nvPicPr>
+                        <pic:blipFill>
+                          <a:blip r:embed="rId121"/>
+                          <a:stretch>
+                            <a:fillRect/>
+                          </a:stretch>
+                        </pic:blipFill>
+                        <pic:spPr bwMode="auto">
+                          <a:xfrm>
+                            <a:off x="0" y="0"/>
+                            <a:ext cx="152400" cy="152400"/>
+                          </a:xfrm>
+                          <a:prstGeom prst="rect">
+                            <a:avLst/>
+                          </a:prstGeom>
+                          <a:noFill/>
+                          <a:ln w="9525">
+                            <a:noFill/>
+                            <a:headEnd/>
+                            <a:tailEnd/>
+                          </a:ln>
+                        </pic:spPr>
+                      </pic:pic>
+                    </a:graphicData>
+                  </a:graphic>
+                </wp:inline>
+              </w:drawing>
+            </w:r>
+            <w:r>
+              <w:t xml:space="preserve"> </w:t>
+            </w:r>
+            <w:r>
+              <w:t xml:space="preserve"> </w:t>
+            </w:r>
+            <w:r>
+              <w:t xml:space="preserve">힌트</w:t>
+            </w:r>
+          </w:p>
+        </w:tc>
+      </w:tr>
+      <w:tr>
+        <w:trPr>
+          <w:cantSplit/>
+        </w:trPr>
+        <w:tc>
+          <w:tcPr>
+            <w:tcMar>
+              <w:top w:w="108" w:type="dxa"/>
+              <w:bottom w:w="108" w:type="dxa"/>
+            </w:tcMar>
+          </w:tcPr>
+          <w:p>
+            <w:pPr>
+              <w:pStyle w:val="BodyText"/>
+            </w:pPr>
+            <w:pPr>
+              <w:spacing w:before="16" w:after="16"/>
+            </w:pPr>
+            <w:r>
+              <w:t xml:space="preserve">답보다 질문을 남겨라.</w:t>
+            </w:r>
+          </w:p>
+          <w:p/>
+        </w:tc>
+      </w:tr>
+    </w:tbl>
+    <w:bookmarkEnd w:id="319"/>
+    <w:bookmarkStart w:id="320" w:name="다음-화-연결"/>
+    <w:p>
+      <w:pPr>
+        <w:pStyle w:val="Heading1"/>
+      </w:pPr>
+      <w:r>
+        <w:t xml:space="preserve">155. 다음 화 연결</w:t>
+      </w:r>
+    </w:p>
+    <w:bookmarkEnd w:id="320"/>
+    <w:bookmarkStart w:id="322" w:name="다음-화-연결-1"/>
+    <w:p>
+      <w:pPr>
+        <w:pStyle w:val="Heading1"/>
+      </w:pPr>
+      <w:r>
+        <w:t xml:space="preserve">156. 다음 화 연결</w:t>
+      </w:r>
+    </w:p>
+    <w:p>
+      <w:pPr>
+        <w:pStyle w:val="FirstParagraph"/>
+      </w:pPr>
+      <w:r>
+        <w:t xml:space="preserve">현재 결과가 다음 목표를 만들어야 한다.</w:t>
+      </w:r>
+    </w:p>
+    <w:bookmarkStart w:id="321" w:name="공식-2"/>
+    <w:p>
+      <w:pPr>
+        <w:pStyle w:val="Heading2"/>
+      </w:pPr>
+      <w:r>
+        <w:t xml:space="preserve">156.1 공식</w:t>
+      </w:r>
+    </w:p>
+    <w:p>
+      <w:pPr>
+        <w:pStyle w:val="FirstParagraph"/>
+      </w:pPr>
+      <w:r>
+        <w:t xml:space="preserve">결과 → 문제 → 다음 챕터</w:t>
+      </w:r>
+    </w:p>
+    <w:bookmarkEnd w:id="321"/>
+    <w:bookmarkEnd w:id="322"/>
+    <w:bookmarkStart w:id="323" w:name="분량-증식"/>
+    <w:p>
+      <w:pPr>
+        <w:pStyle w:val="Heading1"/>
+      </w:pPr>
+      <w:r>
+        <w:t xml:space="preserve">157. 분량 증식</w:t>
+      </w:r>
+    </w:p>
+    <w:bookmarkEnd w:id="323"/>
+    <w:bookmarkStart w:id="327" w:name="분량-증식-1"/>
+    <w:p>
+      <w:pPr>
+        <w:pStyle w:val="Heading1"/>
+      </w:pPr>
+      <w:r>
+        <w:t xml:space="preserve">158. 분량 증식</w:t>
+      </w:r>
+    </w:p>
+    <w:p>
+      <w:pPr>
+        <w:pStyle w:val="FirstParagraph"/>
+      </w:pPr>
+      <w:r>
+        <w:t xml:space="preserve">분량은 사건과 갈등의 확장을 통해 늘린다.</w:t>
+      </w:r>
+    </w:p>
+    <w:bookmarkStart w:id="326" w:name="방법-2"/>
+    <w:p>
+      <w:pPr>
+        <w:pStyle w:val="Heading2"/>
+      </w:pPr>
+      <w:r>
+        <w:t xml:space="preserve">158.1 방법</w:t>
+      </w:r>
+    </w:p>
+    <w:p>
+      <w:pPr>
+        <w:pStyle w:val="Compact"/>
+        <w:numPr>
+          <w:ilvl w:val="0"/>
+          <w:numId w:val="1072"/>
+        </w:numPr>
+      </w:pPr>
+      <w:r>
+        <w:t xml:space="preserve">목표 세분화</w:t>
+      </w:r>
+    </w:p>
+    <w:p>
+      <w:pPr>
+        <w:pStyle w:val="Compact"/>
+        <w:numPr>
+          <w:ilvl w:val="0"/>
+          <w:numId w:val="1072"/>
+        </w:numPr>
+      </w:pPr>
+      <w:r>
+        <w:t xml:space="preserve">장애물 추가</w:t>
+      </w:r>
+    </w:p>
+    <w:p>
+      <w:pPr>
+        <w:pStyle w:val="Compact"/>
+        <w:numPr>
+          <w:ilvl w:val="0"/>
+          <w:numId w:val="1072"/>
+        </w:numPr>
+      </w:pPr>
+      <w:r>
+        <w:t xml:space="preserve">새로운 선택 제시</w:t>
+      </w:r>
+    </w:p>
+    <w:tbl>
+      <w:tblPr>
+        <w:tblStyle w:val="Table"/>
+        <w:tblLook w:firstRow="0" w:lastRow="0" w:firstColumn="0" w:lastColumn="0" w:noHBand="0" w:noVBand="0" w:val="0000"/>
+        <w:tblBorders>
+          <w:top w:val="single" w:sz="4" w:space="0" w:color="00A047"/>
+          <w:left w:val="single" w:sz="24" w:space="0" w:color="00A047"/>
+          <w:bottom w:val="single" w:sz="4" w:space="0" w:color="00A047"/>
+          <w:right w:val="single" w:sz="4" w:space="0" w:color="00A047"/>
+        </w:tblBorders>
+        <w:tblCellMar>
+          <w:left w:w="144" w:type="dxa"/>
+          <w:right w:w="144" w:type="dxa"/>
+        </w:tblCellMar>
+        <w:tblLook w:firstRow="0" w:lastRow="0" w:firstColumn="0" w:lastColumn="0" w:noHBand="0" w:noVBand="0" w:val="0000"/>
+      </w:tblPr>
+      <w:tr>
+        <w:trPr>
+          <w:cantSplit/>
+        </w:trPr>
+        <w:tc>
+          <w:tcPr>
+            <w:shd w:color="auto" w:fill="ccf1e3" w:val="clear"/>
+            <w:tcMar>
+              <w:top w:w="92" w:type="dxa"/>
+              <w:bottom w:w="92" w:type="dxa"/>
+            </w:tcMar>
+          </w:tcPr>
+          <w:p>
+            <w:pPr>
+              <w:pStyle w:val="FirstParagraph"/>
+            </w:pPr>
+            <w:pPr>
+              <w:spacing w:before="0" w:after="0"/>
+              <w:textAlignment w:val="center"/>
+            </w:pPr>
+            <w:r>
+              <w:drawing>
+                <wp:inline>
+                  <wp:extent cx="152400" cy="152400"/>
+                  <wp:effectExtent b="0" l="0" r="0" t="0"/>
+                  <wp:docPr descr="" title="" id="324" name="Picture"/>
+                  <a:graphic>
+                    <a:graphicData uri="http://schemas.openxmlformats.org/drawingml/2006/picture">
+                      <pic:pic>
+                        <pic:nvPicPr>
+                          <pic:cNvPr descr="C:\Users\HEC\AppData\Local\Programs\Quarto\share\formats\docx\tip.png" id="325" name="Picture"/>
+                          <pic:cNvPicPr>
+                            <a:picLocks noChangeArrowheads="1" noChangeAspect="1"/>
+                          </pic:cNvPicPr>
+                        </pic:nvPicPr>
+                        <pic:blipFill>
+                          <a:blip r:embed="rId121"/>
+                          <a:stretch>
+                            <a:fillRect/>
+                          </a:stretch>
+                        </pic:blipFill>
+                        <pic:spPr bwMode="auto">
+                          <a:xfrm>
+                            <a:off x="0" y="0"/>
+                            <a:ext cx="152400" cy="152400"/>
+                          </a:xfrm>
+                          <a:prstGeom prst="rect">
+                            <a:avLst/>
+                          </a:prstGeom>
+                          <a:noFill/>
+                          <a:ln w="9525">
+                            <a:noFill/>
+                            <a:headEnd/>
+                            <a:tailEnd/>
+                          </a:ln>
+                        </pic:spPr>
+                      </pic:pic>
+                    </a:graphicData>
+                  </a:graphic>
+                </wp:inline>
+              </w:drawing>
+            </w:r>
+            <w:r>
+              <w:t xml:space="preserve"> </w:t>
+            </w:r>
+            <w:r>
+              <w:t xml:space="preserve"> </w:t>
+            </w:r>
+            <w:r>
+              <w:t xml:space="preserve">힌트</w:t>
+            </w:r>
+          </w:p>
+        </w:tc>
+      </w:tr>
+      <w:tr>
+        <w:trPr>
+          <w:cantSplit/>
+        </w:trPr>
+        <w:tc>
+          <w:tcPr>
+            <w:tcMar>
+              <w:top w:w="108" w:type="dxa"/>
+              <w:bottom w:w="108" w:type="dxa"/>
+            </w:tcMar>
+          </w:tcPr>
+          <w:p>
+            <w:pPr>
+              <w:pStyle w:val="BodyText"/>
+            </w:pPr>
+            <w:pPr>
+              <w:spacing w:before="16" w:after="16"/>
+            </w:pPr>
+            <w:r>
+              <w:t xml:space="preserve">반복이 아닌 새로운 갈등으로 분량을 늘려라.</w:t>
+            </w:r>
+          </w:p>
+          <w:p/>
+        </w:tc>
+      </w:tr>
+    </w:tbl>
+    <w:bookmarkEnd w:id="326"/>
+    <w:bookmarkEnd w:id="327"/>
+    <w:bookmarkStart w:id="328" w:name="캐릭터-확장"/>
+    <w:p>
+      <w:pPr>
+        <w:pStyle w:val="Heading1"/>
+      </w:pPr>
+      <w:r>
+        <w:t xml:space="preserve">159. 캐릭터 확장</w:t>
+      </w:r>
+    </w:p>
+    <w:bookmarkEnd w:id="328"/>
+    <w:bookmarkStart w:id="329" w:name="캐릭터-확장-1"/>
+    <w:p>
+      <w:pPr>
+        <w:pStyle w:val="Heading1"/>
+      </w:pPr>
+      <w:r>
+        <w:t xml:space="preserve">160. 캐릭터 확장</w:t>
+      </w:r>
+    </w:p>
+    <w:p>
+      <w:pPr>
+        <w:pStyle w:val="FirstParagraph"/>
+      </w:pPr>
+      <w:r>
+        <w:t xml:space="preserve">조연과 라이벌을 활용하여 이야기를 넓힌다.</w:t>
+      </w:r>
+    </w:p>
+    <w:p>
+      <w:pPr>
+        <w:pStyle w:val="Compact"/>
+        <w:numPr>
+          <w:ilvl w:val="0"/>
+          <w:numId w:val="1073"/>
+        </w:numPr>
+      </w:pPr>
+      <w:r>
+        <w:t xml:space="preserve">개인 목표 부여</w:t>
+      </w:r>
+    </w:p>
+    <w:p>
+      <w:pPr>
+        <w:pStyle w:val="Compact"/>
+        <w:numPr>
+          <w:ilvl w:val="0"/>
+          <w:numId w:val="1073"/>
+        </w:numPr>
+      </w:pPr>
+      <w:r>
+        <w:t xml:space="preserve">독립 아크 설계</w:t>
+      </w:r>
+    </w:p>
+    <w:p>
+      <w:pPr>
+        <w:pStyle w:val="Compact"/>
+        <w:numPr>
+          <w:ilvl w:val="0"/>
+          <w:numId w:val="1073"/>
+        </w:numPr>
+      </w:pPr>
+      <w:r>
+        <w:t xml:space="preserve">관계 변화 생성</w:t>
+      </w:r>
+    </w:p>
+    <w:bookmarkEnd w:id="329"/>
+    <w:bookmarkStart w:id="330" w:name="세계관-확장"/>
+    <w:p>
+      <w:pPr>
+        <w:pStyle w:val="Heading1"/>
+      </w:pPr>
+      <w:r>
+        <w:t xml:space="preserve">161. 세계관 확장</w:t>
+      </w:r>
+    </w:p>
+    <w:bookmarkEnd w:id="330"/>
+    <w:bookmarkStart w:id="334" w:name="세계관-확장-1"/>
+    <w:p>
+      <w:pPr>
+        <w:pStyle w:val="Heading1"/>
+      </w:pPr>
+      <w:r>
+        <w:t xml:space="preserve">162. 세계관 확장</w:t>
+      </w:r>
+    </w:p>
+    <w:p>
+      <w:pPr>
+        <w:pStyle w:val="FirstParagraph"/>
+      </w:pPr>
+      <w:r>
+        <w:t xml:space="preserve">새로운 지역과 조직을 추가한다.</w:t>
+      </w:r>
+    </w:p>
+    <w:p>
+      <w:pPr>
+        <w:pStyle w:val="BodyText"/>
+      </w:pPr>
+    </w:p>
+    <w:p>
+      <w:pPr>
+        <w:pStyle w:val="BodyText"/>
+      </w:pPr>
+      <w:r>
+        <w:drawing>
+          <wp:inline>
+            <wp:extent cx="4992624" cy="667512"/>
+            <wp:effectExtent b="0" l="0" r="0" t="0"/>
+            <wp:docPr descr="" title="" id="332" name="Picture"/>
+            <a:graphic>
+              <a:graphicData uri="http://schemas.openxmlformats.org/drawingml/2006/picture">
+                <pic:pic>
+                  <pic:nvPicPr>
+                    <pic:cNvPr descr="part13/세계관%20확장_files/figure-docx/mermaid-figure-2.png" id="333" name="Picture"/>
+                    <pic:cNvPicPr>
+                      <a:picLocks noChangeArrowheads="1" noChangeAspect="1"/>
+                    </pic:cNvPicPr>
+                  </pic:nvPicPr>
+                  <pic:blipFill>
+                    <a:blip r:embed="rId331"/>
+                    <a:stretch>
+                      <a:fillRect/>
+                    </a:stretch>
+                  </pic:blipFill>
+                  <pic:spPr bwMode="auto">
+                    <a:xfrm>
+                      <a:off x="0" y="0"/>
+                      <a:ext cx="4992624" cy="667512"/>
+                    </a:xfrm>
+                    <a:prstGeom prst="rect">
+                      <a:avLst/>
+                    </a:prstGeom>
+                    <a:noFill/>
+                    <a:ln w="9525">
+                      <a:noFill/>
+                      <a:headEnd/>
+                      <a:tailEnd/>
+                    </a:ln>
+                  </pic:spPr>
+                </pic:pic>
+              </a:graphicData>
+            </a:graphic>
+          </wp:inline>
+        </w:drawing>
+      </w:r>
+    </w:p>
+    <w:p>
+      <w:pPr>
+        <w:pStyle w:val="BodyText"/>
+      </w:pPr>
+    </w:p>
+    <w:bookmarkEnd w:id="334"/>
+    <w:bookmarkStart w:id="335" w:name="갈등-추가"/>
+    <w:p>
+      <w:pPr>
+        <w:pStyle w:val="Heading1"/>
+      </w:pPr>
+      <w:r>
+        <w:t xml:space="preserve">163. 갈등 추가</w:t>
+      </w:r>
+    </w:p>
+    <w:bookmarkEnd w:id="335"/>
+    <w:bookmarkStart w:id="336" w:name="갈등-추가-1"/>
+    <w:p>
+      <w:pPr>
+        <w:pStyle w:val="Heading1"/>
+      </w:pPr>
+      <w:r>
+        <w:t xml:space="preserve">164. 갈등 추가</w:t>
+      </w:r>
+    </w:p>
+    <w:p>
+      <w:pPr>
+        <w:pStyle w:val="FirstParagraph"/>
+      </w:pPr>
+      <w:r>
+        <w:t xml:space="preserve">기존 문제 위에 새로운 문제를 쌓는다.</w:t>
+      </w:r>
+    </w:p>
+    <w:p>
+      <w:pPr>
+        <w:pStyle w:val="Compact"/>
+        <w:numPr>
+          <w:ilvl w:val="0"/>
+          <w:numId w:val="1074"/>
+        </w:numPr>
+      </w:pPr>
+      <w:r>
+        <w:t xml:space="preserve">내부 갈등</w:t>
+      </w:r>
+    </w:p>
+    <w:p>
+      <w:pPr>
+        <w:pStyle w:val="Compact"/>
+        <w:numPr>
+          <w:ilvl w:val="0"/>
+          <w:numId w:val="1074"/>
+        </w:numPr>
+      </w:pPr>
+      <w:r>
+        <w:t xml:space="preserve">외부 갈등</w:t>
+      </w:r>
+    </w:p>
+    <w:p>
+      <w:pPr>
+        <w:pStyle w:val="Compact"/>
+        <w:numPr>
+          <w:ilvl w:val="0"/>
+          <w:numId w:val="1074"/>
+        </w:numPr>
+      </w:pPr>
+      <w:r>
+        <w:t xml:space="preserve">시간 제한</w:t>
+      </w:r>
+    </w:p>
+    <w:p>
+      <w:pPr>
+        <w:pStyle w:val="Compact"/>
+        <w:numPr>
+          <w:ilvl w:val="0"/>
+          <w:numId w:val="1074"/>
+        </w:numPr>
+      </w:pPr>
+      <w:r>
+        <w:t xml:space="preserve">이해관계 충돌</w:t>
+      </w:r>
+    </w:p>
+    <w:bookmarkEnd w:id="336"/>
+    <w:bookmarkStart w:id="337" w:name="서브플롯-생성"/>
+    <w:p>
+      <w:pPr>
+        <w:pStyle w:val="Heading1"/>
+      </w:pPr>
+      <w:r>
+        <w:t xml:space="preserve">165. 서브플롯 생성</w:t>
+      </w:r>
+    </w:p>
+    <w:bookmarkEnd w:id="337"/>
+    <w:bookmarkStart w:id="339" w:name="서브플롯-생성-1"/>
+    <w:p>
+      <w:pPr>
+        <w:pStyle w:val="Heading1"/>
+      </w:pPr>
+      <w:r>
+        <w:t xml:space="preserve">166. 서브플롯 생성</w:t>
+      </w:r>
+    </w:p>
+    <w:p>
+      <w:pPr>
+        <w:pStyle w:val="FirstParagraph"/>
+      </w:pPr>
+      <w:r>
+        <w:t xml:space="preserve">메인 플롯을 지원하는 보조 이야기를 만든다.</w:t>
+      </w:r>
+    </w:p>
+    <w:bookmarkStart w:id="338" w:name="예시-14"/>
+    <w:p>
+      <w:pPr>
+        <w:pStyle w:val="Heading2"/>
+      </w:pPr>
+      <w:r>
+        <w:t xml:space="preserve">166.1 예시</w:t>
+      </w:r>
+    </w:p>
+    <w:p>
+      <w:pPr>
+        <w:pStyle w:val="Compact"/>
+        <w:numPr>
+          <w:ilvl w:val="0"/>
+          <w:numId w:val="1075"/>
+        </w:numPr>
+      </w:pPr>
+      <w:r>
+        <w:t xml:space="preserve">로맨스</w:t>
+      </w:r>
+    </w:p>
+    <w:p>
+      <w:pPr>
+        <w:pStyle w:val="Compact"/>
+        <w:numPr>
+          <w:ilvl w:val="0"/>
+          <w:numId w:val="1075"/>
+        </w:numPr>
+      </w:pPr>
+      <w:r>
+        <w:t xml:space="preserve">우정</w:t>
+      </w:r>
+    </w:p>
+    <w:p>
+      <w:pPr>
+        <w:pStyle w:val="Compact"/>
+        <w:numPr>
+          <w:ilvl w:val="0"/>
+          <w:numId w:val="1075"/>
+        </w:numPr>
+      </w:pPr>
+      <w:r>
+        <w:t xml:space="preserve">가족</w:t>
+      </w:r>
+    </w:p>
+    <w:p>
+      <w:pPr>
+        <w:pStyle w:val="Compact"/>
+        <w:numPr>
+          <w:ilvl w:val="0"/>
+          <w:numId w:val="1075"/>
+        </w:numPr>
+      </w:pPr>
+      <w:r>
+        <w:t xml:space="preserve">정치 음모</w:t>
+      </w:r>
+    </w:p>
+    <w:bookmarkEnd w:id="338"/>
+    <w:bookmarkEnd w:id="339"/>
+    <w:bookmarkStart w:id="340" w:name="시리즈화"/>
+    <w:p>
+      <w:pPr>
+        <w:pStyle w:val="Heading1"/>
+      </w:pPr>
+      <w:r>
+        <w:t xml:space="preserve">167. 시리즈화</w:t>
+      </w:r>
+    </w:p>
+    <w:bookmarkEnd w:id="340"/>
+    <w:bookmarkStart w:id="344" w:name="시리즈화-1"/>
+    <w:p>
+      <w:pPr>
+        <w:pStyle w:val="Heading1"/>
+      </w:pPr>
+      <w:r>
+        <w:t xml:space="preserve">168. 시리즈화</w:t>
+      </w:r>
+    </w:p>
+    <w:p>
+      <w:pPr>
+        <w:pStyle w:val="FirstParagraph"/>
+      </w:pPr>
+      <w:r>
+        <w:t xml:space="preserve">하나의 결말 이후 더 큰 목표를 제시한다.</w:t>
+      </w:r>
+    </w:p>
+    <w:bookmarkStart w:id="343" w:name="구조-1"/>
+    <w:p>
+      <w:pPr>
+        <w:pStyle w:val="Heading2"/>
+      </w:pPr>
+      <w:r>
+        <w:t xml:space="preserve">168.1 구조</w:t>
+      </w:r>
+    </w:p>
+    <w:p>
+      <w:pPr>
+        <w:pStyle w:val="FirstParagraph"/>
+      </w:pPr>
+      <w:r>
+        <w:t xml:space="preserve">아크1 → 아크2 → 아크3 → 장기 시리즈</w:t>
+      </w:r>
+    </w:p>
+    <w:tbl>
+      <w:tblPr>
+        <w:tblStyle w:val="Table"/>
+        <w:tblLook w:firstRow="0" w:lastRow="0" w:firstColumn="0" w:lastColumn="0" w:noHBand="0" w:noVBand="0" w:val="0000"/>
+        <w:tblBorders>
+          <w:top w:val="single" w:sz="4" w:space="0" w:color="0758E5"/>
+          <w:left w:val="single" w:sz="24" w:space="0" w:color="0758E5"/>
+          <w:bottom w:val="single" w:sz="4" w:space="0" w:color="0758E5"/>
+          <w:right w:val="single" w:sz="4" w:space="0" w:color="0758E5"/>
+        </w:tblBorders>
+        <w:tblCellMar>
+          <w:left w:w="144" w:type="dxa"/>
+          <w:right w:w="144" w:type="dxa"/>
+        </w:tblCellMar>
+        <w:tblLook w:firstRow="0" w:lastRow="0" w:firstColumn="0" w:lastColumn="0" w:noHBand="0" w:noVBand="0" w:val="0000"/>
+      </w:tblPr>
+      <w:tr>
+        <w:trPr>
+          <w:cantSplit/>
+        </w:trPr>
+        <w:tc>
+          <w:tcPr>
+            <w:shd w:color="auto" w:fill="dae6fb" w:val="clear"/>
+            <w:tcMar>
+              <w:top w:w="92" w:type="dxa"/>
+              <w:bottom w:w="92" w:type="dxa"/>
+            </w:tcMar>
+          </w:tcPr>
+          <w:p>
+            <w:pPr>
+              <w:pStyle w:val="BodyText"/>
+            </w:pPr>
+            <w:pPr>
+              <w:spacing w:before="0" w:after="0"/>
+              <w:textAlignment w:val="center"/>
+            </w:pPr>
+            <w:r>
+              <w:drawing>
+                <wp:inline>
+                  <wp:extent cx="152400" cy="152400"/>
+                  <wp:effectExtent b="0" l="0" r="0" t="0"/>
+                  <wp:docPr descr="" title="" id="341" name="Picture"/>
+                  <a:graphic>
+                    <a:graphicData uri="http://schemas.openxmlformats.org/drawingml/2006/picture">
+                      <pic:pic>
+                        <pic:nvPicPr>
+                          <pic:cNvPr descr="C:\Users\HEC\AppData\Local\Programs\Quarto\share\formats\docx\note.png" id="342" name="Picture"/>
+                          <pic:cNvPicPr>
+                            <a:picLocks noChangeArrowheads="1" noChangeAspect="1"/>
+                          </pic:cNvPicPr>
+                        </pic:nvPicPr>
+                        <pic:blipFill>
+                          <a:blip r:embed="rId68"/>
+                          <a:stretch>
+                            <a:fillRect/>
+                          </a:stretch>
+                        </pic:blipFill>
+                        <pic:spPr bwMode="auto">
+                          <a:xfrm>
+                            <a:off x="0" y="0"/>
+                            <a:ext cx="152400" cy="152400"/>
+                          </a:xfrm>
+                          <a:prstGeom prst="rect">
+                            <a:avLst/>
+                          </a:prstGeom>
+                          <a:noFill/>
+                          <a:ln w="9525">
+                            <a:noFill/>
+                            <a:headEnd/>
+                            <a:tailEnd/>
+                          </a:ln>
+                        </pic:spPr>
+                      </pic:pic>
+                    </a:graphicData>
+                  </a:graphic>
+                </wp:inline>
+              </w:drawing>
+            </w:r>
+            <w:r>
+              <w:t xml:space="preserve"> </w:t>
+            </w:r>
+            <w:r>
+              <w:t xml:space="preserve"> </w:t>
+            </w:r>
+            <w:r>
+              <w:t xml:space="preserve">노트</w:t>
+            </w:r>
+          </w:p>
+        </w:tc>
+      </w:tr>
+      <w:tr>
+        <w:trPr>
+          <w:cantSplit/>
+        </w:trPr>
+        <w:tc>
+          <w:tcPr>
+            <w:tcMar>
+              <w:top w:w="108" w:type="dxa"/>
+              <w:bottom w:w="108" w:type="dxa"/>
+            </w:tcMar>
+          </w:tcPr>
+          <w:p>
+            <w:pPr>
+              <w:pStyle w:val="BodyText"/>
+            </w:pPr>
+            <w:pPr>
+              <w:spacing w:before="16" w:after="16"/>
+            </w:pPr>
+            <w:r>
+              <w:t xml:space="preserve">이전 결말은 유지하면서 다음 갈등을 열어야 한다.</w:t>
+            </w:r>
+          </w:p>
+          <w:p/>
+        </w:tc>
+      </w:tr>
+    </w:tbl>
+    <w:bookmarkEnd w:id="343"/>
+    <w:bookmarkEnd w:id="344"/>
+    <w:bookmarkStart w:id="345" w:name="캐릭터-검증"/>
+    <w:p>
+      <w:pPr>
+        <w:pStyle w:val="Heading1"/>
+      </w:pPr>
+      <w:r>
+        <w:t xml:space="preserve">169. 캐릭터 검증</w:t>
+      </w:r>
+    </w:p>
+    <w:bookmarkEnd w:id="345"/>
+    <w:bookmarkStart w:id="346" w:name="캐릭터-검증-1"/>
+    <w:p>
+      <w:pPr>
+        <w:pStyle w:val="Heading1"/>
+      </w:pPr>
+      <w:r>
+        <w:t xml:space="preserve">170. 캐릭터 검증</w:t>
+      </w:r>
+    </w:p>
+    <w:p>
+      <w:pPr>
+        <w:pStyle w:val="Compact"/>
+        <w:numPr>
+          <w:ilvl w:val="0"/>
+          <w:numId w:val="1076"/>
+        </w:numPr>
+      </w:pPr>
+      <w:r>
+        <w:t xml:space="preserve">목표가 명확한가?</w:t>
+      </w:r>
+    </w:p>
+    <w:p>
+      <w:pPr>
+        <w:pStyle w:val="Compact"/>
+        <w:numPr>
+          <w:ilvl w:val="0"/>
+          <w:numId w:val="1076"/>
+        </w:numPr>
+      </w:pPr>
+      <w:r>
+        <w:t xml:space="preserve">욕망과 결핍이 존재하는가?</w:t>
+      </w:r>
+    </w:p>
+    <w:p>
+      <w:pPr>
+        <w:pStyle w:val="Compact"/>
+        <w:numPr>
+          <w:ilvl w:val="0"/>
+          <w:numId w:val="1076"/>
+        </w:numPr>
+      </w:pPr>
+      <w:r>
+        <w:t xml:space="preserve">성장 가능성이 있는가?</w:t>
+      </w:r>
+    </w:p>
+    <w:bookmarkEnd w:id="346"/>
+    <w:bookmarkStart w:id="347" w:name="갈등-검증"/>
+    <w:p>
+      <w:pPr>
+        <w:pStyle w:val="Heading1"/>
+      </w:pPr>
+      <w:r>
+        <w:t xml:space="preserve">171. 갈등 검증</w:t>
+      </w:r>
+    </w:p>
+    <w:bookmarkEnd w:id="347"/>
+    <w:bookmarkStart w:id="348" w:name="갈등-검증-1"/>
+    <w:p>
+      <w:pPr>
+        <w:pStyle w:val="Heading1"/>
+      </w:pPr>
+      <w:r>
+        <w:t xml:space="preserve">172. 갈등 검증</w:t>
+      </w:r>
+    </w:p>
+    <w:p>
+      <w:pPr>
+        <w:pStyle w:val="Compact"/>
+        <w:numPr>
+          <w:ilvl w:val="0"/>
+          <w:numId w:val="1077"/>
+        </w:numPr>
+      </w:pPr>
+      <w:r>
+        <w:t xml:space="preserve">목표와 장애물이 충돌하는가?</w:t>
+      </w:r>
+    </w:p>
+    <w:p>
+      <w:pPr>
+        <w:pStyle w:val="Compact"/>
+        <w:numPr>
+          <w:ilvl w:val="0"/>
+          <w:numId w:val="1077"/>
+        </w:numPr>
+      </w:pPr>
+      <w:r>
+        <w:t xml:space="preserve">긴장감이 유지되는가?</w:t>
+      </w:r>
+    </w:p>
+    <w:p>
+      <w:pPr>
+        <w:pStyle w:val="Compact"/>
+        <w:numPr>
+          <w:ilvl w:val="0"/>
+          <w:numId w:val="1077"/>
+        </w:numPr>
+      </w:pPr>
+      <w:r>
+        <w:t xml:space="preserve">단계적으로 상승하는가?</w:t>
+      </w:r>
+    </w:p>
+    <w:bookmarkEnd w:id="348"/>
+    <w:bookmarkStart w:id="349" w:name="플롯-검증"/>
+    <w:p>
+      <w:pPr>
+        <w:pStyle w:val="Heading1"/>
+      </w:pPr>
+      <w:r>
+        <w:t xml:space="preserve">173. 플롯 검증</w:t>
+      </w:r>
+    </w:p>
+    <w:bookmarkEnd w:id="349"/>
+    <w:bookmarkStart w:id="350" w:name="플롯-검증-1"/>
+    <w:p>
+      <w:pPr>
+        <w:pStyle w:val="Heading1"/>
+      </w:pPr>
+      <w:r>
+        <w:t xml:space="preserve">174. 플롯 검증</w:t>
+      </w:r>
+    </w:p>
+    <w:p>
+      <w:pPr>
+        <w:pStyle w:val="Compact"/>
+        <w:numPr>
+          <w:ilvl w:val="0"/>
+          <w:numId w:val="1078"/>
+        </w:numPr>
+      </w:pPr>
+      <w:r>
+        <w:t xml:space="preserve">인과관계가 존재하는가?</w:t>
+      </w:r>
+    </w:p>
+    <w:p>
+      <w:pPr>
+        <w:pStyle w:val="Compact"/>
+        <w:numPr>
+          <w:ilvl w:val="0"/>
+          <w:numId w:val="1078"/>
+        </w:numPr>
+      </w:pPr>
+      <w:r>
+        <w:t xml:space="preserve">사건이 연결되는가?</w:t>
+      </w:r>
+    </w:p>
+    <w:p>
+      <w:pPr>
+        <w:pStyle w:val="Compact"/>
+        <w:numPr>
+          <w:ilvl w:val="0"/>
+          <w:numId w:val="1078"/>
+        </w:numPr>
+      </w:pPr>
+      <w:r>
+        <w:t xml:space="preserve">결말로 수렴하는가?</w:t>
+      </w:r>
+    </w:p>
+    <w:bookmarkEnd w:id="350"/>
+    <w:bookmarkStart w:id="351" w:name="장면-검증"/>
+    <w:p>
+      <w:pPr>
+        <w:pStyle w:val="Heading1"/>
+      </w:pPr>
+      <w:r>
+        <w:t xml:space="preserve">175. 장면 검증</w:t>
+      </w:r>
+    </w:p>
+    <w:bookmarkEnd w:id="351"/>
+    <w:bookmarkStart w:id="352" w:name="장면-검증-1"/>
+    <w:p>
+      <w:pPr>
+        <w:pStyle w:val="Heading1"/>
+      </w:pPr>
+      <w:r>
+        <w:t xml:space="preserve">176. 장면 검증</w:t>
+      </w:r>
+    </w:p>
+    <w:p>
+      <w:pPr>
+        <w:pStyle w:val="Compact"/>
+        <w:numPr>
+          <w:ilvl w:val="0"/>
+          <w:numId w:val="1079"/>
+        </w:numPr>
+      </w:pPr>
+      <w:r>
+        <w:t xml:space="preserve">목표가 있는가?</w:t>
+      </w:r>
+    </w:p>
+    <w:p>
+      <w:pPr>
+        <w:pStyle w:val="Compact"/>
+        <w:numPr>
+          <w:ilvl w:val="0"/>
+          <w:numId w:val="1079"/>
+        </w:numPr>
+      </w:pPr>
+      <w:r>
+        <w:t xml:space="preserve">갈등이 있는가?</w:t>
+      </w:r>
+    </w:p>
+    <w:p>
+      <w:pPr>
+        <w:pStyle w:val="Compact"/>
+        <w:numPr>
+          <w:ilvl w:val="0"/>
+          <w:numId w:val="1079"/>
+        </w:numPr>
+      </w:pPr>
+      <w:r>
+        <w:t xml:space="preserve">변화가 있는가?</w:t>
+      </w:r>
+    </w:p>
+    <w:bookmarkEnd w:id="352"/>
+    <w:bookmarkStart w:id="353" w:name="개연성-검증"/>
+    <w:p>
+      <w:pPr>
+        <w:pStyle w:val="Heading1"/>
+      </w:pPr>
+      <w:r>
+        <w:t xml:space="preserve">177. 개연성 검증</w:t>
+      </w:r>
+    </w:p>
+    <w:bookmarkEnd w:id="353"/>
+    <w:bookmarkStart w:id="354" w:name="개연성-검증-1"/>
+    <w:p>
+      <w:pPr>
+        <w:pStyle w:val="Heading1"/>
+      </w:pPr>
+      <w:r>
+        <w:t xml:space="preserve">178. 개연성 검증</w:t>
+      </w:r>
+    </w:p>
+    <w:p>
+      <w:pPr>
+        <w:pStyle w:val="Compact"/>
+        <w:numPr>
+          <w:ilvl w:val="0"/>
+          <w:numId w:val="1080"/>
+        </w:numPr>
+      </w:pPr>
+      <w:r>
+        <w:t xml:space="preserve">설정과 모순되지 않는가?</w:t>
+      </w:r>
+    </w:p>
+    <w:p>
+      <w:pPr>
+        <w:pStyle w:val="Compact"/>
+        <w:numPr>
+          <w:ilvl w:val="0"/>
+          <w:numId w:val="1080"/>
+        </w:numPr>
+      </w:pPr>
+      <w:r>
+        <w:t xml:space="preserve">인물 행동의 이유가 설명되는가?</w:t>
+      </w:r>
+    </w:p>
+    <w:p>
+      <w:pPr>
+        <w:pStyle w:val="Compact"/>
+        <w:numPr>
+          <w:ilvl w:val="0"/>
+          <w:numId w:val="1080"/>
+        </w:numPr>
+      </w:pPr>
+      <w:r>
+        <w:t xml:space="preserve">세계관 규칙을 따르는가?</w:t>
+      </w:r>
+    </w:p>
+    <w:bookmarkEnd w:id="354"/>
+    <w:bookmarkStart w:id="355" w:name="몰입도-검증"/>
+    <w:p>
+      <w:pPr>
+        <w:pStyle w:val="Heading1"/>
+      </w:pPr>
+      <w:r>
+        <w:t xml:space="preserve">179. 몰입도 검증</w:t>
+      </w:r>
+    </w:p>
+    <w:bookmarkEnd w:id="355"/>
+    <w:bookmarkStart w:id="356" w:name="몰입도-검증-1"/>
+    <w:p>
+      <w:pPr>
+        <w:pStyle w:val="Heading1"/>
+      </w:pPr>
+      <w:r>
+        <w:t xml:space="preserve">180. 몰입도 검증</w:t>
+      </w:r>
+    </w:p>
+    <w:p>
+      <w:pPr>
+        <w:pStyle w:val="Compact"/>
+        <w:numPr>
+          <w:ilvl w:val="0"/>
+          <w:numId w:val="1081"/>
+        </w:numPr>
+      </w:pPr>
+      <w:r>
+        <w:t xml:space="preserve">궁금증이 유지되는가?</w:t>
+      </w:r>
+    </w:p>
+    <w:p>
+      <w:pPr>
+        <w:pStyle w:val="Compact"/>
+        <w:numPr>
+          <w:ilvl w:val="0"/>
+          <w:numId w:val="1081"/>
+        </w:numPr>
+      </w:pPr>
+      <w:r>
+        <w:t xml:space="preserve">감정 이입이 가능한가?</w:t>
+      </w:r>
+    </w:p>
+    <w:p>
+      <w:pPr>
+        <w:pStyle w:val="Compact"/>
+        <w:numPr>
+          <w:ilvl w:val="0"/>
+          <w:numId w:val="1081"/>
+        </w:numPr>
+      </w:pPr>
+      <w:r>
+        <w:t xml:space="preserve">다음 장면이 기대되는가?</w:t>
+      </w:r>
+    </w:p>
+    <w:bookmarkEnd w:id="356"/>
+    <w:bookmarkStart w:id="357" w:name="수정-우선순위"/>
+    <w:p>
+      <w:pPr>
+        <w:pStyle w:val="Heading1"/>
+      </w:pPr>
+      <w:r>
+        <w:t xml:space="preserve">181. 수정 우선순위</w:t>
+      </w:r>
+    </w:p>
+    <w:bookmarkEnd w:id="357"/>
+    <w:bookmarkStart w:id="360" w:name="수정-우선순위-1"/>
+    <w:p>
+      <w:pPr>
+        <w:pStyle w:val="Heading1"/>
+      </w:pPr>
+      <w:r>
+        <w:t xml:space="preserve">182. 수정 우선순위</w:t>
+      </w:r>
+    </w:p>
+    <w:p>
+      <w:pPr>
+        <w:pStyle w:val="Compact"/>
+        <w:numPr>
+          <w:ilvl w:val="0"/>
+          <w:numId w:val="1082"/>
+        </w:numPr>
+      </w:pPr>
+      <w:r>
+        <w:t xml:space="preserve">플롯 문제</w:t>
+      </w:r>
+    </w:p>
+    <w:p>
+      <w:pPr>
+        <w:pStyle w:val="Compact"/>
+        <w:numPr>
+          <w:ilvl w:val="0"/>
+          <w:numId w:val="1082"/>
+        </w:numPr>
+      </w:pPr>
+      <w:r>
+        <w:t xml:space="preserve">캐릭터 문제</w:t>
+      </w:r>
+    </w:p>
+    <w:p>
+      <w:pPr>
+        <w:pStyle w:val="Compact"/>
+        <w:numPr>
+          <w:ilvl w:val="0"/>
+          <w:numId w:val="1082"/>
+        </w:numPr>
+      </w:pPr>
+      <w:r>
+        <w:t xml:space="preserve">갈등 문제</w:t>
+      </w:r>
+    </w:p>
+    <w:p>
+      <w:pPr>
+        <w:pStyle w:val="Compact"/>
+        <w:numPr>
+          <w:ilvl w:val="0"/>
+          <w:numId w:val="1082"/>
+        </w:numPr>
+      </w:pPr>
+      <w:r>
+        <w:t xml:space="preserve">장면 문제</w:t>
+      </w:r>
+    </w:p>
+    <w:p>
+      <w:pPr>
+        <w:pStyle w:val="Compact"/>
+        <w:numPr>
+          <w:ilvl w:val="0"/>
+          <w:numId w:val="1082"/>
+        </w:numPr>
+      </w:pPr>
+      <w:r>
+        <w:t xml:space="preserve">문장 문제</w:t>
+      </w:r>
+    </w:p>
+    <w:tbl>
+      <w:tblPr>
+        <w:tblStyle w:val="Table"/>
+        <w:tblLook w:firstRow="0" w:lastRow="0" w:firstColumn="0" w:lastColumn="0" w:noHBand="0" w:noVBand="0" w:val="0000"/>
+        <w:tblBorders>
+          <w:top w:val="single" w:sz="4" w:space="0" w:color="00A047"/>
+          <w:left w:val="single" w:sz="24" w:space="0" w:color="00A047"/>
+          <w:bottom w:val="single" w:sz="4" w:space="0" w:color="00A047"/>
+          <w:right w:val="single" w:sz="4" w:space="0" w:color="00A047"/>
+        </w:tblBorders>
+        <w:tblCellMar>
+          <w:left w:w="144" w:type="dxa"/>
+          <w:right w:w="144" w:type="dxa"/>
+        </w:tblCellMar>
+        <w:tblLook w:firstRow="0" w:lastRow="0" w:firstColumn="0" w:lastColumn="0" w:noHBand="0" w:noVBand="0" w:val="0000"/>
+      </w:tblPr>
+      <w:tr>
+        <w:trPr>
+          <w:cantSplit/>
+        </w:trPr>
+        <w:tc>
+          <w:tcPr>
+            <w:shd w:color="auto" w:fill="ccf1e3" w:val="clear"/>
+            <w:tcMar>
+              <w:top w:w="92" w:type="dxa"/>
+              <w:bottom w:w="92" w:type="dxa"/>
+            </w:tcMar>
+          </w:tcPr>
+          <w:p>
+            <w:pPr>
+              <w:pStyle w:val="FirstParagraph"/>
+            </w:pPr>
+            <w:pPr>
+              <w:spacing w:before="0" w:after="0"/>
+              <w:textAlignment w:val="center"/>
+            </w:pPr>
+            <w:r>
+              <w:drawing>
+                <wp:inline>
+                  <wp:extent cx="152400" cy="152400"/>
+                  <wp:effectExtent b="0" l="0" r="0" t="0"/>
+                  <wp:docPr descr="" title="" id="358" name="Picture"/>
+                  <a:graphic>
+                    <a:graphicData uri="http://schemas.openxmlformats.org/drawingml/2006/picture">
+                      <pic:pic>
+                        <pic:nvPicPr>
+                          <pic:cNvPr descr="C:\Users\HEC\AppData\Local\Programs\Quarto\share\formats\docx\tip.png" id="359" name="Picture"/>
+                          <pic:cNvPicPr>
+                            <a:picLocks noChangeArrowheads="1" noChangeAspect="1"/>
+                          </pic:cNvPicPr>
+                        </pic:nvPicPr>
+                        <pic:blipFill>
+                          <a:blip r:embed="rId121"/>
+                          <a:stretch>
+                            <a:fillRect/>
+                          </a:stretch>
+                        </pic:blipFill>
+                        <pic:spPr bwMode="auto">
+                          <a:xfrm>
+                            <a:off x="0" y="0"/>
+                            <a:ext cx="152400" cy="152400"/>
+                          </a:xfrm>
+                          <a:prstGeom prst="rect">
+                            <a:avLst/>
+                          </a:prstGeom>
+                          <a:noFill/>
+                          <a:ln w="9525">
+                            <a:noFill/>
+                            <a:headEnd/>
+                            <a:tailEnd/>
+                          </a:ln>
+                        </pic:spPr>
+                      </pic:pic>
+                    </a:graphicData>
+                  </a:graphic>
+                </wp:inline>
+              </w:drawing>
+            </w:r>
+            <w:r>
+              <w:t xml:space="preserve"> </w:t>
+            </w:r>
+            <w:r>
+              <w:t xml:space="preserve"> </w:t>
+            </w:r>
+            <w:r>
+              <w:t xml:space="preserve">힌트</w:t>
+            </w:r>
+          </w:p>
+        </w:tc>
+      </w:tr>
+      <w:tr>
+        <w:trPr>
+          <w:cantSplit/>
+        </w:trPr>
+        <w:tc>
+          <w:tcPr>
+            <w:tcMar>
+              <w:top w:w="108" w:type="dxa"/>
+              <w:bottom w:w="108" w:type="dxa"/>
+            </w:tcMar>
+          </w:tcPr>
+          <w:p>
+            <w:pPr>
+              <w:pStyle w:val="BodyText"/>
+            </w:pPr>
+            <w:pPr>
+              <w:spacing w:before="16" w:after="16"/>
+            </w:pPr>
+            <w:r>
+              <w:t xml:space="preserve">큰 구조부터 수정하고 세부를 다듬어라.</w:t>
+            </w:r>
+          </w:p>
+          <w:p/>
+        </w:tc>
+      </w:tr>
+    </w:tbl>
+    <w:bookmarkEnd w:id="360"/>
+    <w:bookmarkStart w:id="361" w:name="story-canvas"/>
+    <w:p>
+      <w:pPr>
+        <w:pStyle w:val="Heading1"/>
+      </w:pPr>
+      <w:r>
+        <w:t xml:space="preserve">183. Story Canvas</w:t>
+      </w:r>
+    </w:p>
+    <w:bookmarkEnd w:id="361"/>
+    <w:bookmarkStart w:id="388" w:name="story-canvas-1"/>
+    <w:p>
+      <w:pPr>
+        <w:pStyle w:val="Heading1"/>
+      </w:pPr>
+      <w:r>
+        <w:t xml:space="preserve">184. Story Canvas</w:t>
+      </w:r>
+    </w:p>
+    <w:bookmarkStart w:id="362" w:name="아이디어"/>
+    <w:p>
+      <w:pPr>
+        <w:pStyle w:val="Heading2"/>
+      </w:pPr>
+      <w:r>
+        <w:t xml:space="preserve">184.1 아이디어</w:t>
+      </w:r>
+    </w:p>
+    <w:p>
+      <w:pPr>
+        <w:pStyle w:val="FirstParagraph"/>
+      </w:pPr>
+      <w:r>
+        <w:t xml:space="preserve">작품의 출발점이 되는 한 줄 아이디어</w:t>
+      </w:r>
+    </w:p>
+    <w:p>
+      <w:pPr>
+        <w:pStyle w:val="BodyText"/>
+      </w:pPr>
+      <w:r>
+        <w:t xml:space="preserve">예시:</w:t>
+      </w:r>
+    </w:p>
+    <w:p>
+      <w:pPr>
+        <w:pStyle w:val="Compact"/>
+        <w:numPr>
+          <w:ilvl w:val="0"/>
+          <w:numId w:val="1083"/>
+        </w:numPr>
+      </w:pPr>
+      <w:r>
+        <w:t xml:space="preserve">회귀한 검사가 과거의 사건을 막는다.</w:t>
+      </w:r>
+    </w:p>
+    <w:p>
+      <w:pPr>
+        <w:pStyle w:val="Compact"/>
+        <w:numPr>
+          <w:ilvl w:val="0"/>
+          <w:numId w:val="1083"/>
+        </w:numPr>
+      </w:pPr>
+      <w:r>
+        <w:t xml:space="preserve">평민 마법사가 귀족 사회에 도전한다.</w:t>
+      </w:r>
+    </w:p>
+    <w:p>
+      <w:r>
+        <w:pict>
+          <v:rect style="width:0;height:1.5pt" o:hralign="center" o:hrstd="t" o:hr="t"/>
+        </w:pict>
+      </w:r>
+    </w:p>
+    <w:bookmarkEnd w:id="362"/>
+    <w:bookmarkStart w:id="363" w:name="컨셉"/>
+    <w:p>
+      <w:pPr>
+        <w:pStyle w:val="Heading2"/>
+      </w:pPr>
+      <w:r>
+        <w:t xml:space="preserve">184.2 컨셉</w:t>
+      </w:r>
+    </w:p>
+    <w:p>
+      <w:pPr>
+        <w:pStyle w:val="FirstParagraph"/>
+      </w:pPr>
+      <w:r>
+        <w:t xml:space="preserve">독창적인 차별화 요소</w:t>
+      </w:r>
+    </w:p>
+    <w:p>
+      <w:pPr>
+        <w:pStyle w:val="BodyText"/>
+      </w:pPr>
+      <w:r>
+        <w:t xml:space="preserve">예시:</w:t>
+      </w:r>
+    </w:p>
+    <w:p>
+      <w:pPr>
+        <w:pStyle w:val="Compact"/>
+        <w:numPr>
+          <w:ilvl w:val="0"/>
+          <w:numId w:val="1084"/>
+        </w:numPr>
+      </w:pPr>
+      <w:r>
+        <w:t xml:space="preserve">회귀 + 법정물</w:t>
+      </w:r>
+    </w:p>
+    <w:p>
+      <w:pPr>
+        <w:pStyle w:val="Compact"/>
+        <w:numPr>
+          <w:ilvl w:val="0"/>
+          <w:numId w:val="1084"/>
+        </w:numPr>
+      </w:pPr>
+      <w:r>
+        <w:t xml:space="preserve">마법 + 정치 스릴러</w:t>
+      </w:r>
+    </w:p>
+    <w:p>
+      <w:r>
+        <w:pict>
+          <v:rect style="width:0;height:1.5pt" o:hralign="center" o:hrstd="t" o:hr="t"/>
+        </w:pict>
+      </w:r>
+    </w:p>
+    <w:bookmarkEnd w:id="363"/>
+    <w:bookmarkStart w:id="370" w:name="주인공"/>
+    <w:p>
+      <w:pPr>
+        <w:pStyle w:val="Heading2"/>
+      </w:pPr>
+      <w:r>
+        <w:t xml:space="preserve">184.3 주인공</w:t>
+      </w:r>
+    </w:p>
+    <w:bookmarkStart w:id="364" w:name="이름"/>
+    <w:p>
+      <w:pPr>
+        <w:pStyle w:val="Heading3"/>
+      </w:pPr>
+      <w:r>
+        <w:t xml:space="preserve">184.3.1 이름</w:t>
+      </w:r>
+    </w:p>
+    <w:bookmarkEnd w:id="364"/>
+    <w:bookmarkStart w:id="365" w:name="직업"/>
+    <w:p>
+      <w:pPr>
+        <w:pStyle w:val="Heading3"/>
+      </w:pPr>
+      <w:r>
+        <w:t xml:space="preserve">184.3.2 직업</w:t>
+      </w:r>
+    </w:p>
+    <w:bookmarkEnd w:id="365"/>
+    <w:bookmarkStart w:id="366" w:name="욕망"/>
+    <w:p>
+      <w:pPr>
+        <w:pStyle w:val="Heading3"/>
+      </w:pPr>
+      <w:r>
+        <w:t xml:space="preserve">184.3.3 욕망</w:t>
+      </w:r>
+    </w:p>
+    <w:bookmarkEnd w:id="366"/>
+    <w:bookmarkStart w:id="367" w:name="결핍-1"/>
+    <w:p>
+      <w:pPr>
+        <w:pStyle w:val="Heading3"/>
+      </w:pPr>
+      <w:r>
+        <w:t xml:space="preserve">184.3.4 결핍</w:t>
+      </w:r>
+    </w:p>
+    <w:bookmarkEnd w:id="367"/>
+    <w:bookmarkStart w:id="368" w:name="강점"/>
+    <w:p>
+      <w:pPr>
+        <w:pStyle w:val="Heading3"/>
+      </w:pPr>
+      <w:r>
+        <w:t xml:space="preserve">184.3.5 강점</w:t>
+      </w:r>
+    </w:p>
+    <w:bookmarkEnd w:id="368"/>
+    <w:bookmarkStart w:id="369" w:name="약점"/>
+    <w:p>
+      <w:pPr>
+        <w:pStyle w:val="Heading3"/>
+      </w:pPr>
+      <w:r>
+        <w:t xml:space="preserve">184.3.6 약점</w:t>
+      </w:r>
+    </w:p>
+    <w:p>
+      <w:r>
+        <w:pict>
+          <v:rect style="width:0;height:1.5pt" o:hralign="center" o:hrstd="t" o:hr="t"/>
+        </w:pict>
+      </w:r>
+    </w:p>
+    <w:bookmarkEnd w:id="369"/>
+    <w:bookmarkEnd w:id="370"/>
+    <w:bookmarkStart w:id="374" w:name="적대자"/>
+    <w:p>
+      <w:pPr>
+        <w:pStyle w:val="Heading2"/>
+      </w:pPr>
+      <w:r>
+        <w:t xml:space="preserve">184.4 적대자</w:t>
+      </w:r>
+    </w:p>
+    <w:bookmarkStart w:id="371" w:name="목표"/>
+    <w:p>
+      <w:pPr>
+        <w:pStyle w:val="Heading3"/>
+      </w:pPr>
+      <w:r>
+        <w:t xml:space="preserve">184.4.1 목표</w:t>
+      </w:r>
+    </w:p>
+    <w:bookmarkEnd w:id="371"/>
+    <w:bookmarkStart w:id="372" w:name="강점-1"/>
+    <w:p>
+      <w:pPr>
+        <w:pStyle w:val="Heading3"/>
+      </w:pPr>
+      <w:r>
+        <w:t xml:space="preserve">184.4.2 강점</w:t>
+      </w:r>
+    </w:p>
+    <w:bookmarkEnd w:id="372"/>
+    <w:bookmarkStart w:id="373" w:name="주인공과의-충돌-지점"/>
+    <w:p>
+      <w:pPr>
+        <w:pStyle w:val="Heading3"/>
+      </w:pPr>
+      <w:r>
+        <w:t xml:space="preserve">184.4.3 주인공과의 충돌 지점</w:t>
+      </w:r>
+    </w:p>
+    <w:p>
+      <w:r>
+        <w:pict>
+          <v:rect style="width:0;height:1.5pt" o:hralign="center" o:hrstd="t" o:hr="t"/>
+        </w:pict>
+      </w:r>
+    </w:p>
+    <w:bookmarkEnd w:id="373"/>
+    <w:bookmarkEnd w:id="374"/>
+    <w:bookmarkStart w:id="375" w:name="핵심-갈등"/>
+    <w:p>
+      <w:pPr>
+        <w:pStyle w:val="Heading2"/>
+      </w:pPr>
+      <w:r>
+        <w:t xml:space="preserve">184.5 핵심 갈등</w:t>
+      </w:r>
+    </w:p>
+    <w:p>
+      <w:pPr>
+        <w:pStyle w:val="FirstParagraph"/>
+      </w:pPr>
+      <w:r>
+        <w:t xml:space="preserve">주인공은 무엇을 원하며</w:t>
+      </w:r>
+    </w:p>
+    <w:p>
+      <w:pPr>
+        <w:pStyle w:val="BodyText"/>
+      </w:pPr>
+      <w:r>
+        <w:t xml:space="preserve">누가 혹은 무엇이 방해하는가?</w:t>
+      </w:r>
+    </w:p>
+    <w:p>
+      <w:r>
+        <w:pict>
+          <v:rect style="width:0;height:1.5pt" o:hralign="center" o:hrstd="t" o:hr="t"/>
+        </w:pict>
+      </w:r>
+    </w:p>
+    <w:bookmarkEnd w:id="375"/>
+    <w:bookmarkStart w:id="376" w:name="발단-사건-2"/>
+    <w:p>
+      <w:pPr>
+        <w:pStyle w:val="Heading2"/>
+      </w:pPr>
+      <w:r>
+        <w:t xml:space="preserve">184.6 발단 사건</w:t>
+      </w:r>
+    </w:p>
+    <w:p>
+      <w:pPr>
+        <w:pStyle w:val="FirstParagraph"/>
+      </w:pPr>
+      <w:r>
+        <w:t xml:space="preserve">이야기를 시작시키는 사건</w:t>
+      </w:r>
+    </w:p>
+    <w:p>
+      <w:r>
+        <w:pict>
+          <v:rect style="width:0;height:1.5pt" o:hralign="center" o:hrstd="t" o:hr="t"/>
+        </w:pict>
+      </w:r>
+    </w:p>
+    <w:bookmarkEnd w:id="376"/>
+    <w:bookmarkStart w:id="381" w:name="주요-전환점"/>
+    <w:p>
+      <w:pPr>
+        <w:pStyle w:val="Heading2"/>
+      </w:pPr>
+      <w:r>
+        <w:t xml:space="preserve">184.7 주요 전환점</w:t>
+      </w:r>
+    </w:p>
+    <w:bookmarkStart w:id="377" w:name="차-전환점"/>
+    <w:p>
+      <w:pPr>
+        <w:pStyle w:val="Heading3"/>
+      </w:pPr>
+      <w:r>
+        <w:t xml:space="preserve">184.7.1 1차 전환점</w:t>
+      </w:r>
+    </w:p>
+    <w:bookmarkEnd w:id="377"/>
+    <w:bookmarkStart w:id="378" w:name="차-전환점-1"/>
+    <w:p>
+      <w:pPr>
+        <w:pStyle w:val="Heading3"/>
+      </w:pPr>
+      <w:r>
+        <w:t xml:space="preserve">184.7.2 2차 전환점</w:t>
+      </w:r>
+    </w:p>
+    <w:bookmarkEnd w:id="378"/>
+    <w:bookmarkStart w:id="379" w:name="위기"/>
+    <w:p>
+      <w:pPr>
+        <w:pStyle w:val="Heading3"/>
+      </w:pPr>
+      <w:r>
+        <w:t xml:space="preserve">184.7.3 위기</w:t>
+      </w:r>
+    </w:p>
+    <w:bookmarkEnd w:id="379"/>
+    <w:bookmarkStart w:id="380" w:name="클라이맥스"/>
+    <w:p>
+      <w:pPr>
+        <w:pStyle w:val="Heading3"/>
+      </w:pPr>
+      <w:r>
+        <w:t xml:space="preserve">184.7.4 클라이맥스</w:t>
+      </w:r>
+    </w:p>
+    <w:p>
+      <w:r>
+        <w:pict>
+          <v:rect style="width:0;height:1.5pt" o:hralign="center" o:hrstd="t" o:hr="t"/>
+        </w:pict>
+      </w:r>
+    </w:p>
+    <w:bookmarkEnd w:id="380"/>
+    <w:bookmarkEnd w:id="381"/>
+    <w:bookmarkStart w:id="382" w:name="결말"/>
+    <w:p>
+      <w:pPr>
+        <w:pStyle w:val="Heading2"/>
+      </w:pPr>
+      <w:r>
+        <w:t xml:space="preserve">184.8 결말</w:t>
+      </w:r>
+    </w:p>
+    <w:p>
+      <w:pPr>
+        <w:pStyle w:val="FirstParagraph"/>
+      </w:pPr>
+      <w:r>
+        <w:t xml:space="preserve">주인공은 어떻게 변화하는가?</w:t>
+      </w:r>
+    </w:p>
+    <w:p>
+      <w:r>
+        <w:pict>
+          <v:rect style="width:0;height:1.5pt" o:hralign="center" o:hrstd="t" o:hr="t"/>
+        </w:pict>
+      </w:r>
+    </w:p>
+    <w:bookmarkEnd w:id="382"/>
+    <w:bookmarkStart w:id="383" w:name="에피소드-아크"/>
+    <w:p>
+      <w:pPr>
+        <w:pStyle w:val="Heading2"/>
+      </w:pPr>
+      <w:r>
+        <w:t xml:space="preserve">184.9 에피소드 아크</w:t>
+      </w:r>
+    </w:p>
+    <w:tbl>
+      <w:tblPr>
+        <w:tblStyle w:val="Table"/>
+        <w:tblW w:type="auto" w:w="0"/>
+        <w:tblLook w:firstRow="1" w:lastRow="0" w:firstColumn="0" w:lastColumn="0" w:noHBand="0" w:noVBand="0" w:val="0020"/>
+      </w:tblPr>
+      <w:tblGrid>
+        <w:gridCol w:w="1980"/>
+        <w:gridCol w:w="1980"/>
+        <w:gridCol w:w="1980"/>
+        <w:gridCol w:w="1980"/>
+      </w:tblGrid>
+      <w:tr>
+        <w:trPr>
+          <w:tblHeader w:val="on"/>
+        </w:trPr>
+        <w:tc>
+          <w:tcPr/>
+          <w:p>
+            <w:pPr>
+              <w:pStyle w:val="Compact"/>
+            </w:pPr>
+            <w:r>
+              <w:t xml:space="preserve">에피소드</w:t>
+            </w:r>
+          </w:p>
+        </w:tc>
+        <w:tc>
+          <w:tcPr/>
+          <w:p>
+            <w:pPr>
+              <w:pStyle w:val="Compact"/>
+            </w:pPr>
+            <w:r>
+              <w:t xml:space="preserve">목표</w:t>
+            </w:r>
+          </w:p>
+        </w:tc>
+        <w:tc>
+          <w:tcPr/>
+          <w:p>
+            <w:pPr>
+              <w:pStyle w:val="Compact"/>
+            </w:pPr>
+            <w:r>
+              <w:t xml:space="preserve">갈등</w:t>
+            </w:r>
+          </w:p>
+        </w:tc>
+        <w:tc>
+          <w:tcPr/>
+          <w:p>
+            <w:pPr>
+              <w:pStyle w:val="Compact"/>
+            </w:pPr>
+            <w:r>
+              <w:t xml:space="preserve">결과</w:t>
+            </w:r>
+          </w:p>
+        </w:tc>
+      </w:tr>
+      <w:tr>
+        <w:tc>
+          <w:tcPr/>
+          <w:p>
+            <w:pPr>
+              <w:pStyle w:val="Compact"/>
+            </w:pPr>
+            <w:r>
+              <w:t xml:space="preserve">1</w:t>
+            </w:r>
+          </w:p>
+        </w:tc>
+        <w:tc>
+          <w:tcPr/>
+          <w:p>
+            <w:pPr>
+              <w:pStyle w:val="Compact"/>
+            </w:pPr>
+          </w:p>
+        </w:tc>
+        <w:tc>
+          <w:tcPr/>
+          <w:p>
+            <w:pPr>
+              <w:pStyle w:val="Compact"/>
+            </w:pPr>
+          </w:p>
+        </w:tc>
+        <w:tc>
+          <w:tcPr/>
+          <w:p>
+            <w:pPr>
+              <w:pStyle w:val="Compact"/>
+            </w:pPr>
+          </w:p>
+        </w:tc>
+      </w:tr>
+      <w:tr>
+        <w:tc>
+          <w:tcPr/>
+          <w:p>
+            <w:pPr>
+              <w:pStyle w:val="Compact"/>
+            </w:pPr>
+            <w:r>
+              <w:t xml:space="preserve">2</w:t>
+            </w:r>
+          </w:p>
+        </w:tc>
+        <w:tc>
+          <w:tcPr/>
+          <w:p>
+            <w:pPr>
+              <w:pStyle w:val="Compact"/>
+            </w:pPr>
+          </w:p>
+        </w:tc>
+        <w:tc>
+          <w:tcPr/>
+          <w:p>
+            <w:pPr>
+              <w:pStyle w:val="Compact"/>
+            </w:pPr>
+          </w:p>
+        </w:tc>
+        <w:tc>
+          <w:tcPr/>
+          <w:p>
+            <w:pPr>
+              <w:pStyle w:val="Compact"/>
+            </w:pPr>
+          </w:p>
+        </w:tc>
+      </w:tr>
+      <w:tr>
+        <w:tc>
+          <w:tcPr/>
+          <w:p>
+            <w:pPr>
+              <w:pStyle w:val="Compact"/>
+            </w:pPr>
+            <w:r>
+              <w:t xml:space="preserve">3</w:t>
+            </w:r>
+          </w:p>
+        </w:tc>
+        <w:tc>
+          <w:tcPr/>
+          <w:p>
+            <w:pPr>
+              <w:pStyle w:val="Compact"/>
+            </w:pPr>
+          </w:p>
+        </w:tc>
+        <w:tc>
+          <w:tcPr/>
+          <w:p>
+            <w:pPr>
+              <w:pStyle w:val="Compact"/>
+            </w:pPr>
+          </w:p>
+        </w:tc>
+        <w:tc>
+          <w:tcPr/>
+          <w:p>
+            <w:pPr>
+              <w:pStyle w:val="Compact"/>
+            </w:pPr>
+          </w:p>
+        </w:tc>
+      </w:tr>
+      <w:tr>
+        <w:tc>
+          <w:tcPr/>
+          <w:p>
+            <w:pPr>
+              <w:pStyle w:val="Compact"/>
+            </w:pPr>
+            <w:r>
+              <w:t xml:space="preserve">4</w:t>
+            </w:r>
+          </w:p>
+        </w:tc>
+        <w:tc>
+          <w:tcPr/>
+          <w:p>
+            <w:pPr>
+              <w:pStyle w:val="Compact"/>
+            </w:pPr>
+          </w:p>
+        </w:tc>
+        <w:tc>
+          <w:tcPr/>
+          <w:p>
+            <w:pPr>
+              <w:pStyle w:val="Compact"/>
+            </w:pPr>
+          </w:p>
+        </w:tc>
+        <w:tc>
+          <w:tcPr/>
+          <w:p>
+            <w:pPr>
+              <w:pStyle w:val="Compact"/>
+            </w:pPr>
+          </w:p>
+        </w:tc>
+      </w:tr>
+    </w:tbl>
+    <w:p>
+      <w:r>
+        <w:pict>
+          <v:rect style="width:0;height:1.5pt" o:hralign="center" o:hrstd="t" o:hr="t"/>
+        </w:pict>
+      </w:r>
+    </w:p>
+    <w:bookmarkEnd w:id="383"/>
+    <w:bookmarkStart w:id="386" w:name="장면-설계-메모"/>
+    <w:p>
+      <w:pPr>
+        <w:pStyle w:val="Heading2"/>
+      </w:pPr>
+      <w:r>
+        <w:t xml:space="preserve">184.10 장면 설계 메모</w:t>
+      </w:r>
+    </w:p>
+    <w:bookmarkStart w:id="384" w:name="scene-1"/>
+    <w:p>
+      <w:pPr>
+        <w:pStyle w:val="Heading3"/>
+      </w:pPr>
+      <w:r>
+        <w:t xml:space="preserve">184.10.1 Scene 1</w:t>
+      </w:r>
+    </w:p>
+    <w:p>
+      <w:pPr>
+        <w:pStyle w:val="FirstParagraph"/>
+      </w:pPr>
+      <w:r>
+        <w:t xml:space="preserve">목표:</w:t>
+      </w:r>
+    </w:p>
+    <w:p>
+      <w:pPr>
+        <w:pStyle w:val="BodyText"/>
+      </w:pPr>
+      <w:r>
+        <w:t xml:space="preserve">갈등:</w:t>
+      </w:r>
+    </w:p>
+    <w:p>
+      <w:pPr>
+        <w:pStyle w:val="BodyText"/>
+      </w:pPr>
+      <w:r>
+        <w:t xml:space="preserve">결과:</w:t>
+      </w:r>
+    </w:p>
+    <w:bookmarkEnd w:id="384"/>
+    <w:bookmarkStart w:id="385" w:name="scene-2"/>
+    <w:p>
+      <w:pPr>
+        <w:pStyle w:val="Heading3"/>
+      </w:pPr>
+      <w:r>
+        <w:t xml:space="preserve">184.10.2 Scene 2</w:t>
+      </w:r>
+    </w:p>
+    <w:p>
+      <w:pPr>
+        <w:pStyle w:val="FirstParagraph"/>
+      </w:pPr>
+      <w:r>
+        <w:t xml:space="preserve">목표:</w:t>
+      </w:r>
+    </w:p>
+    <w:p>
+      <w:pPr>
+        <w:pStyle w:val="BodyText"/>
+      </w:pPr>
+      <w:r>
+        <w:t xml:space="preserve">갈등:</w:t>
+      </w:r>
+    </w:p>
+    <w:p>
+      <w:pPr>
+        <w:pStyle w:val="BodyText"/>
+      </w:pPr>
+      <w:r>
+        <w:t xml:space="preserve">결과:</w:t>
+      </w:r>
+    </w:p>
+    <w:p>
+      <w:r>
+        <w:pict>
+          <v:rect style="width:0;height:1.5pt" o:hralign="center" o:hrstd="t" o:hr="t"/>
+        </w:pict>
+      </w:r>
+    </w:p>
+    <w:bookmarkEnd w:id="385"/>
+    <w:bookmarkEnd w:id="386"/>
+    <w:bookmarkStart w:id="387" w:name="검증-체크리스트"/>
+    <w:p>
+      <w:pPr>
+        <w:pStyle w:val="Heading2"/>
+      </w:pPr>
+      <w:r>
+        <w:t xml:space="preserve">184.11 검증 체크리스트</w:t>
+      </w:r>
+    </w:p>
+    <w:p>
+      <w:pPr>
+        <w:pStyle w:val="Compact"/>
+        <w:numPr>
+          <w:ilvl w:val="0"/>
+          <w:numId w:val="1085"/>
+        </w:numPr>
+      </w:pPr>
+      <w:r>
+        <w:t xml:space="preserve">주인공의 욕망이 명확한가?</w:t>
+      </w:r>
+    </w:p>
+    <w:p>
+      <w:pPr>
+        <w:pStyle w:val="Compact"/>
+        <w:numPr>
+          <w:ilvl w:val="0"/>
+          <w:numId w:val="1086"/>
+        </w:numPr>
+      </w:pPr>
+      <w:r>
+        <w:t xml:space="preserve">적대자가 존재하는가?</w:t>
+      </w:r>
+    </w:p>
+    <w:p>
+      <w:pPr>
+        <w:pStyle w:val="Compact"/>
+        <w:numPr>
+          <w:ilvl w:val="0"/>
+          <w:numId w:val="1087"/>
+        </w:numPr>
+      </w:pPr>
+      <w:r>
+        <w:t xml:space="preserve">갈등이 단계적으로 상승하는가?</w:t>
+      </w:r>
+    </w:p>
+    <w:p>
+      <w:pPr>
+        <w:pStyle w:val="Compact"/>
+        <w:numPr>
+          <w:ilvl w:val="0"/>
+          <w:numId w:val="1088"/>
+        </w:numPr>
+      </w:pPr>
+      <w:r>
+        <w:t xml:space="preserve">사건이 인과관계로 연결되는가?</w:t>
+      </w:r>
+    </w:p>
+    <w:p>
+      <w:pPr>
+        <w:pStyle w:val="Compact"/>
+        <w:numPr>
+          <w:ilvl w:val="0"/>
+          <w:numId w:val="1089"/>
+        </w:numPr>
+      </w:pPr>
+      <w:r>
+        <w:t xml:space="preserve">결말에서 변화가 발생하는가?</w:t>
+      </w:r>
+    </w:p>
+    <w:bookmarkEnd w:id="387"/>
+    <w:bookmarkEnd w:id="388"/>
+    <w:bookmarkStart w:id="389" w:name="로그라인-템플릿"/>
+    <w:p>
+      <w:pPr>
+        <w:pStyle w:val="Heading1"/>
+      </w:pPr>
+      <w:r>
+        <w:t xml:space="preserve">185. 로그라인 템플릿</w:t>
+      </w:r>
+    </w:p>
+    <w:bookmarkEnd w:id="389"/>
+    <w:bookmarkStart w:id="394" w:name="로그라인-템플릿-1"/>
+    <w:p>
+      <w:pPr>
+        <w:pStyle w:val="Heading1"/>
+      </w:pPr>
+      <w:r>
+        <w:t xml:space="preserve">186. 로그라인 템플릿</w:t>
+      </w:r>
+    </w:p>
+    <w:bookmarkStart w:id="390" w:name="기본-공식-2"/>
+    <w:p>
+      <w:pPr>
+        <w:pStyle w:val="Heading2"/>
+      </w:pPr>
+      <w:r>
+        <w:t xml:space="preserve">186.1 기본 공식</w:t>
+      </w:r>
+    </w:p>
+    <w:p>
+      <w:pPr>
+        <w:pStyle w:val="FirstParagraph"/>
+      </w:pPr>
+      <w:r>
+        <w:t xml:space="preserve">주인공 + 목표 + 장애물 + 실패 대가</w:t>
+      </w:r>
+    </w:p>
+    <w:bookmarkEnd w:id="390"/>
+    <w:bookmarkStart w:id="391" w:name="템플릿"/>
+    <w:p>
+      <w:pPr>
+        <w:pStyle w:val="Heading2"/>
+      </w:pPr>
+      <w:r>
+        <w:t xml:space="preserve">186.2 템플릿</w:t>
+      </w:r>
+    </w:p>
+    <w:p>
+      <w:pPr>
+        <w:pStyle w:val="FirstParagraph"/>
+      </w:pPr>
+      <w:hyperlink w:anchor="주인공">
+        <w:r>
+          <w:rPr>
+            <w:rStyle w:val="Hyperlink"/>
+          </w:rPr>
+          <w:t xml:space="preserve">주인공</w:t>
+        </w:r>
+      </w:hyperlink>
+      <w:r>
+        <w:t xml:space="preserve">은(는)</w:t>
+      </w:r>
+    </w:p>
+    <w:p>
+      <w:pPr>
+        <w:pStyle w:val="BodyText"/>
+      </w:pPr>
+      <w:hyperlink w:anchor="목표">
+        <w:r>
+          <w:rPr>
+            <w:rStyle w:val="Hyperlink"/>
+          </w:rPr>
+          <w:t xml:space="preserve">목표</w:t>
+        </w:r>
+      </w:hyperlink>
+      <w:r>
+        <w:t xml:space="preserve">를 이루기 위해</w:t>
+      </w:r>
+    </w:p>
+    <w:p>
+      <w:pPr>
+        <w:pStyle w:val="BodyText"/>
+      </w:pPr>
+      <w:hyperlink w:anchor="장애물">
+        <w:r>
+          <w:rPr>
+            <w:rStyle w:val="Hyperlink"/>
+          </w:rPr>
+          <w:t xml:space="preserve">장애물</w:t>
+        </w:r>
+      </w:hyperlink>
+      <w:r>
+        <w:t xml:space="preserve">과 맞서야 하며,</w:t>
+      </w:r>
+    </w:p>
+    <w:p>
+      <w:pPr>
+        <w:pStyle w:val="BodyText"/>
+      </w:pPr>
+      <w:r>
+        <w:t xml:space="preserve">실패할 경우 [대가]를 치르게 된다.</w:t>
+      </w:r>
+    </w:p>
+    <w:bookmarkEnd w:id="391"/>
+    <w:bookmarkStart w:id="392" w:name="예시-15"/>
+    <w:p>
+      <w:pPr>
+        <w:pStyle w:val="Heading2"/>
+      </w:pPr>
+      <w:r>
+        <w:t xml:space="preserve">186.3 예시</w:t>
+      </w:r>
+    </w:p>
+    <w:p>
+      <w:pPr>
+        <w:pStyle w:val="FirstParagraph"/>
+      </w:pPr>
+      <w:r>
+        <w:t xml:space="preserve">멸망한 미래에서 회귀한 기사는</w:t>
+      </w:r>
+    </w:p>
+    <w:p>
+      <w:pPr>
+        <w:pStyle w:val="BodyText"/>
+      </w:pPr>
+      <w:r>
+        <w:t xml:space="preserve">제국을 구하기 위해</w:t>
+      </w:r>
+    </w:p>
+    <w:p>
+      <w:pPr>
+        <w:pStyle w:val="BodyText"/>
+      </w:pPr>
+      <w:r>
+        <w:t xml:space="preserve">황실의 음모와 싸워야 하며,</w:t>
+      </w:r>
+    </w:p>
+    <w:p>
+      <w:pPr>
+        <w:pStyle w:val="BodyText"/>
+      </w:pPr>
+      <w:r>
+        <w:t xml:space="preserve">실패할 경우 세상은 다시 멸망한다.</w:t>
+      </w:r>
+    </w:p>
+    <w:bookmarkEnd w:id="392"/>
+    <w:bookmarkStart w:id="393" w:name="체크리스트-5"/>
+    <w:p>
+      <w:pPr>
+        <w:pStyle w:val="Heading2"/>
+      </w:pPr>
+      <w:r>
+        <w:t xml:space="preserve">186.4 체크리스트</w:t>
+      </w:r>
+    </w:p>
+    <w:p>
+      <w:pPr>
+        <w:pStyle w:val="Compact"/>
+        <w:numPr>
+          <w:ilvl w:val="0"/>
+          <w:numId w:val="1090"/>
+        </w:numPr>
+      </w:pPr>
+      <w:r>
+        <w:t xml:space="preserve">주인공이 보이는가?</w:t>
+      </w:r>
+    </w:p>
+    <w:p>
+      <w:pPr>
+        <w:pStyle w:val="Compact"/>
+        <w:numPr>
+          <w:ilvl w:val="0"/>
+          <w:numId w:val="1091"/>
+        </w:numPr>
+      </w:pPr>
+      <w:r>
+        <w:t xml:space="preserve">목표가 명확한가?</w:t>
+      </w:r>
+    </w:p>
+    <w:p>
+      <w:pPr>
+        <w:pStyle w:val="Compact"/>
+        <w:numPr>
+          <w:ilvl w:val="0"/>
+          <w:numId w:val="1092"/>
+        </w:numPr>
+      </w:pPr>
+      <w:r>
+        <w:t xml:space="preserve">갈등이 존재하는가?</w:t>
+      </w:r>
+    </w:p>
+    <w:p>
+      <w:pPr>
+        <w:pStyle w:val="Compact"/>
+        <w:numPr>
+          <w:ilvl w:val="0"/>
+          <w:numId w:val="1093"/>
+        </w:numPr>
+      </w:pPr>
+      <w:r>
+        <w:t xml:space="preserve">위험이 느껴지는가?</w:t>
+      </w:r>
+    </w:p>
+    <w:bookmarkEnd w:id="393"/>
+    <w:bookmarkEnd w:id="394"/>
+    <w:bookmarkStart w:id="395" w:name="캐릭터-시트"/>
+    <w:p>
+      <w:pPr>
+        <w:pStyle w:val="Heading1"/>
+      </w:pPr>
+      <w:r>
+        <w:t xml:space="preserve">187. 캐릭터 시트</w:t>
+      </w:r>
+    </w:p>
+    <w:bookmarkEnd w:id="395"/>
+    <w:bookmarkStart w:id="407" w:name="캐릭터-시트-1"/>
+    <w:p>
+      <w:pPr>
+        <w:pStyle w:val="Heading1"/>
+      </w:pPr>
+      <w:r>
+        <w:t xml:space="preserve">188. 캐릭터 시트</w:t>
+      </w:r>
+    </w:p>
+    <w:bookmarkStart w:id="396" w:name="기본-정보"/>
+    <w:p>
+      <w:pPr>
+        <w:pStyle w:val="Heading2"/>
+      </w:pPr>
+      <w:r>
+        <w:t xml:space="preserve">188.1 기본 정보</w:t>
+      </w:r>
+    </w:p>
+    <w:p>
+      <w:pPr>
+        <w:pStyle w:val="Compact"/>
+        <w:numPr>
+          <w:ilvl w:val="0"/>
+          <w:numId w:val="1094"/>
+        </w:numPr>
+      </w:pPr>
+      <w:r>
+        <w:t xml:space="preserve">이름:</w:t>
+      </w:r>
+    </w:p>
+    <w:p>
+      <w:pPr>
+        <w:pStyle w:val="Compact"/>
+        <w:numPr>
+          <w:ilvl w:val="0"/>
+          <w:numId w:val="1094"/>
+        </w:numPr>
+      </w:pPr>
+      <w:r>
+        <w:t xml:space="preserve">나이:</w:t>
+      </w:r>
+    </w:p>
+    <w:p>
+      <w:pPr>
+        <w:pStyle w:val="Compact"/>
+        <w:numPr>
+          <w:ilvl w:val="0"/>
+          <w:numId w:val="1094"/>
+        </w:numPr>
+      </w:pPr>
+      <w:r>
+        <w:t xml:space="preserve">성별:</w:t>
+      </w:r>
+    </w:p>
+    <w:p>
+      <w:pPr>
+        <w:pStyle w:val="Compact"/>
+        <w:numPr>
+          <w:ilvl w:val="0"/>
+          <w:numId w:val="1094"/>
+        </w:numPr>
+      </w:pPr>
+      <w:r>
+        <w:t xml:space="preserve">직업:</w:t>
+      </w:r>
+    </w:p>
+    <w:bookmarkEnd w:id="396"/>
+    <w:bookmarkStart w:id="397" w:name="욕망-1"/>
+    <w:p>
+      <w:pPr>
+        <w:pStyle w:val="Heading2"/>
+      </w:pPr>
+      <w:r>
+        <w:t xml:space="preserve">188.2 욕망</w:t>
+      </w:r>
+    </w:p>
+    <w:p>
+      <w:pPr>
+        <w:pStyle w:val="FirstParagraph"/>
+      </w:pPr>
+      <w:r>
+        <w:t xml:space="preserve">무엇을 원하는가?</w:t>
+      </w:r>
+    </w:p>
+    <w:bookmarkEnd w:id="397"/>
+    <w:bookmarkStart w:id="398" w:name="결핍-2"/>
+    <w:p>
+      <w:pPr>
+        <w:pStyle w:val="Heading2"/>
+      </w:pPr>
+      <w:r>
+        <w:t xml:space="preserve">188.3 결핍</w:t>
+      </w:r>
+    </w:p>
+    <w:p>
+      <w:pPr>
+        <w:pStyle w:val="FirstParagraph"/>
+      </w:pPr>
+      <w:r>
+        <w:t xml:space="preserve">무엇이 부족한가?</w:t>
+      </w:r>
+    </w:p>
+    <w:bookmarkEnd w:id="398"/>
+    <w:bookmarkStart w:id="399" w:name="강점-2"/>
+    <w:p>
+      <w:pPr>
+        <w:pStyle w:val="Heading2"/>
+      </w:pPr>
+      <w:r>
+        <w:t xml:space="preserve">188.4 강점</w:t>
+      </w:r>
+    </w:p>
+    <w:p>
+      <w:pPr>
+        <w:pStyle w:val="Compact"/>
+        <w:numPr>
+          <w:ilvl w:val="0"/>
+          <w:numId w:val="1095"/>
+        </w:numPr>
+      </w:pPr>
+      <w:r>
+        <w:t xml:space="preserve">강점 1</w:t>
+      </w:r>
+    </w:p>
+    <w:p>
+      <w:pPr>
+        <w:pStyle w:val="Compact"/>
+        <w:numPr>
+          <w:ilvl w:val="0"/>
+          <w:numId w:val="1095"/>
+        </w:numPr>
+      </w:pPr>
+      <w:r>
+        <w:t xml:space="preserve">강점 2</w:t>
+      </w:r>
+    </w:p>
+    <w:bookmarkEnd w:id="399"/>
+    <w:bookmarkStart w:id="400" w:name="약점-1"/>
+    <w:p>
+      <w:pPr>
+        <w:pStyle w:val="Heading2"/>
+      </w:pPr>
+      <w:r>
+        <w:t xml:space="preserve">188.5 약점</w:t>
+      </w:r>
+    </w:p>
+    <w:p>
+      <w:pPr>
+        <w:pStyle w:val="Compact"/>
+        <w:numPr>
+          <w:ilvl w:val="0"/>
+          <w:numId w:val="1096"/>
+        </w:numPr>
+      </w:pPr>
+      <w:r>
+        <w:t xml:space="preserve">약점 1</w:t>
+      </w:r>
+    </w:p>
+    <w:p>
+      <w:pPr>
+        <w:pStyle w:val="Compact"/>
+        <w:numPr>
+          <w:ilvl w:val="0"/>
+          <w:numId w:val="1096"/>
+        </w:numPr>
+      </w:pPr>
+      <w:r>
+        <w:t xml:space="preserve">약점 2</w:t>
+      </w:r>
+    </w:p>
+    <w:bookmarkEnd w:id="400"/>
+    <w:bookmarkStart w:id="404" w:name="핵심-관계"/>
+    <w:p>
+      <w:pPr>
+        <w:pStyle w:val="Heading2"/>
+      </w:pPr>
+      <w:r>
+        <w:t xml:space="preserve">188.6 핵심 관계</w:t>
+      </w:r>
+    </w:p>
+    <w:bookmarkStart w:id="401" w:name="조력자-2"/>
+    <w:p>
+      <w:pPr>
+        <w:pStyle w:val="Heading3"/>
+      </w:pPr>
+      <w:r>
+        <w:t xml:space="preserve">188.6.1 조력자</w:t>
+      </w:r>
+    </w:p>
+    <w:bookmarkEnd w:id="401"/>
+    <w:bookmarkStart w:id="402" w:name="라이벌-2"/>
+    <w:p>
+      <w:pPr>
+        <w:pStyle w:val="Heading3"/>
+      </w:pPr>
+      <w:r>
+        <w:t xml:space="preserve">188.6.2 라이벌</w:t>
+      </w:r>
+    </w:p>
+    <w:bookmarkEnd w:id="402"/>
+    <w:bookmarkStart w:id="403" w:name="적대자-1"/>
+    <w:p>
+      <w:pPr>
+        <w:pStyle w:val="Heading3"/>
+      </w:pPr>
+      <w:r>
+        <w:t xml:space="preserve">188.6.3 적대자</w:t>
+      </w:r>
+    </w:p>
+    <w:bookmarkEnd w:id="403"/>
+    <w:bookmarkEnd w:id="404"/>
+    <w:bookmarkStart w:id="405" w:name="성장-목표"/>
+    <w:p>
+      <w:pPr>
+        <w:pStyle w:val="Heading2"/>
+      </w:pPr>
+      <w:r>
+        <w:t xml:space="preserve">188.7 성장 목표</w:t>
+      </w:r>
+    </w:p>
+    <w:p>
+      <w:pPr>
+        <w:pStyle w:val="FirstParagraph"/>
+      </w:pPr>
+      <w:r>
+        <w:t xml:space="preserve">이야기 끝에서 어떤 사람이 되는가?</w:t>
+      </w:r>
+    </w:p>
+    <w:bookmarkEnd w:id="405"/>
+    <w:bookmarkStart w:id="406" w:name="한-줄-정의"/>
+    <w:p>
+      <w:pPr>
+        <w:pStyle w:val="Heading2"/>
+      </w:pPr>
+      <w:r>
+        <w:t xml:space="preserve">188.8 한 줄 정의</w:t>
+      </w:r>
+    </w:p>
+    <w:p>
+      <w:r>
+        <w:pict>
+          <v:rect style="width:0;height:1.5pt" o:hralign="center" o:hrstd="t" o:hr="t"/>
+        </w:pict>
+      </w:r>
+    </w:p>
+    <w:bookmarkEnd w:id="406"/>
+    <w:bookmarkEnd w:id="407"/>
+    <w:bookmarkStart w:id="408" w:name="갈등-시트"/>
+    <w:p>
+      <w:pPr>
+        <w:pStyle w:val="Heading1"/>
+      </w:pPr>
+      <w:r>
+        <w:t xml:space="preserve">189. 갈등 시트</w:t>
+      </w:r>
+    </w:p>
+    <w:bookmarkEnd w:id="408"/>
+    <w:bookmarkStart w:id="415" w:name="갈등-시트-1"/>
+    <w:p>
+      <w:pPr>
+        <w:pStyle w:val="Heading1"/>
+      </w:pPr>
+      <w:r>
+        <w:t xml:space="preserve">190. 갈등 시트</w:t>
+      </w:r>
+    </w:p>
+    <w:bookmarkStart w:id="409" w:name="목표-1"/>
+    <w:p>
+      <w:pPr>
+        <w:pStyle w:val="Heading2"/>
+      </w:pPr>
+      <w:r>
+        <w:t xml:space="preserve">190.1 목표</w:t>
+      </w:r>
+    </w:p>
+    <w:p>
+      <w:pPr>
+        <w:pStyle w:val="FirstParagraph"/>
+      </w:pPr>
+      <w:r>
+        <w:t xml:space="preserve">주인공은 무엇을 원하는가?</w:t>
+      </w:r>
+    </w:p>
+    <w:p>
+      <w:r>
+        <w:pict>
+          <v:rect style="width:0;height:1.5pt" o:hralign="center" o:hrstd="t" o:hr="t"/>
+        </w:pict>
+      </w:r>
+    </w:p>
+    <w:bookmarkEnd w:id="409"/>
+    <w:bookmarkStart w:id="410" w:name="장애물"/>
+    <w:p>
+      <w:pPr>
+        <w:pStyle w:val="Heading2"/>
+      </w:pPr>
+      <w:r>
+        <w:t xml:space="preserve">190.2 장애물</w:t>
+      </w:r>
+    </w:p>
+    <w:p>
+      <w:pPr>
+        <w:pStyle w:val="FirstParagraph"/>
+      </w:pPr>
+      <w:r>
+        <w:t xml:space="preserve">무엇이 방해하는가?</w:t>
+      </w:r>
+    </w:p>
+    <w:p>
+      <w:r>
+        <w:pict>
+          <v:rect style="width:0;height:1.5pt" o:hralign="center" o:hrstd="t" o:hr="t"/>
+        </w:pict>
+      </w:r>
+    </w:p>
+    <w:bookmarkEnd w:id="410"/>
+    <w:bookmarkStart w:id="411" w:name="적대-세력"/>
+    <w:p>
+      <w:pPr>
+        <w:pStyle w:val="Heading2"/>
+      </w:pPr>
+      <w:r>
+        <w:t xml:space="preserve">190.3 적대 세력</w:t>
+      </w:r>
+    </w:p>
+    <w:p>
+      <w:pPr>
+        <w:pStyle w:val="FirstParagraph"/>
+      </w:pPr>
+      <w:r>
+        <w:t xml:space="preserve">누가 방해하는가?</w:t>
+      </w:r>
+    </w:p>
+    <w:p>
+      <w:r>
+        <w:pict>
+          <v:rect style="width:0;height:1.5pt" o:hralign="center" o:hrstd="t" o:hr="t"/>
+        </w:pict>
+      </w:r>
+    </w:p>
+    <w:bookmarkEnd w:id="411"/>
+    <w:bookmarkStart w:id="412" w:name="실패-비용"/>
+    <w:p>
+      <w:pPr>
+        <w:pStyle w:val="Heading2"/>
+      </w:pPr>
+      <w:r>
+        <w:t xml:space="preserve">190.4 실패 비용</w:t>
+      </w:r>
+    </w:p>
+    <w:p>
+      <w:pPr>
+        <w:pStyle w:val="FirstParagraph"/>
+      </w:pPr>
+      <w:r>
+        <w:t xml:space="preserve">실패하면 무엇을 잃는가?</w:t>
+      </w:r>
+    </w:p>
+    <w:p>
+      <w:r>
+        <w:pict>
+          <v:rect style="width:0;height:1.5pt" o:hralign="center" o:hrstd="t" o:hr="t"/>
+        </w:pict>
+      </w:r>
+    </w:p>
+    <w:bookmarkEnd w:id="412"/>
+    <w:bookmarkStart w:id="413" w:name="갈등-상승"/>
+    <w:p>
+      <w:pPr>
+        <w:pStyle w:val="Heading2"/>
+      </w:pPr>
+      <w:r>
+        <w:t xml:space="preserve">190.5 갈등 상승</w:t>
+      </w:r>
+    </w:p>
+    <w:p>
+      <w:pPr>
+        <w:pStyle w:val="FirstParagraph"/>
+      </w:pPr>
+      <w:r>
+        <w:t xml:space="preserve">1단계:</w:t>
+      </w:r>
+    </w:p>
+    <w:p>
+      <w:pPr>
+        <w:pStyle w:val="BodyText"/>
+      </w:pPr>
+      <w:r>
+        <w:t xml:space="preserve">2단계:</w:t>
+      </w:r>
+    </w:p>
+    <w:p>
+      <w:pPr>
+        <w:pStyle w:val="BodyText"/>
+      </w:pPr>
+      <w:r>
+        <w:t xml:space="preserve">3단계:</w:t>
+      </w:r>
+    </w:p>
+    <w:p>
+      <w:pPr>
+        <w:pStyle w:val="BodyText"/>
+      </w:pPr>
+      <w:r>
+        <w:t xml:space="preserve">4단계:</w:t>
+      </w:r>
+    </w:p>
+    <w:p>
+      <w:pPr>
+        <w:pStyle w:val="BodyText"/>
+      </w:pPr>
+      <w:r>
+        <w:t xml:space="preserve">클라이맥스:</w:t>
+      </w:r>
+    </w:p>
+    <w:bookmarkEnd w:id="413"/>
+    <w:bookmarkStart w:id="414" w:name="체크리스트-6"/>
+    <w:p>
+      <w:pPr>
+        <w:pStyle w:val="Heading2"/>
+      </w:pPr>
+      <w:r>
+        <w:t xml:space="preserve">190.6 체크리스트</w:t>
+      </w:r>
+    </w:p>
+    <w:p>
+      <w:pPr>
+        <w:pStyle w:val="Compact"/>
+        <w:numPr>
+          <w:ilvl w:val="0"/>
+          <w:numId w:val="1097"/>
+        </w:numPr>
+      </w:pPr>
+      <w:r>
+        <w:t xml:space="preserve">갈등이 명확한가?</w:t>
+      </w:r>
+    </w:p>
+    <w:p>
+      <w:pPr>
+        <w:pStyle w:val="Compact"/>
+        <w:numPr>
+          <w:ilvl w:val="0"/>
+          <w:numId w:val="1098"/>
+        </w:numPr>
+      </w:pPr>
+      <w:r>
+        <w:t xml:space="preserve">갈등이 확대되는가?</w:t>
+      </w:r>
+    </w:p>
+    <w:p>
+      <w:pPr>
+        <w:pStyle w:val="Compact"/>
+        <w:numPr>
+          <w:ilvl w:val="0"/>
+          <w:numId w:val="1099"/>
+        </w:numPr>
+      </w:pPr>
+      <w:r>
+        <w:t xml:space="preserve">선택을 강요하는가?</w:t>
+      </w:r>
+    </w:p>
+    <w:bookmarkEnd w:id="414"/>
+    <w:bookmarkEnd w:id="415"/>
+    <w:bookmarkStart w:id="416" w:name="플롯-시트"/>
+    <w:p>
+      <w:pPr>
+        <w:pStyle w:val="Heading1"/>
+      </w:pPr>
+      <w:r>
+        <w:t xml:space="preserve">191. 플롯 시트</w:t>
+      </w:r>
+    </w:p>
+    <w:bookmarkEnd w:id="416"/>
+    <w:bookmarkStart w:id="425" w:name="플롯-시트-1"/>
+    <w:p>
+      <w:pPr>
+        <w:pStyle w:val="Heading1"/>
+      </w:pPr>
+      <w:r>
+        <w:t xml:space="preserve">192. 플롯 시트</w:t>
+      </w:r>
+    </w:p>
+    <w:bookmarkStart w:id="417" w:name="발단"/>
+    <w:p>
+      <w:pPr>
+        <w:pStyle w:val="Heading2"/>
+      </w:pPr>
+      <w:r>
+        <w:t xml:space="preserve">192.1 발단</w:t>
+      </w:r>
+    </w:p>
+    <w:p>
+      <w:r>
+        <w:pict>
+          <v:rect style="width:0;height:1.5pt" o:hralign="center" o:hrstd="t" o:hr="t"/>
+        </w:pict>
+      </w:r>
+    </w:p>
+    <w:bookmarkEnd w:id="417"/>
+    <w:bookmarkStart w:id="418" w:name="차-전환점-2"/>
+    <w:p>
+      <w:pPr>
+        <w:pStyle w:val="Heading2"/>
+      </w:pPr>
+      <w:r>
+        <w:t xml:space="preserve">192.2 1차 전환점</w:t>
+      </w:r>
+    </w:p>
+    <w:p>
+      <w:r>
+        <w:pict>
+          <v:rect style="width:0;height:1.5pt" o:hralign="center" o:hrstd="t" o:hr="t"/>
+        </w:pict>
+      </w:r>
+    </w:p>
+    <w:bookmarkEnd w:id="418"/>
+    <w:bookmarkStart w:id="419" w:name="상승-갈등"/>
+    <w:p>
+      <w:pPr>
+        <w:pStyle w:val="Heading2"/>
+      </w:pPr>
+      <w:r>
+        <w:t xml:space="preserve">192.3 상승 갈등</w:t>
+      </w:r>
+    </w:p>
+    <w:p>
+      <w:r>
+        <w:pict>
+          <v:rect style="width:0;height:1.5pt" o:hralign="center" o:hrstd="t" o:hr="t"/>
+        </w:pict>
+      </w:r>
+    </w:p>
+    <w:bookmarkEnd w:id="419"/>
+    <w:bookmarkStart w:id="420" w:name="위기-1"/>
+    <w:p>
+      <w:pPr>
+        <w:pStyle w:val="Heading2"/>
+      </w:pPr>
+      <w:r>
+        <w:t xml:space="preserve">192.4 위기</w:t>
+      </w:r>
+    </w:p>
+    <w:p>
+      <w:r>
+        <w:pict>
+          <v:rect style="width:0;height:1.5pt" o:hralign="center" o:hrstd="t" o:hr="t"/>
+        </w:pict>
+      </w:r>
+    </w:p>
+    <w:bookmarkEnd w:id="420"/>
+    <w:bookmarkStart w:id="421" w:name="각성"/>
+    <w:p>
+      <w:pPr>
+        <w:pStyle w:val="Heading2"/>
+      </w:pPr>
+      <w:r>
+        <w:t xml:space="preserve">192.5 각성</w:t>
+      </w:r>
+    </w:p>
+    <w:p>
+      <w:r>
+        <w:pict>
+          <v:rect style="width:0;height:1.5pt" o:hralign="center" o:hrstd="t" o:hr="t"/>
+        </w:pict>
+      </w:r>
+    </w:p>
+    <w:bookmarkEnd w:id="421"/>
+    <w:bookmarkStart w:id="422" w:name="클라이맥스-1"/>
+    <w:p>
+      <w:pPr>
+        <w:pStyle w:val="Heading2"/>
+      </w:pPr>
+      <w:r>
+        <w:t xml:space="preserve">192.6 클라이맥스</w:t>
+      </w:r>
+    </w:p>
+    <w:p>
+      <w:r>
+        <w:pict>
+          <v:rect style="width:0;height:1.5pt" o:hralign="center" o:hrstd="t" o:hr="t"/>
+        </w:pict>
+      </w:r>
+    </w:p>
+    <w:bookmarkEnd w:id="422"/>
+    <w:bookmarkStart w:id="423" w:name="결말-1"/>
+    <w:p>
+      <w:pPr>
+        <w:pStyle w:val="Heading2"/>
+      </w:pPr>
+      <w:r>
+        <w:t xml:space="preserve">192.7 결말</w:t>
+      </w:r>
+    </w:p>
+    <w:p>
+      <w:r>
+        <w:pict>
+          <v:rect style="width:0;height:1.5pt" o:hralign="center" o:hrstd="t" o:hr="t"/>
+        </w:pict>
+      </w:r>
+    </w:p>
+    <w:bookmarkEnd w:id="423"/>
+    <w:bookmarkStart w:id="424" w:name="플롯-지도"/>
+    <w:p>
+      <w:pPr>
+        <w:pStyle w:val="Heading2"/>
+      </w:pPr>
+      <w:r>
+        <w:t xml:space="preserve">192.8 플롯 지도</w:t>
+      </w:r>
+    </w:p>
+    <w:p>
+      <w:pPr>
+        <w:pStyle w:val="FirstParagraph"/>
+      </w:pPr>
+      <w:r>
+        <w:t xml:space="preserve">발단</w:t>
+      </w:r>
+    </w:p>
+    <w:p>
+      <w:pPr>
+        <w:pStyle w:val="BodyText"/>
+      </w:pPr>
+      <w:r>
+        <w:t xml:space="preserve">↓</w:t>
+      </w:r>
+    </w:p>
+    <w:p>
+      <w:pPr>
+        <w:pStyle w:val="BodyText"/>
+      </w:pPr>
+      <w:r>
+        <w:t xml:space="preserve">전환점</w:t>
+      </w:r>
+    </w:p>
+    <w:p>
+      <w:pPr>
+        <w:pStyle w:val="BodyText"/>
+      </w:pPr>
+      <w:r>
+        <w:t xml:space="preserve">↓</w:t>
+      </w:r>
+    </w:p>
+    <w:p>
+      <w:pPr>
+        <w:pStyle w:val="BodyText"/>
+      </w:pPr>
+      <w:r>
+        <w:t xml:space="preserve">위기</w:t>
+      </w:r>
+    </w:p>
+    <w:p>
+      <w:pPr>
+        <w:pStyle w:val="BodyText"/>
+      </w:pPr>
+      <w:r>
+        <w:t xml:space="preserve">↓</w:t>
+      </w:r>
+    </w:p>
+    <w:p>
+      <w:pPr>
+        <w:pStyle w:val="BodyText"/>
+      </w:pPr>
+      <w:r>
+        <w:t xml:space="preserve">클라이맥스</w:t>
+      </w:r>
+    </w:p>
+    <w:p>
+      <w:pPr>
+        <w:pStyle w:val="BodyText"/>
+      </w:pPr>
+      <w:r>
+        <w:t xml:space="preserve">↓</w:t>
+      </w:r>
+    </w:p>
+    <w:p>
+      <w:pPr>
+        <w:pStyle w:val="BodyText"/>
+      </w:pPr>
+      <w:r>
+        <w:t xml:space="preserve">결말</w:t>
+      </w:r>
+    </w:p>
+    <w:bookmarkEnd w:id="424"/>
+    <w:bookmarkEnd w:id="425"/>
+    <w:bookmarkStart w:id="426" w:name="에피소드-시트"/>
+    <w:p>
+      <w:pPr>
+        <w:pStyle w:val="Heading1"/>
+      </w:pPr>
+      <w:r>
+        <w:t xml:space="preserve">193. 에피소드 시트</w:t>
+      </w:r>
+    </w:p>
+    <w:bookmarkEnd w:id="426"/>
+    <w:bookmarkStart w:id="434" w:name="에피소드-시트-1"/>
+    <w:p>
+      <w:pPr>
+        <w:pStyle w:val="Heading1"/>
+      </w:pPr>
+      <w:r>
+        <w:t xml:space="preserve">194. 에피소드 시트</w:t>
+      </w:r>
+    </w:p>
+    <w:bookmarkStart w:id="427" w:name="에피소드-제목"/>
+    <w:p>
+      <w:pPr>
+        <w:pStyle w:val="Heading2"/>
+      </w:pPr>
+      <w:r>
+        <w:t xml:space="preserve">194.1 에피소드 제목</w:t>
+      </w:r>
+    </w:p>
+    <w:p>
+      <w:r>
+        <w:pict>
+          <v:rect style="width:0;height:1.5pt" o:hralign="center" o:hrstd="t" o:hr="t"/>
+        </w:pict>
+      </w:r>
+    </w:p>
+    <w:bookmarkEnd w:id="427"/>
+    <w:bookmarkStart w:id="428" w:name="목표-2"/>
+    <w:p>
+      <w:pPr>
+        <w:pStyle w:val="Heading2"/>
+      </w:pPr>
+      <w:r>
+        <w:t xml:space="preserve">194.2 목표</w:t>
+      </w:r>
+    </w:p>
+    <w:p>
+      <w:r>
+        <w:pict>
+          <v:rect style="width:0;height:1.5pt" o:hralign="center" o:hrstd="t" o:hr="t"/>
+        </w:pict>
+      </w:r>
+    </w:p>
+    <w:bookmarkEnd w:id="428"/>
+    <w:bookmarkStart w:id="429" w:name="장애물-1"/>
+    <w:p>
+      <w:pPr>
+        <w:pStyle w:val="Heading2"/>
+      </w:pPr>
+      <w:r>
+        <w:t xml:space="preserve">194.3 장애물</w:t>
+      </w:r>
+    </w:p>
+    <w:p>
+      <w:r>
+        <w:pict>
+          <v:rect style="width:0;height:1.5pt" o:hralign="center" o:hrstd="t" o:hr="t"/>
+        </w:pict>
+      </w:r>
+    </w:p>
+    <w:bookmarkEnd w:id="429"/>
+    <w:bookmarkStart w:id="430" w:name="선택"/>
+    <w:p>
+      <w:pPr>
+        <w:pStyle w:val="Heading2"/>
+      </w:pPr>
+      <w:r>
+        <w:t xml:space="preserve">194.4 선택</w:t>
+      </w:r>
+    </w:p>
+    <w:p>
+      <w:r>
+        <w:pict>
+          <v:rect style="width:0;height:1.5pt" o:hralign="center" o:hrstd="t" o:hr="t"/>
+        </w:pict>
+      </w:r>
+    </w:p>
+    <w:bookmarkEnd w:id="430"/>
+    <w:bookmarkStart w:id="431" w:name="결과"/>
+    <w:p>
+      <w:pPr>
+        <w:pStyle w:val="Heading2"/>
+      </w:pPr>
+      <w:r>
+        <w:t xml:space="preserve">194.5 결과</w:t>
+      </w:r>
+    </w:p>
+    <w:p>
+      <w:r>
+        <w:pict>
+          <v:rect style="width:0;height:1.5pt" o:hralign="center" o:hrstd="t" o:hr="t"/>
+        </w:pict>
+      </w:r>
+    </w:p>
+    <w:bookmarkEnd w:id="431"/>
+    <w:bookmarkStart w:id="432" w:name="다음-문제"/>
+    <w:p>
+      <w:pPr>
+        <w:pStyle w:val="Heading2"/>
+      </w:pPr>
+      <w:r>
+        <w:t xml:space="preserve">194.6 다음 문제</w:t>
+      </w:r>
+    </w:p>
+    <w:p>
+      <w:r>
+        <w:pict>
+          <v:rect style="width:0;height:1.5pt" o:hralign="center" o:hrstd="t" o:hr="t"/>
+        </w:pict>
+      </w:r>
+    </w:p>
+    <w:bookmarkEnd w:id="432"/>
+    <w:bookmarkStart w:id="433" w:name="체크리스트-7"/>
+    <w:p>
+      <w:pPr>
+        <w:pStyle w:val="Heading2"/>
+      </w:pPr>
+      <w:r>
+        <w:t xml:space="preserve">194.7 체크리스트</w:t>
+      </w:r>
+    </w:p>
+    <w:p>
+      <w:pPr>
+        <w:pStyle w:val="Compact"/>
+        <w:numPr>
+          <w:ilvl w:val="0"/>
+          <w:numId w:val="1100"/>
+        </w:numPr>
+      </w:pPr>
+      <w:r>
+        <w:t xml:space="preserve">목표가 있는가?</w:t>
+      </w:r>
+    </w:p>
+    <w:p>
+      <w:pPr>
+        <w:pStyle w:val="Compact"/>
+        <w:numPr>
+          <w:ilvl w:val="0"/>
+          <w:numId w:val="1101"/>
+        </w:numPr>
+      </w:pPr>
+      <w:r>
+        <w:t xml:space="preserve">갈등이 있는가?</w:t>
+      </w:r>
+    </w:p>
+    <w:p>
+      <w:pPr>
+        <w:pStyle w:val="Compact"/>
+        <w:numPr>
+          <w:ilvl w:val="0"/>
+          <w:numId w:val="1102"/>
+        </w:numPr>
+      </w:pPr>
+      <w:r>
+        <w:t xml:space="preserve">변화가 있는가?</w:t>
+      </w:r>
+    </w:p>
+    <w:p>
+      <w:pPr>
+        <w:pStyle w:val="Compact"/>
+        <w:numPr>
+          <w:ilvl w:val="0"/>
+          <w:numId w:val="1103"/>
+        </w:numPr>
+      </w:pPr>
+      <w:r>
+        <w:t xml:space="preserve">다음 화로 연결되는가?</w:t>
+      </w:r>
+    </w:p>
+    <w:bookmarkEnd w:id="433"/>
+    <w:bookmarkEnd w:id="434"/>
+    <w:bookmarkStart w:id="435" w:name="장면-시트"/>
+    <w:p>
+      <w:pPr>
+        <w:pStyle w:val="Heading1"/>
+      </w:pPr>
+      <w:r>
+        <w:t xml:space="preserve">195. 장면 시트</w:t>
+      </w:r>
+    </w:p>
+    <w:bookmarkEnd w:id="435"/>
+    <w:bookmarkStart w:id="445" w:name="장면-시트-1"/>
+    <w:p>
+      <w:pPr>
+        <w:pStyle w:val="Heading1"/>
+      </w:pPr>
+      <w:r>
+        <w:t xml:space="preserve">196. 장면 시트</w:t>
+      </w:r>
+    </w:p>
+    <w:bookmarkStart w:id="436" w:name="장면-번호"/>
+    <w:p>
+      <w:pPr>
+        <w:pStyle w:val="Heading2"/>
+      </w:pPr>
+      <w:r>
+        <w:t xml:space="preserve">196.1 장면 번호</w:t>
+      </w:r>
+    </w:p>
+    <w:p>
+      <w:r>
+        <w:pict>
+          <v:rect style="width:0;height:1.5pt" o:hralign="center" o:hrstd="t" o:hr="t"/>
+        </w:pict>
+      </w:r>
+    </w:p>
+    <w:bookmarkEnd w:id="436"/>
+    <w:bookmarkStart w:id="437" w:name="장면-목적"/>
+    <w:p>
+      <w:pPr>
+        <w:pStyle w:val="Heading2"/>
+      </w:pPr>
+      <w:r>
+        <w:t xml:space="preserve">196.2 장면 목적</w:t>
+      </w:r>
+    </w:p>
+    <w:p>
+      <w:r>
+        <w:pict>
+          <v:rect style="width:0;height:1.5pt" o:hralign="center" o:hrstd="t" o:hr="t"/>
+        </w:pict>
+      </w:r>
+    </w:p>
+    <w:bookmarkEnd w:id="437"/>
+    <w:bookmarkStart w:id="438" w:name="등장인물"/>
+    <w:p>
+      <w:pPr>
+        <w:pStyle w:val="Heading2"/>
+      </w:pPr>
+      <w:r>
+        <w:t xml:space="preserve">196.3 등장인물</w:t>
+      </w:r>
+    </w:p>
+    <w:bookmarkEnd w:id="438"/>
+    <w:bookmarkStart w:id="439" w:name="장면-목표-2"/>
+    <w:p>
+      <w:pPr>
+        <w:pStyle w:val="Heading2"/>
+      </w:pPr>
+      <w:r>
+        <w:t xml:space="preserve">196.4 장면 목표</w:t>
+      </w:r>
+    </w:p>
+    <w:p>
+      <w:r>
+        <w:pict>
+          <v:rect style="width:0;height:1.5pt" o:hralign="center" o:hrstd="t" o:hr="t"/>
+        </w:pict>
+      </w:r>
+    </w:p>
+    <w:bookmarkEnd w:id="439"/>
+    <w:bookmarkStart w:id="440" w:name="갈등"/>
+    <w:p>
+      <w:pPr>
+        <w:pStyle w:val="Heading2"/>
+      </w:pPr>
+      <w:r>
+        <w:t xml:space="preserve">196.5 갈등</w:t>
+      </w:r>
+    </w:p>
+    <w:p>
+      <w:r>
+        <w:pict>
+          <v:rect style="width:0;height:1.5pt" o:hralign="center" o:hrstd="t" o:hr="t"/>
+        </w:pict>
+      </w:r>
+    </w:p>
+    <w:bookmarkEnd w:id="440"/>
+    <w:bookmarkStart w:id="441" w:name="행동"/>
+    <w:p>
+      <w:pPr>
+        <w:pStyle w:val="Heading2"/>
+      </w:pPr>
+      <w:r>
+        <w:t xml:space="preserve">196.6 행동</w:t>
+      </w:r>
+    </w:p>
+    <w:p>
+      <w:r>
+        <w:pict>
+          <v:rect style="width:0;height:1.5pt" o:hralign="center" o:hrstd="t" o:hr="t"/>
+        </w:pict>
+      </w:r>
+    </w:p>
+    <w:bookmarkEnd w:id="441"/>
+    <w:bookmarkStart w:id="442" w:name="결과-1"/>
+    <w:p>
+      <w:pPr>
+        <w:pStyle w:val="Heading2"/>
+      </w:pPr>
+      <w:r>
+        <w:t xml:space="preserve">196.7 결과</w:t>
+      </w:r>
+    </w:p>
+    <w:p>
+      <w:r>
+        <w:pict>
+          <v:rect style="width:0;height:1.5pt" o:hralign="center" o:hrstd="t" o:hr="t"/>
+        </w:pict>
+      </w:r>
+    </w:p>
+    <w:bookmarkEnd w:id="442"/>
+    <w:bookmarkStart w:id="443" w:name="변화"/>
+    <w:p>
+      <w:pPr>
+        <w:pStyle w:val="Heading2"/>
+      </w:pPr>
+      <w:r>
+        <w:t xml:space="preserve">196.8 변화</w:t>
+      </w:r>
+    </w:p>
+    <w:p>
+      <w:pPr>
+        <w:pStyle w:val="FirstParagraph"/>
+      </w:pPr>
+      <w:r>
+        <w:t xml:space="preserve">장면 시작 상태</w:t>
+      </w:r>
+    </w:p>
+    <w:p>
+      <w:pPr>
+        <w:pStyle w:val="BodyText"/>
+      </w:pPr>
+      <w:r>
+        <w:t xml:space="preserve">↓</w:t>
+      </w:r>
+    </w:p>
+    <w:p>
+      <w:r>
+        <w:pict>
+          <v:rect style="width:0;height:1.5pt" o:hralign="center" o:hrstd="t" o:hr="t"/>
+        </w:pict>
+      </w:r>
+    </w:p>
+    <w:p>
+      <w:pPr>
+        <w:pStyle w:val="FirstParagraph"/>
+      </w:pPr>
+      <w:r>
+        <w:t xml:space="preserve">↓</w:t>
+      </w:r>
+    </w:p>
+    <w:p>
+      <w:pPr>
+        <w:pStyle w:val="BodyText"/>
+      </w:pPr>
+      <w:r>
+        <w:t xml:space="preserve">장면 종료 상태</w:t>
+      </w:r>
+    </w:p>
+    <w:bookmarkEnd w:id="443"/>
+    <w:bookmarkStart w:id="444" w:name="검증"/>
+    <w:p>
+      <w:pPr>
+        <w:pStyle w:val="Heading2"/>
+      </w:pPr>
+      <w:r>
+        <w:t xml:space="preserve">196.9 검증</w:t>
+      </w:r>
+    </w:p>
+    <w:p>
+      <w:pPr>
+        <w:pStyle w:val="Compact"/>
+        <w:numPr>
+          <w:ilvl w:val="0"/>
+          <w:numId w:val="1105"/>
+        </w:numPr>
+      </w:pPr>
+      <w:r>
+        <w:t xml:space="preserve">목표가 있는가?</w:t>
+      </w:r>
+    </w:p>
+    <w:p>
+      <w:pPr>
+        <w:pStyle w:val="Compact"/>
+        <w:numPr>
+          <w:ilvl w:val="0"/>
+          <w:numId w:val="1106"/>
+        </w:numPr>
+      </w:pPr>
+      <w:r>
+        <w:t xml:space="preserve">갈등이 있는가?</w:t>
+      </w:r>
+    </w:p>
+    <w:p>
+      <w:pPr>
+        <w:pStyle w:val="Compact"/>
+        <w:numPr>
+          <w:ilvl w:val="0"/>
+          <w:numId w:val="1107"/>
+        </w:numPr>
+      </w:pPr>
+      <w:r>
+        <w:t xml:space="preserve">결과가 있는가?</w:t>
+      </w:r>
+    </w:p>
+    <w:p>
+      <w:pPr>
+        <w:pStyle w:val="Compact"/>
+        <w:numPr>
+          <w:ilvl w:val="0"/>
+          <w:numId w:val="1108"/>
+        </w:numPr>
+      </w:pPr>
+      <w:r>
+        <w:t xml:space="preserve">상태 변화가 있는가?</w:t>
+      </w:r>
+      <w:r>
+        <w:t xml:space="preserve"> </w:t>
+      </w:r>
+      <w:r>
+        <w:t xml:space="preserve">``</w:t>
+      </w:r>
+    </w:p>
+    <w:bookmarkEnd w:id="444"/>
+    <w:bookmarkEnd w:id="445"/>
     <w:sectPr>
       <w:footnotePr>
         <w:numRestart w:val="eachSect"/>
@@ -6231,6 +13237,82 @@
       <w:rPr>
         <w:rFonts w:ascii="Wingdings" w:hAnsi="Wingdings" w:cs="Wingdings" w:hint="default"/>
       </w:rPr>
+    </w:lvl>
+  </w:abstractNum>
+  <w:abstractNum w:abstractNumId="992">
+    <w:nsid w:val="0000A992"/>
+    <w:multiLevelType w:val="multilevel"/>
+    <w:lvl w:ilvl="0">
+      <w:numFmt w:val="bullet"/>
+      <w:lvlText w:val="☐"/>
+      <w:lvlJc w:val="left"/>
+      <w:pPr>
+        <w:ind w:left="720" w:hanging="360"/>
+      </w:pPr>
+    </w:lvl>
+    <w:lvl w:ilvl="1">
+      <w:numFmt w:val="bullet"/>
+      <w:lvlText w:val="☐"/>
+      <w:lvlJc w:val="left"/>
+      <w:pPr>
+        <w:ind w:left="1440" w:hanging="360"/>
+      </w:pPr>
+    </w:lvl>
+    <w:lvl w:ilvl="2">
+      <w:numFmt w:val="bullet"/>
+      <w:lvlText w:val="☐"/>
+      <w:lvlJc w:val="left"/>
+      <w:pPr>
+        <w:ind w:left="2160" w:hanging="360"/>
+      </w:pPr>
+    </w:lvl>
+    <w:lvl w:ilvl="3">
+      <w:numFmt w:val="bullet"/>
+      <w:lvlText w:val="☐"/>
+      <w:lvlJc w:val="left"/>
+      <w:pPr>
+        <w:ind w:left="2880" w:hanging="360"/>
+      </w:pPr>
+    </w:lvl>
+    <w:lvl w:ilvl="4">
+      <w:numFmt w:val="bullet"/>
+      <w:lvlText w:val="☐"/>
+      <w:lvlJc w:val="left"/>
+      <w:pPr>
+        <w:ind w:left="3600" w:hanging="360"/>
+      </w:pPr>
+    </w:lvl>
+    <w:lvl w:ilvl="5">
+      <w:numFmt w:val="bullet"/>
+      <w:lvlText w:val="☐"/>
+      <w:lvlJc w:val="left"/>
+      <w:pPr>
+        <w:ind w:left="4320" w:hanging="360"/>
+      </w:pPr>
+    </w:lvl>
+    <w:lvl w:ilvl="6">
+      <w:numFmt w:val="bullet"/>
+      <w:lvlText w:val="☐"/>
+      <w:lvlJc w:val="left"/>
+      <w:pPr>
+        <w:ind w:left="5040" w:hanging="360"/>
+      </w:pPr>
+    </w:lvl>
+    <w:lvl w:ilvl="7">
+      <w:numFmt w:val="bullet"/>
+      <w:lvlText w:val="☐"/>
+      <w:lvlJc w:val="left"/>
+      <w:pPr>
+        <w:ind w:left="5760" w:hanging="360"/>
+      </w:pPr>
+    </w:lvl>
+    <w:lvl w:ilvl="8">
+      <w:numFmt w:val="bullet"/>
+      <w:lvlText w:val="☐"/>
+      <w:lvlJc w:val="left"/>
+      <w:pPr>
+        <w:ind w:left="6480" w:hanging="360"/>
+      </w:pPr>
     </w:lvl>
   </w:abstractNum>
   <w:num w:numId="1000">
@@ -6418,6 +13500,255 @@
   </w:num>
   <w:num w:numId="1043">
     <w:abstractNumId w:val="991"/>
+  </w:num>
+  <w:num w:numId="1044">
+    <w:abstractNumId w:val="99411"/>
+    <w:lvlOverride w:ilvl="0">
+      <w:startOverride w:val="1"/>
+    </w:lvlOverride>
+    <w:lvlOverride w:ilvl="1">
+      <w:startOverride w:val="1"/>
+    </w:lvlOverride>
+    <w:lvlOverride w:ilvl="2">
+      <w:startOverride w:val="1"/>
+    </w:lvlOverride>
+    <w:lvlOverride w:ilvl="3">
+      <w:startOverride w:val="1"/>
+    </w:lvlOverride>
+    <w:lvlOverride w:ilvl="4">
+      <w:startOverride w:val="1"/>
+    </w:lvlOverride>
+    <w:lvlOverride w:ilvl="5">
+      <w:startOverride w:val="1"/>
+    </w:lvlOverride>
+    <w:lvlOverride w:ilvl="6">
+      <w:startOverride w:val="1"/>
+    </w:lvlOverride>
+    <w:lvlOverride w:ilvl="7">
+      <w:startOverride w:val="1"/>
+    </w:lvlOverride>
+    <w:lvlOverride w:ilvl="8">
+      <w:startOverride w:val="1"/>
+    </w:lvlOverride>
+  </w:num>
+  <w:num w:numId="1045">
+    <w:abstractNumId w:val="991"/>
+  </w:num>
+  <w:num w:numId="1046">
+    <w:abstractNumId w:val="991"/>
+  </w:num>
+  <w:num w:numId="1047">
+    <w:abstractNumId w:val="991"/>
+  </w:num>
+  <w:num w:numId="1048">
+    <w:abstractNumId w:val="991"/>
+  </w:num>
+  <w:num w:numId="1049">
+    <w:abstractNumId w:val="991"/>
+  </w:num>
+  <w:num w:numId="1050">
+    <w:abstractNumId w:val="991"/>
+  </w:num>
+  <w:num w:numId="1051">
+    <w:abstractNumId w:val="991"/>
+  </w:num>
+  <w:num w:numId="1052">
+    <w:abstractNumId w:val="991"/>
+  </w:num>
+  <w:num w:numId="1053">
+    <w:abstractNumId w:val="991"/>
+  </w:num>
+  <w:num w:numId="1054">
+    <w:abstractNumId w:val="991"/>
+  </w:num>
+  <w:num w:numId="1055">
+    <w:abstractNumId w:val="991"/>
+  </w:num>
+  <w:num w:numId="1056">
+    <w:abstractNumId w:val="991"/>
+  </w:num>
+  <w:num w:numId="1057">
+    <w:abstractNumId w:val="992"/>
+  </w:num>
+  <w:num w:numId="1058">
+    <w:abstractNumId w:val="992"/>
+  </w:num>
+  <w:num w:numId="1059">
+    <w:abstractNumId w:val="992"/>
+  </w:num>
+  <w:num w:numId="1060">
+    <w:abstractNumId w:val="992"/>
+  </w:num>
+  <w:num w:numId="1061">
+    <w:abstractNumId w:val="992"/>
+  </w:num>
+  <w:num w:numId="1062">
+    <w:abstractNumId w:val="991"/>
+  </w:num>
+  <w:num w:numId="1063">
+    <w:abstractNumId w:val="991"/>
+  </w:num>
+  <w:num w:numId="1064">
+    <w:abstractNumId w:val="991"/>
+  </w:num>
+  <w:num w:numId="1065">
+    <w:abstractNumId w:val="991"/>
+  </w:num>
+  <w:num w:numId="1066">
+    <w:abstractNumId w:val="991"/>
+  </w:num>
+  <w:num w:numId="1067">
+    <w:abstractNumId w:val="991"/>
+  </w:num>
+  <w:num w:numId="1068">
+    <w:abstractNumId w:val="991"/>
+  </w:num>
+  <w:num w:numId="1069">
+    <w:abstractNumId w:val="991"/>
+  </w:num>
+  <w:num w:numId="1070">
+    <w:abstractNumId w:val="991"/>
+  </w:num>
+  <w:num w:numId="1071">
+    <w:abstractNumId w:val="991"/>
+  </w:num>
+  <w:num w:numId="1072">
+    <w:abstractNumId w:val="991"/>
+  </w:num>
+  <w:num w:numId="1073">
+    <w:abstractNumId w:val="991"/>
+  </w:num>
+  <w:num w:numId="1074">
+    <w:abstractNumId w:val="991"/>
+  </w:num>
+  <w:num w:numId="1075">
+    <w:abstractNumId w:val="991"/>
+  </w:num>
+  <w:num w:numId="1076">
+    <w:abstractNumId w:val="991"/>
+  </w:num>
+  <w:num w:numId="1077">
+    <w:abstractNumId w:val="991"/>
+  </w:num>
+  <w:num w:numId="1078">
+    <w:abstractNumId w:val="991"/>
+  </w:num>
+  <w:num w:numId="1079">
+    <w:abstractNumId w:val="991"/>
+  </w:num>
+  <w:num w:numId="1080">
+    <w:abstractNumId w:val="991"/>
+  </w:num>
+  <w:num w:numId="1081">
+    <w:abstractNumId w:val="991"/>
+  </w:num>
+  <w:num w:numId="1082">
+    <w:abstractNumId w:val="99411"/>
+    <w:lvlOverride w:ilvl="0">
+      <w:startOverride w:val="1"/>
+    </w:lvlOverride>
+    <w:lvlOverride w:ilvl="1">
+      <w:startOverride w:val="1"/>
+    </w:lvlOverride>
+    <w:lvlOverride w:ilvl="2">
+      <w:startOverride w:val="1"/>
+    </w:lvlOverride>
+    <w:lvlOverride w:ilvl="3">
+      <w:startOverride w:val="1"/>
+    </w:lvlOverride>
+    <w:lvlOverride w:ilvl="4">
+      <w:startOverride w:val="1"/>
+    </w:lvlOverride>
+    <w:lvlOverride w:ilvl="5">
+      <w:startOverride w:val="1"/>
+    </w:lvlOverride>
+    <w:lvlOverride w:ilvl="6">
+      <w:startOverride w:val="1"/>
+    </w:lvlOverride>
+    <w:lvlOverride w:ilvl="7">
+      <w:startOverride w:val="1"/>
+    </w:lvlOverride>
+    <w:lvlOverride w:ilvl="8">
+      <w:startOverride w:val="1"/>
+    </w:lvlOverride>
+  </w:num>
+  <w:num w:numId="1083">
+    <w:abstractNumId w:val="991"/>
+  </w:num>
+  <w:num w:numId="1084">
+    <w:abstractNumId w:val="991"/>
+  </w:num>
+  <w:num w:numId="1085">
+    <w:abstractNumId w:val="992"/>
+  </w:num>
+  <w:num w:numId="1086">
+    <w:abstractNumId w:val="992"/>
+  </w:num>
+  <w:num w:numId="1087">
+    <w:abstractNumId w:val="992"/>
+  </w:num>
+  <w:num w:numId="1088">
+    <w:abstractNumId w:val="992"/>
+  </w:num>
+  <w:num w:numId="1089">
+    <w:abstractNumId w:val="992"/>
+  </w:num>
+  <w:num w:numId="1090">
+    <w:abstractNumId w:val="992"/>
+  </w:num>
+  <w:num w:numId="1091">
+    <w:abstractNumId w:val="992"/>
+  </w:num>
+  <w:num w:numId="1092">
+    <w:abstractNumId w:val="992"/>
+  </w:num>
+  <w:num w:numId="1093">
+    <w:abstractNumId w:val="992"/>
+  </w:num>
+  <w:num w:numId="1094">
+    <w:abstractNumId w:val="991"/>
+  </w:num>
+  <w:num w:numId="1095">
+    <w:abstractNumId w:val="991"/>
+  </w:num>
+  <w:num w:numId="1096">
+    <w:abstractNumId w:val="991"/>
+  </w:num>
+  <w:num w:numId="1097">
+    <w:abstractNumId w:val="992"/>
+  </w:num>
+  <w:num w:numId="1098">
+    <w:abstractNumId w:val="992"/>
+  </w:num>
+  <w:num w:numId="1099">
+    <w:abstractNumId w:val="992"/>
+  </w:num>
+  <w:num w:numId="1100">
+    <w:abstractNumId w:val="992"/>
+  </w:num>
+  <w:num w:numId="1101">
+    <w:abstractNumId w:val="992"/>
+  </w:num>
+  <w:num w:numId="1102">
+    <w:abstractNumId w:val="992"/>
+  </w:num>
+  <w:num w:numId="1103">
+    <w:abstractNumId w:val="992"/>
+  </w:num>
+  <w:num w:numId="1104">
+    <w:abstractNumId w:val="991"/>
+  </w:num>
+  <w:num w:numId="1105">
+    <w:abstractNumId w:val="992"/>
+  </w:num>
+  <w:num w:numId="1106">
+    <w:abstractNumId w:val="992"/>
+  </w:num>
+  <w:num w:numId="1107">
+    <w:abstractNumId w:val="992"/>
+  </w:num>
+  <w:num w:numId="1108">
+    <w:abstractNumId w:val="992"/>
   </w:num>
 </w:numbering>
 </file>
